--- a/docs/files/nortal/nortal_FY2025_lt.docx
+++ b/docs/files/nortal/nortal_FY2025_lt.docx
@@ -1516,24 +1516,10 @@
         <w:rPr>
           <w:sz w:val="24"/>
         </w:rPr>
-        <w:t xml:space="preserve">☐ </w:t>
+        <w:t xml:space="preserve">☑ </w:t>
       </w:r>
       <w:r>
         <w:t>Yes, the company is not in the list of sanctions (add a screenshot)</w:t>
-      </w:r>
-    </w:p>
-    <w:p>
-      <w:pPr>
-        <w:spacing w:after="0"/>
-        <w:ind w:left="397"/>
-      </w:pPr>
-      <w:r>
-        <w:rPr>
-          <w:b/>
-          <w:color w:val="B42318"/>
-          <w:sz w:val="19"/>
-        </w:rPr>
-        <w:t>Reikia peržiūrėti</w:t>
       </w:r>
     </w:p>
     <w:p>
@@ -1553,7 +1539,7 @@
           <w:color w:val="333333"/>
           <w:sz w:val="19"/>
         </w:rPr>
-        <w:t>Automatinė patikra ES, JT, JAV OFAC ir JK konsoliduotuose sankcijų sąrašuose.</w:t>
+        <w:t>Nerasta EU, UN, UK, US OFAC konsoliduotuose sankcijų sąrašuose (automatinė patikra 2026-10-22).</w:t>
       </w:r>
     </w:p>
     <w:p>

--- a/docs/files/nortal/nortal_FY2025_lt.docx
+++ b/docs/files/nortal/nortal_FY2025_lt.docx
@@ -2,112 +2,287 @@
 <file path=word/document.xml><?xml version="1.0" encoding="utf-8"?>
 <w:document xmlns:wpc="http://schemas.microsoft.com/office/word/2010/wordprocessingCanvas" xmlns:mo="http://schemas.microsoft.com/office/mac/office/2008/main" xmlns:mc="http://schemas.openxmlformats.org/markup-compatibility/2006" xmlns:mv="urn:schemas-microsoft-com:mac:vml" xmlns:o="urn:schemas-microsoft-com:office:office" xmlns:r="http://schemas.openxmlformats.org/officeDocument/2006/relationships" xmlns:m="http://schemas.openxmlformats.org/officeDocument/2006/math" xmlns:v="urn:schemas-microsoft-com:vml" xmlns:wp14="http://schemas.microsoft.com/office/word/2010/wordprocessingDrawing" xmlns:wp="http://schemas.openxmlformats.org/drawingml/2006/wordprocessingDrawing" xmlns:w10="urn:schemas-microsoft-com:office:word" xmlns:w="http://schemas.openxmlformats.org/wordprocessingml/2006/main" xmlns:w14="http://schemas.microsoft.com/office/word/2010/wordml" xmlns:wpg="http://schemas.microsoft.com/office/word/2010/wordprocessingGroup" xmlns:wpi="http://schemas.microsoft.com/office/word/2010/wordprocessingInk" xmlns:wne="http://schemas.microsoft.com/office/word/2006/wordml" xmlns:wps="http://schemas.microsoft.com/office/word/2010/wordprocessingShape" mc:Ignorable="w14 wp14">
   <w:body>
+    <w:tbl>
+      <w:tblPr>
+        <w:tblW w:w="9639" w:type="dxa"/>
+        <w:tblBorders>
+          <w:top w:val="nil"/>
+          <w:left w:val="nil"/>
+          <w:bottom w:val="nil"/>
+          <w:right w:val="nil"/>
+          <w:insideH w:val="nil"/>
+          <w:insideV w:val="nil"/>
+        </w:tblBorders>
+        <w:tblLayout w:type="fixed"/>
+        <w:tblCellMar>
+          <w:top w:w="260" w:type="dxa"/>
+          <w:left w:w="280" w:type="dxa"/>
+          <w:bottom w:w="260" w:type="dxa"/>
+          <w:right w:w="280" w:type="dxa"/>
+        </w:tblCellMar>
+        <w:tblLook w:firstColumn="1" w:firstRow="1" w:lastColumn="0" w:lastRow="0" w:noHBand="0" w:noVBand="1" w:val="04A0"/>
+      </w:tblPr>
+      <w:tblGrid>
+        <w:gridCol w:w="7030"/>
+        <w:gridCol w:w="2608"/>
+      </w:tblGrid>
+      <w:tr>
+        <w:tc>
+          <w:tcPr>
+            <w:tcW w:type="dxa" w:w="7030"/>
+            <w:shd w:val="clear" w:color="auto" w:fill="1F4E79"/>
+          </w:tcPr>
+          <w:p>
+            <w:pPr>
+              <w:spacing w:before="0" w:after="0"/>
+            </w:pPr>
+            <w:r>
+              <w:rPr>
+                <w:b/>
+                <w:caps/>
+                <w:color w:val="AFC6DD"/>
+                <w:sz w:val="17"/>
+              </w:rPr>
+              <w:t>Emitento apžvalga · FY2025</w:t>
+            </w:r>
+          </w:p>
+          <w:p>
+            <w:pPr>
+              <w:spacing w:before="40" w:after="0"/>
+            </w:pPr>
+            <w:r>
+              <w:rPr>
+                <w:b/>
+                <w:color w:val="FFFFFF"/>
+                <w:sz w:val="52"/>
+              </w:rPr>
+              <w:t>Nortal</w:t>
+            </w:r>
+          </w:p>
+        </w:tc>
+        <w:tc>
+          <w:tcPr>
+            <w:tcW w:type="dxa" w:w="2608"/>
+            <w:shd w:val="clear" w:color="auto" w:fill="1F4E79"/>
+          </w:tcPr>
+          <w:p>
+            <w:pPr>
+              <w:spacing w:before="280" w:after="0"/>
+              <w:jc w:val="right"/>
+            </w:pPr>
+            <w:r>
+              <w:rPr>
+                <w:b/>
+                <w:color w:val="9A6400"/>
+                <w:sz w:val="19"/>
+                <w:shd w:val="clear" w:color="auto" w:fill="FDF1D8"/>
+              </w:rPr>
+              <w:t xml:space="preserve">  ●  STEBĖTI  </w:t>
+            </w:r>
+          </w:p>
+        </w:tc>
+      </w:tr>
+    </w:tbl>
     <w:p>
       <w:pPr>
-        <w:spacing w:after="0"/>
+        <w:pBdr>
+          <w:top w:val="single" w:sz="12" w:color="2A78D6" w:space="0"/>
+        </w:pBdr>
+        <w:spacing w:before="0" w:after="200" w:line="120" w:lineRule="auto"/>
       </w:pPr>
-      <w:r>
-        <w:rPr>
-          <w:b/>
-          <w:color w:val="1F4E79"/>
-          <w:sz w:val="48"/>
-        </w:rPr>
-        <w:t>Nortal</w:t>
-      </w:r>
-    </w:p>
-    <w:p>
-      <w:r>
-        <w:rPr>
-          <w:color w:val="5F6B7A"/>
-          <w:sz w:val="24"/>
-        </w:rPr>
-        <w:t>Emitento apžvalga · FY2025</w:t>
-      </w:r>
-    </w:p>
-    <w:p>
-      <w:pPr>
-        <w:spacing w:after="0"/>
-      </w:pPr>
-      <w:r>
-        <w:rPr>
-          <w:b/>
-          <w:sz w:val="19"/>
-        </w:rPr>
-        <w:t xml:space="preserve">Analizės data: </w:t>
-      </w:r>
-      <w:r>
-        <w:rPr>
-          <w:b w:val="0"/>
-          <w:sz w:val="19"/>
-        </w:rPr>
-        <w:t>2026-10-22</w:t>
-      </w:r>
-    </w:p>
-    <w:p>
-      <w:pPr>
-        <w:spacing w:after="0"/>
-      </w:pPr>
-      <w:r>
-        <w:rPr>
-          <w:b/>
-          <w:sz w:val="19"/>
-        </w:rPr>
-        <w:t xml:space="preserve">Reitingas: </w:t>
-      </w:r>
-      <w:r>
-        <w:rPr>
-          <w:b w:val="0"/>
-          <w:sz w:val="19"/>
-        </w:rPr>
-        <w:t>nerasta (no public credit rating found)</w:t>
-      </w:r>
-    </w:p>
-    <w:p>
-      <w:pPr>
-        <w:spacing w:after="0"/>
-      </w:pPr>
-      <w:r>
-        <w:rPr>
-          <w:b/>
-          <w:sz w:val="19"/>
-        </w:rPr>
-        <w:t xml:space="preserve">Kita ataskaita: </w:t>
-      </w:r>
-      <w:r>
-        <w:rPr>
-          <w:b w:val="0"/>
-          <w:sz w:val="19"/>
-        </w:rPr>
-        <w:t>nerasta - Nortal reports are published only on its password-protected investor portal</w:t>
-      </w:r>
-      <w:hyperlink r:id="rId10">
-        <w:r>
-          <w:rPr>
-            <w:color w:val="2A78D6"/>
-            <w:vertAlign w:val="superscript"/>
-            <w:sz w:val="16"/>
-          </w:rPr>
-          <w:t xml:space="preserve">1</w:t>
-        </w:r>
-      </w:hyperlink>
     </w:p>
     <w:tbl>
       <w:tblPr>
-        <w:tblW w:type="auto" w:w="0"/>
+        <w:tblW w:w="9639" w:type="dxa"/>
+        <w:tblBorders>
+          <w:top w:val="nil"/>
+          <w:left w:val="nil"/>
+          <w:bottom w:val="nil"/>
+          <w:right w:val="nil"/>
+          <w:insideH w:val="nil"/>
+          <w:insideV w:val="nil"/>
+        </w:tblBorders>
+        <w:tblLayout w:type="fixed"/>
+        <w:tblCellMar>
+          <w:top w:w="0" w:type="dxa"/>
+          <w:left w:w="0" w:type="dxa"/>
+          <w:bottom w:w="120" w:type="dxa"/>
+          <w:right w:w="160" w:type="dxa"/>
+        </w:tblCellMar>
         <w:tblLook w:firstColumn="1" w:firstRow="1" w:lastColumn="0" w:lastRow="0" w:noHBand="0" w:noVBand="1" w:val="04A0"/>
       </w:tblPr>
       <w:tblGrid>
-        <w:gridCol w:w="9972"/>
+        <w:gridCol w:w="3213"/>
+        <w:gridCol w:w="3213"/>
+        <w:gridCol w:w="3213"/>
+      </w:tblGrid>
+      <w:tr>
+        <w:tc>
+          <w:tcPr>
+            <w:tcW w:type="dxa" w:w="3213"/>
+            <w:tcBorders>
+              <w:top w:val="nil"/>
+              <w:left w:val="nil"/>
+              <w:bottom w:val="single" w:sz="4" w:color="C9D3DE" w:space="0"/>
+              <w:right w:val="nil"/>
+            </w:tcBorders>
+          </w:tcPr>
+          <w:p>
+            <w:pPr>
+              <w:spacing w:before="0" w:after="20"/>
+            </w:pPr>
+            <w:r>
+              <w:rPr>
+                <w:b/>
+                <w:caps/>
+                <w:color w:val="5F6B7A"/>
+                <w:sz w:val="15"/>
+              </w:rPr>
+              <w:t>Analizės data</w:t>
+            </w:r>
+          </w:p>
+          <w:p>
+            <w:pPr>
+              <w:spacing w:before="0" w:after="0"/>
+            </w:pPr>
+            <w:r>
+              <w:rPr>
+                <w:b w:val="0"/>
+                <w:sz w:val="19"/>
+              </w:rPr>
+              <w:t>2026-10-22</w:t>
+            </w:r>
+          </w:p>
+        </w:tc>
+        <w:tc>
+          <w:tcPr>
+            <w:tcW w:type="dxa" w:w="3213"/>
+            <w:tcBorders>
+              <w:top w:val="nil"/>
+              <w:left w:val="nil"/>
+              <w:bottom w:val="single" w:sz="4" w:color="C9D3DE" w:space="0"/>
+              <w:right w:val="nil"/>
+            </w:tcBorders>
+          </w:tcPr>
+          <w:p>
+            <w:pPr>
+              <w:spacing w:before="0" w:after="20"/>
+            </w:pPr>
+            <w:r>
+              <w:rPr>
+                <w:b/>
+                <w:caps/>
+                <w:color w:val="5F6B7A"/>
+                <w:sz w:val="15"/>
+              </w:rPr>
+              <w:t>Reitingas</w:t>
+            </w:r>
+          </w:p>
+          <w:p>
+            <w:pPr>
+              <w:spacing w:before="0" w:after="0"/>
+            </w:pPr>
+            <w:r>
+              <w:rPr>
+                <w:b w:val="0"/>
+                <w:sz w:val="19"/>
+              </w:rPr>
+              <w:t>nerasta (no public credit rating found)</w:t>
+            </w:r>
+          </w:p>
+        </w:tc>
+        <w:tc>
+          <w:tcPr>
+            <w:tcW w:type="dxa" w:w="3213"/>
+            <w:tcBorders>
+              <w:top w:val="nil"/>
+              <w:left w:val="nil"/>
+              <w:bottom w:val="single" w:sz="4" w:color="C9D3DE" w:space="0"/>
+              <w:right w:val="nil"/>
+            </w:tcBorders>
+          </w:tcPr>
+          <w:p>
+            <w:pPr>
+              <w:spacing w:before="0" w:after="20"/>
+            </w:pPr>
+            <w:r>
+              <w:rPr>
+                <w:b/>
+                <w:caps/>
+                <w:color w:val="5F6B7A"/>
+                <w:sz w:val="15"/>
+              </w:rPr>
+              <w:t>Kita ataskaita</w:t>
+            </w:r>
+          </w:p>
+          <w:p>
+            <w:pPr>
+              <w:spacing w:before="0" w:after="0"/>
+            </w:pPr>
+            <w:r>
+              <w:rPr>
+                <w:b w:val="0"/>
+                <w:sz w:val="19"/>
+              </w:rPr>
+              <w:t>nerasta - Nortal reports are published only on its password-protected investor portal</w:t>
+            </w:r>
+            <w:hyperlink r:id="rId12">
+              <w:r>
+                <w:rPr>
+                  <w:color w:val="2A78D6"/>
+                  <w:vertAlign w:val="superscript"/>
+                  <w:sz w:val="16"/>
+                </w:rPr>
+                <w:t xml:space="preserve">1</w:t>
+              </w:r>
+            </w:hyperlink>
+          </w:p>
+        </w:tc>
+      </w:tr>
+    </w:tbl>
+    <w:p>
+      <w:pPr>
+        <w:spacing w:before="0" w:after="80"/>
+      </w:pPr>
+    </w:p>
+    <w:tbl>
+      <w:tblPr>
+        <w:tblW w:w="9639" w:type="dxa"/>
+        <w:tblBorders>
+          <w:top w:val="nil"/>
+          <w:left w:val="nil"/>
+          <w:bottom w:val="nil"/>
+          <w:right w:val="nil"/>
+          <w:insideH w:val="nil"/>
+          <w:insideV w:val="nil"/>
+        </w:tblBorders>
+        <w:tblLayout w:type="fixed"/>
+        <w:tblCellMar>
+          <w:top w:w="180" w:type="dxa"/>
+          <w:left w:w="260" w:type="dxa"/>
+          <w:bottom w:w="200" w:type="dxa"/>
+          <w:right w:w="260" w:type="dxa"/>
+        </w:tblCellMar>
+        <w:tblLook w:firstColumn="1" w:firstRow="1" w:lastColumn="0" w:lastRow="0" w:noHBand="0" w:noVBand="1" w:val="04A0"/>
+      </w:tblPr>
+      <w:tblGrid>
+        <w:gridCol w:w="9639"/>
       </w:tblGrid>
       <w:tr>
         <w:tc>
           <w:tcPr>
             <w:tcW w:type="dxa" w:w="9638"/>
+            <w:tcBorders>
+              <w:top w:val="nil"/>
+              <w:left w:val="single" w:sz="24" w:color="9A6400" w:space="0"/>
+              <w:bottom w:val="nil"/>
+              <w:right w:val="nil"/>
+            </w:tcBorders>
             <w:shd w:val="clear" w:color="auto" w:fill="FDF1D8"/>
           </w:tcPr>
           <w:p>
             <w:pPr>
-              <w:spacing w:before="60" w:after="60"/>
+              <w:spacing w:before="0" w:after="0" w:line="276" w:lineRule="auto"/>
             </w:pPr>
             <w:r>
               <w:rPr>
@@ -125,7 +300,7 @@
               </w:rPr>
               <w:t xml:space="preserve"> Nortal finansines ataskaitas skelbia tik slaptažodžiu apsaugotame investuotojų portale, todėl viešai žinomi tik 2025 m. pajamos 254,2 mln. EUR (+15 %) ir EBITDA 23,8 mln. EUR</w:t>
             </w:r>
-            <w:hyperlink r:id="rId10">
+            <w:hyperlink r:id="rId12">
               <w:r>
                 <w:rPr>
                   <w:color w:val="2A78D6"/>
@@ -142,7 +317,7 @@
               </w:rPr>
               <w:t>,</w:t>
             </w:r>
-            <w:hyperlink r:id="rId11">
+            <w:hyperlink r:id="rId13">
               <w:r>
                 <w:rPr>
                   <w:color w:val="2A78D6"/>
@@ -166,99 +341,172 @@
     </w:tbl>
     <w:p>
       <w:pPr>
-        <w:spacing w:after="0"/>
+        <w:spacing w:before="0" w:after="120"/>
       </w:pPr>
     </w:p>
     <w:tbl>
       <w:tblPr>
-        <w:tblW w:type="auto" w:w="0"/>
-        <w:jc w:val="center"/>
+        <w:tblW w:w="9639" w:type="dxa"/>
+        <w:tblBorders>
+          <w:top w:val="nil"/>
+          <w:left w:val="nil"/>
+          <w:bottom w:val="nil"/>
+          <w:right w:val="nil"/>
+          <w:insideH w:val="nil"/>
+          <w:insideV w:val="nil"/>
+        </w:tblBorders>
+        <w:tblLayout w:type="fixed"/>
+        <w:tblCellMar>
+          <w:top w:w="150" w:type="dxa"/>
+          <w:left w:w="170" w:type="dxa"/>
+          <w:bottom w:w="150" w:type="dxa"/>
+          <w:right w:w="100" w:type="dxa"/>
+        </w:tblCellMar>
         <w:tblLook w:firstColumn="1" w:firstRow="1" w:lastColumn="0" w:lastRow="0" w:noHBand="0" w:noVBand="1" w:val="04A0"/>
-        <w:tblBorders>
-          <w:top w:val="single" w:sz="4" w:color="FFFFFF"/>
-          <w:left w:val="nil"/>
-          <w:bottom w:val="single" w:sz="4" w:color="FFFFFF"/>
-          <w:right w:val="nil"/>
-          <w:insideH w:val="single" w:sz="4" w:color="FFFFFF"/>
-          <w:insideV w:val="nil"/>
-        </w:tblBorders>
       </w:tblPr>
       <w:tblGrid>
-        <w:gridCol w:w="4986"/>
-        <w:gridCol w:w="4986"/>
+        <w:gridCol w:w="4720"/>
+        <w:gridCol w:w="198"/>
+        <w:gridCol w:w="4720"/>
       </w:tblGrid>
       <w:tr>
         <w:tc>
           <w:tcPr>
-            <w:tcW w:type="dxa" w:w="4986"/>
-            <w:shd w:val="clear" w:color="auto" w:fill="EAF1F8"/>
+            <w:tcW w:type="dxa" w:w="4720"/>
+            <w:tcBorders>
+              <w:top w:val="single" w:sz="18" w:color="2A78D6" w:space="0"/>
+              <w:left w:val="single" w:sz="4" w:color="C9D3DE" w:space="0"/>
+              <w:bottom w:val="single" w:sz="4" w:color="C9D3DE" w:space="0"/>
+              <w:right w:val="single" w:sz="4" w:color="C9D3DE" w:space="0"/>
+            </w:tcBorders>
           </w:tcPr>
           <w:p>
-            <w:r/>
+            <w:pPr>
+              <w:spacing w:before="0" w:after="60"/>
+            </w:pPr>
             <w:r>
               <w:rPr>
+                <w:b/>
+                <w:caps/>
                 <w:color w:val="5F6B7A"/>
-                <w:sz w:val="16"/>
+                <w:sz w:val="14"/>
               </w:rPr>
-              <w:t>Pajamos (FY2025)</w:t>
+              <w:t>Pajamos</w:t>
+            </w:r>
+            <w:r>
+              <w:rPr>
+                <w:b w:val="0"/>
+                <w:color w:val="5F6B7A"/>
+                <w:sz w:val="14"/>
+              </w:rPr>
+              <w:t xml:space="preserve">  ·  FY2025</w:t>
             </w:r>
           </w:p>
           <w:p>
             <w:pPr>
-              <w:spacing w:after="0"/>
+              <w:spacing w:before="0" w:after="20"/>
             </w:pPr>
             <w:r>
               <w:rPr>
                 <w:b/>
                 <w:color w:val="1F4E79"/>
-                <w:sz w:val="26"/>
+                <w:sz w:val="34"/>
               </w:rPr>
-              <w:t>254,2 mln. EUR</w:t>
+              <w:t>254,2</w:t>
+            </w:r>
+            <w:r>
+              <w:rPr>
+                <w:b w:val="0"/>
+                <w:color w:val="5F6B7A"/>
+                <w:sz w:val="18"/>
+              </w:rPr>
+              <w:t xml:space="preserve"> mln. EUR</w:t>
             </w:r>
           </w:p>
           <w:p>
+            <w:pPr>
+              <w:spacing w:before="0" w:after="0"/>
+            </w:pPr>
             <w:r>
               <w:rPr>
+                <w:b w:val="0"/>
                 <w:color w:val="5F6B7A"/>
-                <w:sz w:val="16"/>
+                <w:sz w:val="15"/>
               </w:rPr>
+              <w:t xml:space="preserve"> </w:t>
             </w:r>
           </w:p>
         </w:tc>
         <w:tc>
           <w:tcPr>
-            <w:tcW w:type="dxa" w:w="4986"/>
-            <w:shd w:val="clear" w:color="auto" w:fill="EAF1F8"/>
+            <w:tcW w:type="dxa" w:w="198"/>
+          </w:tcPr>
+          <w:p/>
+        </w:tc>
+        <w:tc>
+          <w:tcPr>
+            <w:tcW w:type="dxa" w:w="4720"/>
+            <w:tcBorders>
+              <w:top w:val="single" w:sz="18" w:color="2A78D6" w:space="0"/>
+              <w:left w:val="single" w:sz="4" w:color="C9D3DE" w:space="0"/>
+              <w:bottom w:val="single" w:sz="4" w:color="C9D3DE" w:space="0"/>
+              <w:right w:val="single" w:sz="4" w:color="C9D3DE" w:space="0"/>
+            </w:tcBorders>
           </w:tcPr>
           <w:p>
-            <w:r/>
+            <w:pPr>
+              <w:spacing w:before="0" w:after="60"/>
+            </w:pPr>
             <w:r>
               <w:rPr>
+                <w:b/>
+                <w:caps/>
                 <w:color w:val="5F6B7A"/>
-                <w:sz w:val="16"/>
+                <w:sz w:val="14"/>
               </w:rPr>
-              <w:t>EBITDA (FY2025)</w:t>
+              <w:t>EBITDA</w:t>
+            </w:r>
+            <w:r>
+              <w:rPr>
+                <w:b w:val="0"/>
+                <w:color w:val="5F6B7A"/>
+                <w:sz w:val="14"/>
+              </w:rPr>
+              <w:t xml:space="preserve">  ·  FY2025</w:t>
             </w:r>
           </w:p>
           <w:p>
             <w:pPr>
-              <w:spacing w:after="0"/>
+              <w:spacing w:before="0" w:after="20"/>
             </w:pPr>
             <w:r>
               <w:rPr>
                 <w:b/>
                 <w:color w:val="1F4E79"/>
-                <w:sz w:val="26"/>
+                <w:sz w:val="34"/>
               </w:rPr>
-              <w:t>23,8 mln. EUR</w:t>
+              <w:t>23,8</w:t>
+            </w:r>
+            <w:r>
+              <w:rPr>
+                <w:b w:val="0"/>
+                <w:color w:val="5F6B7A"/>
+                <w:sz w:val="18"/>
+              </w:rPr>
+              <w:t xml:space="preserve"> mln. EUR</w:t>
             </w:r>
           </w:p>
           <w:p>
+            <w:pPr>
+              <w:spacing w:before="0" w:after="0"/>
+            </w:pPr>
             <w:r>
               <w:rPr>
+                <w:b w:val="0"/>
                 <w:color w:val="5F6B7A"/>
-                <w:sz w:val="16"/>
+                <w:sz w:val="15"/>
               </w:rPr>
+              <w:t xml:space="preserve"> </w:t>
             </w:r>
           </w:p>
         </w:tc>
@@ -266,11 +514,29 @@
     </w:tbl>
     <w:p>
       <w:pPr>
-        <w:spacing w:before="280" w:after="80"/>
+        <w:spacing w:before="0" w:after="40"/>
+      </w:pPr>
+    </w:p>
+    <w:p>
+      <w:pPr>
+        <w:keepNext/>
         <w:pBdr>
-          <w:bottom w:val="single" w:sz="6" w:color="C9D3DE" w:space="2"/>
+          <w:bottom w:val="single" w:sz="8" w:color="1F4E79" w:space="4"/>
         </w:pBdr>
+        <w:tabs>
+          <w:tab w:pos="482" w:val="left"/>
+        </w:tabs>
+        <w:spacing w:before="360" w:after="160"/>
       </w:pPr>
+      <w:r>
+        <w:rPr>
+          <w:b/>
+          <w:color w:val="2A78D6"/>
+          <w:sz w:val="18"/>
+        </w:rPr>
+        <w:t>01</w:t>
+        <w:tab/>
+      </w:r>
       <w:r>
         <w:rPr>
           <w:b/>
@@ -282,9 +548,21 @@
     </w:p>
     <w:p>
       <w:pPr>
-        <w:pStyle w:val="ListBullet"/>
-        <w:spacing w:after="60"/>
+        <w:tabs>
+          <w:tab w:pos="255" w:val="left"/>
+        </w:tabs>
+        <w:spacing w:before="0" w:after="80"/>
+        <w:ind w:left="255" w:hanging="255"/>
       </w:pPr>
+      <w:r>
+        <w:rPr>
+          <w:b/>
+          <w:color w:val="2A78D6"/>
+          <w:sz w:val="20"/>
+        </w:rPr>
+        <w:t>▪</w:t>
+        <w:tab/>
+      </w:r>
       <w:r>
         <w:rPr>
           <w:b/>
@@ -297,7 +575,7 @@
         </w:rPr>
         <w:t xml:space="preserve"> 2025 m. pajamos 254,2 mln. EUR (+15 %), EBITDA 23,8 mln. EUR; bendrovė nurodo daug investavusi ir patyrusi reikšmingų pokyčių</w:t>
       </w:r>
-      <w:hyperlink r:id="rId11">
+      <w:hyperlink r:id="rId13">
         <w:r>
           <w:rPr>
             <w:color w:val="2A78D6"/>
@@ -316,9 +594,21 @@
     </w:p>
     <w:p>
       <w:pPr>
-        <w:pStyle w:val="ListBullet"/>
-        <w:spacing w:after="60"/>
+        <w:tabs>
+          <w:tab w:pos="255" w:val="left"/>
+        </w:tabs>
+        <w:spacing w:before="0" w:after="80"/>
+        <w:ind w:left="255" w:hanging="255"/>
       </w:pPr>
+      <w:r>
+        <w:rPr>
+          <w:b/>
+          <w:color w:val="2A78D6"/>
+          <w:sz w:val="20"/>
+        </w:rPr>
+        <w:t>▪</w:t>
+        <w:tab/>
+      </w:r>
       <w:r>
         <w:rPr>
           <w:b/>
@@ -331,7 +621,7 @@
         </w:rPr>
         <w:t xml:space="preserve"> Nearsure (JAV, 2025-07), Accela Artimųjų Rytų padalinys (2025-10), iSAX IoT konsultacijos (Vokietija, 2026-07)</w:t>
       </w:r>
-      <w:hyperlink r:id="rId11">
+      <w:hyperlink r:id="rId13">
         <w:r>
           <w:rPr>
             <w:color w:val="2A78D6"/>
@@ -348,7 +638,7 @@
         </w:rPr>
         <w:t>,</w:t>
       </w:r>
-      <w:hyperlink r:id="rId12">
+      <w:hyperlink r:id="rId14">
         <w:r>
           <w:rPr>
             <w:color w:val="2A78D6"/>
@@ -367,9 +657,21 @@
     </w:p>
     <w:p>
       <w:pPr>
-        <w:pStyle w:val="ListBullet"/>
-        <w:spacing w:after="60"/>
+        <w:tabs>
+          <w:tab w:pos="255" w:val="left"/>
+        </w:tabs>
+        <w:spacing w:before="0" w:after="80"/>
+        <w:ind w:left="255" w:hanging="255"/>
       </w:pPr>
+      <w:r>
+        <w:rPr>
+          <w:b/>
+          <w:color w:val="2A78D6"/>
+          <w:sz w:val="20"/>
+        </w:rPr>
+        <w:t>▪</w:t>
+        <w:tab/>
+      </w:r>
       <w:r>
         <w:rPr>
           <w:b/>
@@ -382,7 +684,7 @@
         </w:rPr>
         <w:t xml:space="preserve"> tarpinės ataskaitos, skola ir kovenantų rodikliai viešai neskelbiami</w:t>
       </w:r>
-      <w:hyperlink r:id="rId10">
+      <w:hyperlink r:id="rId12">
         <w:r>
           <w:rPr>
             <w:color w:val="2A78D6"/>
@@ -401,11 +703,24 @@
     </w:p>
     <w:p>
       <w:pPr>
-        <w:spacing w:before="280" w:after="80"/>
+        <w:keepNext/>
         <w:pBdr>
-          <w:bottom w:val="single" w:sz="6" w:color="C9D3DE" w:space="2"/>
+          <w:bottom w:val="single" w:sz="8" w:color="1F4E79" w:space="4"/>
         </w:pBdr>
+        <w:tabs>
+          <w:tab w:pos="482" w:val="left"/>
+        </w:tabs>
+        <w:spacing w:before="360" w:after="160"/>
       </w:pPr>
+      <w:r>
+        <w:rPr>
+          <w:b/>
+          <w:color w:val="2A78D6"/>
+          <w:sz w:val="18"/>
+        </w:rPr>
+        <w:t>02</w:t>
+        <w:tab/>
+      </w:r>
       <w:r>
         <w:rPr>
           <w:b/>
@@ -417,37 +732,53 @@
     </w:p>
     <w:tbl>
       <w:tblPr>
-        <w:tblW w:type="auto" w:w="0"/>
+        <w:tblW w:w="9639" w:type="dxa"/>
+        <w:tblBorders>
+          <w:top w:val="nil"/>
+          <w:left w:val="nil"/>
+          <w:bottom w:val="nil"/>
+          <w:right w:val="nil"/>
+          <w:insideH w:val="nil"/>
+          <w:insideV w:val="nil"/>
+        </w:tblBorders>
+        <w:tblLayout w:type="fixed"/>
+        <w:tblCellMar>
+          <w:top w:w="70" w:type="dxa"/>
+          <w:left w:w="100" w:type="dxa"/>
+          <w:bottom w:w="70" w:type="dxa"/>
+          <w:right w:w="100" w:type="dxa"/>
+        </w:tblCellMar>
         <w:tblLook w:firstColumn="1" w:firstRow="1" w:lastColumn="0" w:lastRow="0" w:noHBand="0" w:noVBand="1" w:val="04A0"/>
-        <w:tblBorders>
-          <w:top w:val="single" w:sz="4" w:color="C9D3DE"/>
-          <w:left w:val="nil"/>
-          <w:bottom w:val="single" w:sz="4" w:color="C9D3DE"/>
-          <w:right w:val="nil"/>
-          <w:insideH w:val="single" w:sz="4" w:color="C9D3DE"/>
-          <w:insideV w:val="nil"/>
-        </w:tblBorders>
       </w:tblPr>
       <w:tblGrid>
-        <w:gridCol w:w="1994"/>
-        <w:gridCol w:w="1994"/>
-        <w:gridCol w:w="1994"/>
-        <w:gridCol w:w="1994"/>
-        <w:gridCol w:w="1994"/>
+        <w:gridCol w:w="1701"/>
+        <w:gridCol w:w="2608"/>
+        <w:gridCol w:w="963"/>
+        <w:gridCol w:w="1304"/>
+        <w:gridCol w:w="3061"/>
       </w:tblGrid>
       <w:tr>
         <w:tc>
           <w:tcPr>
             <w:tcW w:type="dxa" w:w="1701"/>
-            <w:shd w:val="clear" w:color="auto" w:fill="1F4E79"/>
+            <w:tcBorders>
+              <w:top w:val="single" w:sz="12" w:color="1F4E79" w:space="0"/>
+              <w:left w:val="nil"/>
+              <w:bottom w:val="single" w:sz="4" w:color="C9D3DE" w:space="0"/>
+              <w:right w:val="nil"/>
+            </w:tcBorders>
+            <w:shd w:val="clear" w:color="auto" w:fill="EAF1F8"/>
           </w:tcPr>
           <w:p>
-            <w:r/>
+            <w:pPr>
+              <w:spacing w:before="0" w:after="0"/>
+            </w:pPr>
             <w:r>
               <w:rPr>
                 <w:b/>
-                <w:color w:val="FFFFFF"/>
-                <w:sz w:val="17"/>
+                <w:caps/>
+                <w:color w:val="1F4E79"/>
+                <w:sz w:val="16"/>
               </w:rPr>
               <w:t>ISIN</w:t>
             </w:r>
@@ -456,15 +787,24 @@
         <w:tc>
           <w:tcPr>
             <w:tcW w:type="dxa" w:w="2608"/>
-            <w:shd w:val="clear" w:color="auto" w:fill="1F4E79"/>
+            <w:tcBorders>
+              <w:top w:val="single" w:sz="12" w:color="1F4E79" w:space="0"/>
+              <w:left w:val="nil"/>
+              <w:bottom w:val="single" w:sz="4" w:color="C9D3DE" w:space="0"/>
+              <w:right w:val="nil"/>
+            </w:tcBorders>
+            <w:shd w:val="clear" w:color="auto" w:fill="EAF1F8"/>
           </w:tcPr>
           <w:p>
-            <w:r/>
+            <w:pPr>
+              <w:spacing w:before="0" w:after="0"/>
+            </w:pPr>
             <w:r>
               <w:rPr>
                 <w:b/>
-                <w:color w:val="FFFFFF"/>
-                <w:sz w:val="17"/>
+                <w:caps/>
+                <w:color w:val="1F4E79"/>
+                <w:sz w:val="16"/>
               </w:rPr>
               <w:t>Priemonė</w:t>
             </w:r>
@@ -473,18 +813,25 @@
         <w:tc>
           <w:tcPr>
             <w:tcW w:type="dxa" w:w="964"/>
-            <w:shd w:val="clear" w:color="auto" w:fill="1F4E79"/>
+            <w:tcBorders>
+              <w:top w:val="single" w:sz="12" w:color="1F4E79" w:space="0"/>
+              <w:left w:val="nil"/>
+              <w:bottom w:val="single" w:sz="4" w:color="C9D3DE" w:space="0"/>
+              <w:right w:val="nil"/>
+            </w:tcBorders>
+            <w:shd w:val="clear" w:color="auto" w:fill="EAF1F8"/>
           </w:tcPr>
           <w:p>
             <w:pPr>
+              <w:spacing w:before="0" w:after="0"/>
               <w:jc w:val="right"/>
             </w:pPr>
-            <w:r/>
             <w:r>
               <w:rPr>
                 <w:b/>
-                <w:color w:val="FFFFFF"/>
-                <w:sz w:val="17"/>
+                <w:caps/>
+                <w:color w:val="1F4E79"/>
+                <w:sz w:val="16"/>
               </w:rPr>
               <w:t>Kuponas</w:t>
             </w:r>
@@ -493,15 +840,24 @@
         <w:tc>
           <w:tcPr>
             <w:tcW w:type="dxa" w:w="1304"/>
-            <w:shd w:val="clear" w:color="auto" w:fill="1F4E79"/>
+            <w:tcBorders>
+              <w:top w:val="single" w:sz="12" w:color="1F4E79" w:space="0"/>
+              <w:left w:val="nil"/>
+              <w:bottom w:val="single" w:sz="4" w:color="C9D3DE" w:space="0"/>
+              <w:right w:val="nil"/>
+            </w:tcBorders>
+            <w:shd w:val="clear" w:color="auto" w:fill="EAF1F8"/>
           </w:tcPr>
           <w:p>
-            <w:r/>
+            <w:pPr>
+              <w:spacing w:before="0" w:after="0"/>
+            </w:pPr>
             <w:r>
               <w:rPr>
                 <w:b/>
-                <w:color w:val="FFFFFF"/>
-                <w:sz w:val="17"/>
+                <w:caps/>
+                <w:color w:val="1F4E79"/>
+                <w:sz w:val="16"/>
               </w:rPr>
               <w:t>Išpirkimas</w:t>
             </w:r>
@@ -510,15 +866,24 @@
         <w:tc>
           <w:tcPr>
             <w:tcW w:type="dxa" w:w="3061"/>
-            <w:shd w:val="clear" w:color="auto" w:fill="1F4E79"/>
+            <w:tcBorders>
+              <w:top w:val="single" w:sz="12" w:color="1F4E79" w:space="0"/>
+              <w:left w:val="nil"/>
+              <w:bottom w:val="single" w:sz="4" w:color="C9D3DE" w:space="0"/>
+              <w:right w:val="nil"/>
+            </w:tcBorders>
+            <w:shd w:val="clear" w:color="auto" w:fill="EAF1F8"/>
           </w:tcPr>
           <w:p>
-            <w:r/>
+            <w:pPr>
+              <w:spacing w:before="0" w:after="0"/>
+            </w:pPr>
             <w:r>
               <w:rPr>
                 <w:b/>
-                <w:color w:val="FFFFFF"/>
-                <w:sz w:val="17"/>
+                <w:caps/>
+                <w:color w:val="1F4E79"/>
+                <w:sz w:val="16"/>
               </w:rPr>
               <w:t>Pastaba</w:t>
             </w:r>
@@ -529,12 +894,17 @@
         <w:tc>
           <w:tcPr>
             <w:tcW w:type="dxa" w:w="1701"/>
+            <w:tcBorders>
+              <w:top w:val="nil"/>
+              <w:left w:val="nil"/>
+              <w:bottom w:val="single" w:sz="4" w:color="DDE3EA" w:space="0"/>
+              <w:right w:val="nil"/>
+            </w:tcBorders>
           </w:tcPr>
           <w:p>
             <w:pPr>
-              <w:spacing w:after="0"/>
+              <w:spacing w:before="0" w:after="0"/>
             </w:pPr>
-            <w:r/>
             <w:r>
               <w:rPr>
                 <w:b w:val="0"/>
@@ -547,12 +917,17 @@
         <w:tc>
           <w:tcPr>
             <w:tcW w:type="dxa" w:w="2608"/>
+            <w:tcBorders>
+              <w:top w:val="nil"/>
+              <w:left w:val="nil"/>
+              <w:bottom w:val="single" w:sz="4" w:color="DDE3EA" w:space="0"/>
+              <w:right w:val="nil"/>
+            </w:tcBorders>
           </w:tcPr>
           <w:p>
             <w:pPr>
-              <w:spacing w:after="0"/>
+              <w:spacing w:before="0" w:after="0"/>
             </w:pPr>
-            <w:r/>
             <w:r>
               <w:rPr>
                 <w:b w:val="0"/>
@@ -565,13 +940,18 @@
         <w:tc>
           <w:tcPr>
             <w:tcW w:type="dxa" w:w="964"/>
+            <w:tcBorders>
+              <w:top w:val="nil"/>
+              <w:left w:val="nil"/>
+              <w:bottom w:val="single" w:sz="4" w:color="DDE3EA" w:space="0"/>
+              <w:right w:val="nil"/>
+            </w:tcBorders>
           </w:tcPr>
           <w:p>
             <w:pPr>
-              <w:spacing w:after="0"/>
+              <w:spacing w:before="0" w:after="0"/>
               <w:jc w:val="right"/>
             </w:pPr>
-            <w:r/>
             <w:r>
               <w:rPr>
                 <w:b w:val="0"/>
@@ -584,12 +964,17 @@
         <w:tc>
           <w:tcPr>
             <w:tcW w:type="dxa" w:w="1304"/>
+            <w:tcBorders>
+              <w:top w:val="nil"/>
+              <w:left w:val="nil"/>
+              <w:bottom w:val="single" w:sz="4" w:color="DDE3EA" w:space="0"/>
+              <w:right w:val="nil"/>
+            </w:tcBorders>
           </w:tcPr>
           <w:p>
             <w:pPr>
-              <w:spacing w:after="0"/>
+              <w:spacing w:before="0" w:after="0"/>
             </w:pPr>
-            <w:r/>
             <w:r>
               <w:rPr>
                 <w:b w:val="0"/>
@@ -602,12 +987,17 @@
         <w:tc>
           <w:tcPr>
             <w:tcW w:type="dxa" w:w="3061"/>
+            <w:tcBorders>
+              <w:top w:val="nil"/>
+              <w:left w:val="nil"/>
+              <w:bottom w:val="single" w:sz="4" w:color="DDE3EA" w:space="0"/>
+              <w:right w:val="nil"/>
+            </w:tcBorders>
           </w:tcPr>
           <w:p>
             <w:pPr>
-              <w:spacing w:after="0"/>
+              <w:spacing w:before="0" w:after="0"/>
             </w:pPr>
-            <w:r/>
             <w:r>
               <w:rPr>
                 <w:b w:val="0"/>
@@ -621,11 +1011,29 @@
     </w:tbl>
     <w:p>
       <w:pPr>
-        <w:spacing w:before="280" w:after="80"/>
+        <w:spacing w:before="0" w:after="40"/>
+      </w:pPr>
+    </w:p>
+    <w:p>
+      <w:pPr>
+        <w:keepNext/>
         <w:pBdr>
-          <w:bottom w:val="single" w:sz="6" w:color="C9D3DE" w:space="2"/>
+          <w:bottom w:val="single" w:sz="8" w:color="1F4E79" w:space="4"/>
         </w:pBdr>
+        <w:tabs>
+          <w:tab w:pos="482" w:val="left"/>
+        </w:tabs>
+        <w:spacing w:before="360" w:after="160"/>
       </w:pPr>
+      <w:r>
+        <w:rPr>
+          <w:b/>
+          <w:color w:val="2A78D6"/>
+          <w:sz w:val="18"/>
+        </w:rPr>
+        <w:t>03</w:t>
+        <w:tab/>
+      </w:r>
       <w:r>
         <w:rPr>
           <w:b/>
@@ -637,35 +1045,51 @@
     </w:p>
     <w:tbl>
       <w:tblPr>
-        <w:tblW w:type="auto" w:w="0"/>
+        <w:tblW w:w="9639" w:type="dxa"/>
+        <w:tblBorders>
+          <w:top w:val="nil"/>
+          <w:left w:val="nil"/>
+          <w:bottom w:val="nil"/>
+          <w:right w:val="nil"/>
+          <w:insideH w:val="nil"/>
+          <w:insideV w:val="nil"/>
+        </w:tblBorders>
+        <w:tblLayout w:type="fixed"/>
+        <w:tblCellMar>
+          <w:top w:w="70" w:type="dxa"/>
+          <w:left w:w="100" w:type="dxa"/>
+          <w:bottom w:w="70" w:type="dxa"/>
+          <w:right w:w="100" w:type="dxa"/>
+        </w:tblCellMar>
         <w:tblLook w:firstColumn="1" w:firstRow="1" w:lastColumn="0" w:lastRow="0" w:noHBand="0" w:noVBand="1" w:val="04A0"/>
-        <w:tblBorders>
-          <w:top w:val="single" w:sz="4" w:color="C9D3DE"/>
-          <w:left w:val="nil"/>
-          <w:bottom w:val="single" w:sz="4" w:color="C9D3DE"/>
-          <w:right w:val="nil"/>
-          <w:insideH w:val="single" w:sz="4" w:color="C9D3DE"/>
-          <w:insideV w:val="nil"/>
-        </w:tblBorders>
       </w:tblPr>
       <w:tblGrid>
-        <w:gridCol w:w="3324"/>
-        <w:gridCol w:w="3324"/>
-        <w:gridCol w:w="3324"/>
+        <w:gridCol w:w="4475"/>
+        <w:gridCol w:w="1807"/>
+        <w:gridCol w:w="3356"/>
       </w:tblGrid>
       <w:tr>
         <w:tc>
           <w:tcPr>
-            <w:tcW w:type="dxa" w:w="2948"/>
-            <w:shd w:val="clear" w:color="auto" w:fill="1F4E79"/>
+            <w:tcW w:type="dxa" w:w="4475"/>
+            <w:tcBorders>
+              <w:top w:val="single" w:sz="12" w:color="1F4E79" w:space="0"/>
+              <w:left w:val="nil"/>
+              <w:bottom w:val="single" w:sz="4" w:color="C9D3DE" w:space="0"/>
+              <w:right w:val="nil"/>
+            </w:tcBorders>
+            <w:shd w:val="clear" w:color="auto" w:fill="EAF1F8"/>
           </w:tcPr>
           <w:p>
-            <w:r/>
+            <w:pPr>
+              <w:spacing w:before="0" w:after="0"/>
+            </w:pPr>
             <w:r>
               <w:rPr>
                 <w:b/>
-                <w:color w:val="FFFFFF"/>
-                <w:sz w:val="17"/>
+                <w:caps/>
+                <w:color w:val="1F4E79"/>
+                <w:sz w:val="16"/>
               </w:rPr>
               <w:t>Rodiklis</w:t>
             </w:r>
@@ -673,19 +1097,26 @@
         </w:tc>
         <w:tc>
           <w:tcPr>
-            <w:tcW w:type="dxa" w:w="1191"/>
-            <w:shd w:val="clear" w:color="auto" w:fill="1F4E79"/>
+            <w:tcW w:type="dxa" w:w="1807"/>
+            <w:tcBorders>
+              <w:top w:val="single" w:sz="12" w:color="1F4E79" w:space="0"/>
+              <w:left w:val="nil"/>
+              <w:bottom w:val="single" w:sz="4" w:color="C9D3DE" w:space="0"/>
+              <w:right w:val="nil"/>
+            </w:tcBorders>
+            <w:shd w:val="clear" w:color="auto" w:fill="EAF1F8"/>
           </w:tcPr>
           <w:p>
             <w:pPr>
+              <w:spacing w:before="0" w:after="0"/>
               <w:jc w:val="right"/>
             </w:pPr>
-            <w:r/>
             <w:r>
               <w:rPr>
                 <w:b/>
-                <w:color w:val="FFFFFF"/>
-                <w:sz w:val="17"/>
+                <w:caps/>
+                <w:color w:val="1F4E79"/>
+                <w:sz w:val="16"/>
               </w:rPr>
               <w:t>FY2025</w:t>
             </w:r>
@@ -693,19 +1124,26 @@
         </w:tc>
         <w:tc>
           <w:tcPr>
-            <w:tcW w:type="dxa" w:w="2211"/>
-            <w:shd w:val="clear" w:color="auto" w:fill="1F4E79"/>
+            <w:tcW w:type="dxa" w:w="3356"/>
+            <w:tcBorders>
+              <w:top w:val="single" w:sz="12" w:color="1F4E79" w:space="0"/>
+              <w:left w:val="nil"/>
+              <w:bottom w:val="single" w:sz="4" w:color="C9D3DE" w:space="0"/>
+              <w:right w:val="nil"/>
+            </w:tcBorders>
+            <w:shd w:val="clear" w:color="auto" w:fill="EAF1F8"/>
           </w:tcPr>
           <w:p>
             <w:pPr>
+              <w:spacing w:before="0" w:after="0"/>
               <w:jc w:val="right"/>
             </w:pPr>
-            <w:r/>
             <w:r>
               <w:rPr>
                 <w:b/>
-                <w:color w:val="FFFFFF"/>
-                <w:sz w:val="17"/>
+                <w:caps/>
+                <w:color w:val="1F4E79"/>
+                <w:sz w:val="16"/>
               </w:rPr>
               <w:t>Pokytis</w:t>
             </w:r>
@@ -715,13 +1153,18 @@
       <w:tr>
         <w:tc>
           <w:tcPr>
-            <w:tcW w:type="dxa" w:w="2948"/>
+            <w:tcW w:type="dxa" w:w="4475"/>
+            <w:tcBorders>
+              <w:top w:val="nil"/>
+              <w:left w:val="nil"/>
+              <w:bottom w:val="single" w:sz="4" w:color="DDE3EA" w:space="0"/>
+              <w:right w:val="nil"/>
+            </w:tcBorders>
           </w:tcPr>
           <w:p>
             <w:pPr>
-              <w:spacing w:after="0"/>
+              <w:spacing w:before="0" w:after="0"/>
             </w:pPr>
-            <w:r/>
             <w:r>
               <w:rPr>
                 <w:b w:val="0"/>
@@ -729,7 +1172,7 @@
               </w:rPr>
               <w:t>Pajamos, mln. EUR</w:t>
             </w:r>
-            <w:hyperlink r:id="rId11">
+            <w:hyperlink r:id="rId13">
               <w:r>
                 <w:rPr>
                   <w:color w:val="2A78D6"/>
@@ -743,14 +1186,19 @@
         </w:tc>
         <w:tc>
           <w:tcPr>
-            <w:tcW w:type="dxa" w:w="1191"/>
+            <w:tcW w:type="dxa" w:w="1807"/>
+            <w:tcBorders>
+              <w:top w:val="nil"/>
+              <w:left w:val="nil"/>
+              <w:bottom w:val="single" w:sz="4" w:color="DDE3EA" w:space="0"/>
+              <w:right w:val="nil"/>
+            </w:tcBorders>
           </w:tcPr>
           <w:p>
             <w:pPr>
-              <w:spacing w:after="0"/>
+              <w:spacing w:before="0" w:after="0"/>
               <w:jc w:val="right"/>
             </w:pPr>
-            <w:r/>
             <w:r>
               <w:rPr>
                 <w:b w:val="0"/>
@@ -762,14 +1210,19 @@
         </w:tc>
         <w:tc>
           <w:tcPr>
-            <w:tcW w:type="dxa" w:w="2211"/>
+            <w:tcW w:type="dxa" w:w="3356"/>
+            <w:tcBorders>
+              <w:top w:val="nil"/>
+              <w:left w:val="nil"/>
+              <w:bottom w:val="single" w:sz="4" w:color="DDE3EA" w:space="0"/>
+              <w:right w:val="nil"/>
+            </w:tcBorders>
           </w:tcPr>
           <w:p>
             <w:pPr>
-              <w:spacing w:after="0"/>
+              <w:spacing w:before="0" w:after="0"/>
               <w:jc w:val="right"/>
             </w:pPr>
-            <w:r/>
             <w:r>
               <w:rPr>
                 <w:b w:val="0"/>
@@ -784,14 +1237,18 @@
       <w:tr>
         <w:tc>
           <w:tcPr>
-            <w:tcW w:type="dxa" w:w="2948"/>
-            <w:shd w:val="clear" w:color="auto" w:fill="F6F8FA"/>
+            <w:tcW w:type="dxa" w:w="4475"/>
+            <w:tcBorders>
+              <w:top w:val="nil"/>
+              <w:left w:val="nil"/>
+              <w:bottom w:val="single" w:sz="4" w:color="DDE3EA" w:space="0"/>
+              <w:right w:val="nil"/>
+            </w:tcBorders>
           </w:tcPr>
           <w:p>
             <w:pPr>
-              <w:spacing w:after="0"/>
+              <w:spacing w:before="0" w:after="0"/>
             </w:pPr>
-            <w:r/>
             <w:r>
               <w:rPr>
                 <w:b w:val="0"/>
@@ -799,7 +1256,7 @@
               </w:rPr>
               <w:t>EBITDA, mln. EUR</w:t>
             </w:r>
-            <w:hyperlink r:id="rId11">
+            <w:hyperlink r:id="rId13">
               <w:r>
                 <w:rPr>
                   <w:color w:val="2A78D6"/>
@@ -813,15 +1270,19 @@
         </w:tc>
         <w:tc>
           <w:tcPr>
-            <w:tcW w:type="dxa" w:w="1191"/>
-            <w:shd w:val="clear" w:color="auto" w:fill="F6F8FA"/>
+            <w:tcW w:type="dxa" w:w="1807"/>
+            <w:tcBorders>
+              <w:top w:val="nil"/>
+              <w:left w:val="nil"/>
+              <w:bottom w:val="single" w:sz="4" w:color="DDE3EA" w:space="0"/>
+              <w:right w:val="nil"/>
+            </w:tcBorders>
           </w:tcPr>
           <w:p>
             <w:pPr>
-              <w:spacing w:after="0"/>
+              <w:spacing w:before="0" w:after="0"/>
               <w:jc w:val="right"/>
             </w:pPr>
-            <w:r/>
             <w:r>
               <w:rPr>
                 <w:b w:val="0"/>
@@ -833,15 +1294,19 @@
         </w:tc>
         <w:tc>
           <w:tcPr>
-            <w:tcW w:type="dxa" w:w="2211"/>
-            <w:shd w:val="clear" w:color="auto" w:fill="F6F8FA"/>
+            <w:tcW w:type="dxa" w:w="3356"/>
+            <w:tcBorders>
+              <w:top w:val="nil"/>
+              <w:left w:val="nil"/>
+              <w:bottom w:val="single" w:sz="4" w:color="DDE3EA" w:space="0"/>
+              <w:right w:val="nil"/>
+            </w:tcBorders>
           </w:tcPr>
           <w:p>
             <w:pPr>
-              <w:spacing w:after="0"/>
+              <w:spacing w:before="0" w:after="0"/>
               <w:jc w:val="right"/>
             </w:pPr>
-            <w:r/>
             <w:r>
               <w:rPr>
                 <w:b w:val="0"/>
@@ -855,9 +1320,17 @@
       </w:tr>
     </w:tbl>
     <w:p>
+      <w:pPr>
+        <w:spacing w:before="0" w:after="40"/>
+      </w:pPr>
+    </w:p>
+    <w:p>
+      <w:pPr>
+        <w:spacing w:before="40" w:after="60"/>
+      </w:pPr>
       <w:r>
         <w:rPr>
-          <w:i/>
+          <w:b w:val="0"/>
           <w:color w:val="5F6B7A"/>
           <w:sz w:val="16"/>
         </w:rPr>
@@ -865,9 +1338,12 @@
       </w:r>
     </w:p>
     <w:p>
+      <w:pPr>
+        <w:spacing w:before="40" w:after="60"/>
+      </w:pPr>
       <w:r>
         <w:rPr>
-          <w:i/>
+          <w:b w:val="0"/>
           <w:color w:val="5F6B7A"/>
           <w:sz w:val="16"/>
         </w:rPr>
@@ -891,7 +1367,7 @@
                     <pic:cNvPicPr/>
                   </pic:nvPicPr>
                   <pic:blipFill>
-                    <a:blip r:embed="rId13"/>
+                    <a:blip r:embed="rId15"/>
                     <a:stretch>
                       <a:fillRect/>
                     </a:stretch>
@@ -912,11 +1388,24 @@
     </w:p>
     <w:p>
       <w:pPr>
-        <w:spacing w:before="280" w:after="80"/>
+        <w:keepNext/>
         <w:pBdr>
-          <w:bottom w:val="single" w:sz="6" w:color="C9D3DE" w:space="2"/>
+          <w:bottom w:val="single" w:sz="8" w:color="1F4E79" w:space="4"/>
         </w:pBdr>
+        <w:tabs>
+          <w:tab w:pos="482" w:val="left"/>
+        </w:tabs>
+        <w:spacing w:before="360" w:after="160"/>
       </w:pPr>
+      <w:r>
+        <w:rPr>
+          <w:b/>
+          <w:color w:val="2A78D6"/>
+          <w:sz w:val="18"/>
+        </w:rPr>
+        <w:t>04</w:t>
+        <w:tab/>
+      </w:r>
       <w:r>
         <w:rPr>
           <w:b/>
@@ -928,16 +1417,28 @@
     </w:p>
     <w:p>
       <w:pPr>
-        <w:pStyle w:val="ListBullet"/>
-        <w:spacing w:after="60"/>
+        <w:tabs>
+          <w:tab w:pos="255" w:val="left"/>
+        </w:tabs>
+        <w:spacing w:before="0" w:after="80"/>
+        <w:ind w:left="255" w:hanging="255"/>
       </w:pPr>
+      <w:r>
+        <w:rPr>
+          <w:b/>
+          <w:color w:val="2A78D6"/>
+          <w:sz w:val="20"/>
+        </w:rPr>
+        <w:t>▪</w:t>
+        <w:tab/>
+      </w:r>
       <w:r>
         <w:rPr>
           <w:b w:val="0"/>
         </w:rPr>
         <w:t>IT paslaugų ir skaitmeninės transformacijos bendrovė (viešasis sektorius, sveikatos apsauga, pramonė); 30 biurų; ISO 9001 ir ISO/IEC 27001</w:t>
       </w:r>
-      <w:hyperlink r:id="rId10">
+      <w:hyperlink r:id="rId12">
         <w:r>
           <w:rPr>
             <w:color w:val="2A78D6"/>
@@ -956,16 +1457,28 @@
     </w:p>
     <w:p>
       <w:pPr>
-        <w:pStyle w:val="ListBullet"/>
-        <w:spacing w:after="60"/>
+        <w:tabs>
+          <w:tab w:pos="255" w:val="left"/>
+        </w:tabs>
+        <w:spacing w:before="0" w:after="80"/>
+        <w:ind w:left="255" w:hanging="255"/>
       </w:pPr>
+      <w:r>
+        <w:rPr>
+          <w:b/>
+          <w:color w:val="2A78D6"/>
+          <w:sz w:val="20"/>
+        </w:rPr>
+        <w:t>▪</w:t>
+        <w:tab/>
+      </w:r>
       <w:r>
         <w:rPr>
           <w:b w:val="0"/>
         </w:rPr>
         <w:t>2025 m. Nortal tapo patvirtintu NATO tiekėju; tikslas – iki 2026 m. pabaigos 70 % darbų atlikti „AI-first“ būdu</w:t>
       </w:r>
-      <w:hyperlink r:id="rId11">
+      <w:hyperlink r:id="rId13">
         <w:r>
           <w:rPr>
             <w:color w:val="2A78D6"/>
@@ -984,11 +1497,24 @@
     </w:p>
     <w:p>
       <w:pPr>
-        <w:spacing w:before="280" w:after="80"/>
+        <w:keepNext/>
         <w:pBdr>
-          <w:bottom w:val="single" w:sz="6" w:color="C9D3DE" w:space="2"/>
+          <w:bottom w:val="single" w:sz="8" w:color="1F4E79" w:space="4"/>
         </w:pBdr>
+        <w:tabs>
+          <w:tab w:pos="482" w:val="left"/>
+        </w:tabs>
+        <w:spacing w:before="360" w:after="160"/>
       </w:pPr>
+      <w:r>
+        <w:rPr>
+          <w:b/>
+          <w:color w:val="2A78D6"/>
+          <w:sz w:val="18"/>
+        </w:rPr>
+        <w:t>05</w:t>
+        <w:tab/>
+      </w:r>
       <w:r>
         <w:rPr>
           <w:b/>
@@ -1000,16 +1526,28 @@
     </w:p>
     <w:p>
       <w:pPr>
-        <w:pStyle w:val="ListBullet"/>
-        <w:spacing w:after="60"/>
+        <w:tabs>
+          <w:tab w:pos="255" w:val="left"/>
+        </w:tabs>
+        <w:spacing w:before="0" w:after="80"/>
+        <w:ind w:left="255" w:hanging="255"/>
       </w:pPr>
+      <w:r>
+        <w:rPr>
+          <w:b/>
+          <w:color w:val="2A78D6"/>
+          <w:sz w:val="20"/>
+        </w:rPr>
+        <w:t>▪</w:t>
+        <w:tab/>
+      </w:r>
       <w:r>
         <w:rPr>
           <w:b w:val="0"/>
         </w:rPr>
         <w:t>Grynasis pelnas, grynoji skola, nuosavas kapitalas ir pinigai – nerasta (viešai neskelbiama)</w:t>
       </w:r>
-      <w:hyperlink r:id="rId10">
+      <w:hyperlink r:id="rId12">
         <w:r>
           <w:rPr>
             <w:color w:val="2A78D6"/>
@@ -1028,11 +1566,24 @@
     </w:p>
     <w:p>
       <w:pPr>
-        <w:spacing w:before="280" w:after="80"/>
+        <w:keepNext/>
         <w:pBdr>
-          <w:bottom w:val="single" w:sz="6" w:color="C9D3DE" w:space="2"/>
+          <w:bottom w:val="single" w:sz="8" w:color="1F4E79" w:space="4"/>
         </w:pBdr>
+        <w:tabs>
+          <w:tab w:pos="482" w:val="left"/>
+        </w:tabs>
+        <w:spacing w:before="360" w:after="160"/>
       </w:pPr>
+      <w:r>
+        <w:rPr>
+          <w:b/>
+          <w:color w:val="2A78D6"/>
+          <w:sz w:val="18"/>
+        </w:rPr>
+        <w:t>06</w:t>
+        <w:tab/>
+      </w:r>
       <w:r>
         <w:rPr>
           <w:b/>
@@ -1044,36 +1595,52 @@
     </w:p>
     <w:tbl>
       <w:tblPr>
-        <w:tblW w:type="auto" w:w="0"/>
+        <w:tblW w:w="9638" w:type="dxa"/>
+        <w:tblBorders>
+          <w:top w:val="nil"/>
+          <w:left w:val="nil"/>
+          <w:bottom w:val="nil"/>
+          <w:right w:val="nil"/>
+          <w:insideH w:val="nil"/>
+          <w:insideV w:val="nil"/>
+        </w:tblBorders>
+        <w:tblLayout w:type="fixed"/>
+        <w:tblCellMar>
+          <w:top w:w="70" w:type="dxa"/>
+          <w:left w:w="100" w:type="dxa"/>
+          <w:bottom w:w="70" w:type="dxa"/>
+          <w:right w:w="100" w:type="dxa"/>
+        </w:tblCellMar>
         <w:tblLook w:firstColumn="1" w:firstRow="1" w:lastColumn="0" w:lastRow="0" w:noHBand="0" w:noVBand="1" w:val="04A0"/>
-        <w:tblBorders>
-          <w:top w:val="single" w:sz="4" w:color="C9D3DE"/>
-          <w:left w:val="nil"/>
-          <w:bottom w:val="single" w:sz="4" w:color="C9D3DE"/>
-          <w:right w:val="nil"/>
-          <w:insideH w:val="single" w:sz="4" w:color="C9D3DE"/>
-          <w:insideV w:val="nil"/>
-        </w:tblBorders>
       </w:tblPr>
       <w:tblGrid>
-        <w:gridCol w:w="2493"/>
-        <w:gridCol w:w="2493"/>
-        <w:gridCol w:w="2493"/>
-        <w:gridCol w:w="2493"/>
+        <w:gridCol w:w="2577"/>
+        <w:gridCol w:w="2577"/>
+        <w:gridCol w:w="3138"/>
+        <w:gridCol w:w="1344"/>
       </w:tblGrid>
       <w:tr>
         <w:tc>
           <w:tcPr>
-            <w:tcW w:type="dxa" w:w="2608"/>
-            <w:shd w:val="clear" w:color="auto" w:fill="1F4E79"/>
+            <w:tcW w:type="dxa" w:w="2578"/>
+            <w:tcBorders>
+              <w:top w:val="single" w:sz="12" w:color="1F4E79" w:space="0"/>
+              <w:left w:val="nil"/>
+              <w:bottom w:val="single" w:sz="4" w:color="C9D3DE" w:space="0"/>
+              <w:right w:val="nil"/>
+            </w:tcBorders>
+            <w:shd w:val="clear" w:color="auto" w:fill="EAF1F8"/>
           </w:tcPr>
           <w:p>
-            <w:r/>
+            <w:pPr>
+              <w:spacing w:before="0" w:after="0"/>
+            </w:pPr>
             <w:r>
               <w:rPr>
                 <w:b/>
-                <w:color w:val="FFFFFF"/>
-                <w:sz w:val="17"/>
+                <w:caps/>
+                <w:color w:val="1F4E79"/>
+                <w:sz w:val="16"/>
               </w:rPr>
               <w:t>Planas / tikslas</w:t>
             </w:r>
@@ -1081,16 +1648,25 @@
         </w:tc>
         <w:tc>
           <w:tcPr>
-            <w:tcW w:type="dxa" w:w="2608"/>
-            <w:shd w:val="clear" w:color="auto" w:fill="1F4E79"/>
+            <w:tcW w:type="dxa" w:w="2578"/>
+            <w:tcBorders>
+              <w:top w:val="single" w:sz="12" w:color="1F4E79" w:space="0"/>
+              <w:left w:val="nil"/>
+              <w:bottom w:val="single" w:sz="4" w:color="C9D3DE" w:space="0"/>
+              <w:right w:val="nil"/>
+            </w:tcBorders>
+            <w:shd w:val="clear" w:color="auto" w:fill="EAF1F8"/>
           </w:tcPr>
           <w:p>
-            <w:r/>
+            <w:pPr>
+              <w:spacing w:before="0" w:after="0"/>
+            </w:pPr>
             <w:r>
               <w:rPr>
                 <w:b/>
-                <w:color w:val="FFFFFF"/>
-                <w:sz w:val="17"/>
+                <w:caps/>
+                <w:color w:val="1F4E79"/>
+                <w:sz w:val="16"/>
               </w:rPr>
               <w:t>Rezultatas</w:t>
             </w:r>
@@ -1098,16 +1674,25 @@
         </w:tc>
         <w:tc>
           <w:tcPr>
-            <w:tcW w:type="dxa" w:w="3175"/>
-            <w:shd w:val="clear" w:color="auto" w:fill="1F4E79"/>
+            <w:tcW w:type="dxa" w:w="3138"/>
+            <w:tcBorders>
+              <w:top w:val="single" w:sz="12" w:color="1F4E79" w:space="0"/>
+              <w:left w:val="nil"/>
+              <w:bottom w:val="single" w:sz="4" w:color="C9D3DE" w:space="0"/>
+              <w:right w:val="nil"/>
+            </w:tcBorders>
+            <w:shd w:val="clear" w:color="auto" w:fill="EAF1F8"/>
           </w:tcPr>
           <w:p>
-            <w:r/>
+            <w:pPr>
+              <w:spacing w:before="0" w:after="0"/>
+            </w:pPr>
             <w:r>
               <w:rPr>
                 <w:b/>
-                <w:color w:val="FFFFFF"/>
-                <w:sz w:val="17"/>
+                <w:caps/>
+                <w:color w:val="1F4E79"/>
+                <w:sz w:val="16"/>
               </w:rPr>
               <w:t>Kas pasikeitė ir kodėl</w:t>
             </w:r>
@@ -1115,16 +1700,25 @@
         </w:tc>
         <w:tc>
           <w:tcPr>
-            <w:tcW w:type="dxa" w:w="1361"/>
-            <w:shd w:val="clear" w:color="auto" w:fill="1F4E79"/>
+            <w:tcW w:type="dxa" w:w="1345"/>
+            <w:tcBorders>
+              <w:top w:val="single" w:sz="12" w:color="1F4E79" w:space="0"/>
+              <w:left w:val="nil"/>
+              <w:bottom w:val="single" w:sz="4" w:color="C9D3DE" w:space="0"/>
+              <w:right w:val="nil"/>
+            </w:tcBorders>
+            <w:shd w:val="clear" w:color="auto" w:fill="EAF1F8"/>
           </w:tcPr>
           <w:p>
-            <w:r/>
+            <w:pPr>
+              <w:spacing w:before="0" w:after="0"/>
+            </w:pPr>
             <w:r>
               <w:rPr>
                 <w:b/>
-                <w:color w:val="FFFFFF"/>
-                <w:sz w:val="17"/>
+                <w:caps/>
+                <w:color w:val="1F4E79"/>
+                <w:sz w:val="16"/>
               </w:rPr>
               <w:t>Būsena</w:t>
             </w:r>
@@ -1134,13 +1728,18 @@
       <w:tr>
         <w:tc>
           <w:tcPr>
-            <w:tcW w:type="dxa" w:w="2608"/>
+            <w:tcW w:type="dxa" w:w="2578"/>
+            <w:tcBorders>
+              <w:top w:val="nil"/>
+              <w:left w:val="nil"/>
+              <w:bottom w:val="single" w:sz="4" w:color="DDE3EA" w:space="0"/>
+              <w:right w:val="nil"/>
+            </w:tcBorders>
           </w:tcPr>
           <w:p>
             <w:pPr>
-              <w:spacing w:after="0"/>
+              <w:spacing w:before="0" w:after="0"/>
             </w:pPr>
-            <w:r/>
             <w:r>
               <w:rPr>
                 <w:b w:val="0"/>
@@ -1152,13 +1751,18 @@
         </w:tc>
         <w:tc>
           <w:tcPr>
-            <w:tcW w:type="dxa" w:w="2608"/>
+            <w:tcW w:type="dxa" w:w="2578"/>
+            <w:tcBorders>
+              <w:top w:val="nil"/>
+              <w:left w:val="nil"/>
+              <w:bottom w:val="single" w:sz="4" w:color="DDE3EA" w:space="0"/>
+              <w:right w:val="nil"/>
+            </w:tcBorders>
           </w:tcPr>
           <w:p>
             <w:pPr>
-              <w:spacing w:after="0"/>
+              <w:spacing w:before="0" w:after="0"/>
             </w:pPr>
-            <w:r/>
             <w:r>
               <w:rPr>
                 <w:b w:val="0"/>
@@ -1166,7 +1770,7 @@
               </w:rPr>
               <w:t>Naujas tikslas</w:t>
             </w:r>
-            <w:hyperlink r:id="rId11">
+            <w:hyperlink r:id="rId13">
               <w:r>
                 <w:rPr>
                   <w:color w:val="2A78D6"/>
@@ -1180,13 +1784,18 @@
         </w:tc>
         <w:tc>
           <w:tcPr>
-            <w:tcW w:type="dxa" w:w="3175"/>
+            <w:tcW w:type="dxa" w:w="3138"/>
+            <w:tcBorders>
+              <w:top w:val="nil"/>
+              <w:left w:val="nil"/>
+              <w:bottom w:val="single" w:sz="4" w:color="DDE3EA" w:space="0"/>
+              <w:right w:val="nil"/>
+            </w:tcBorders>
           </w:tcPr>
           <w:p>
             <w:pPr>
-              <w:spacing w:after="0"/>
+              <w:spacing w:before="0" w:after="0"/>
             </w:pPr>
-            <w:r/>
             <w:r>
               <w:rPr>
                 <w:b w:val="0"/>
@@ -1194,7 +1803,7 @@
               </w:rPr>
               <w:t>Naujas</w:t>
             </w:r>
-            <w:hyperlink r:id="rId11">
+            <w:hyperlink r:id="rId13">
               <w:r>
                 <w:rPr>
                   <w:color w:val="2A78D6"/>
@@ -1215,14 +1824,19 @@
         </w:tc>
         <w:tc>
           <w:tcPr>
-            <w:tcW w:type="dxa" w:w="1361"/>
+            <w:tcW w:type="dxa" w:w="1345"/>
+            <w:tcBorders>
+              <w:top w:val="nil"/>
+              <w:left w:val="nil"/>
+              <w:bottom w:val="single" w:sz="4" w:color="DDE3EA" w:space="0"/>
+              <w:right w:val="nil"/>
+            </w:tcBorders>
             <w:shd w:val="clear" w:color="auto" w:fill="EAF1F8"/>
           </w:tcPr>
           <w:p>
             <w:pPr>
-              <w:spacing w:after="0"/>
+              <w:spacing w:before="0" w:after="0"/>
             </w:pPr>
-            <w:r/>
             <w:r>
               <w:rPr>
                 <w:b/>
@@ -1236,11 +1850,29 @@
     </w:tbl>
     <w:p>
       <w:pPr>
-        <w:spacing w:before="280" w:after="80"/>
+        <w:spacing w:before="0" w:after="40"/>
+      </w:pPr>
+    </w:p>
+    <w:p>
+      <w:pPr>
+        <w:keepNext/>
         <w:pBdr>
-          <w:bottom w:val="single" w:sz="6" w:color="C9D3DE" w:space="2"/>
+          <w:bottom w:val="single" w:sz="8" w:color="1F4E79" w:space="4"/>
         </w:pBdr>
+        <w:tabs>
+          <w:tab w:pos="482" w:val="left"/>
+        </w:tabs>
+        <w:spacing w:before="360" w:after="160"/>
       </w:pPr>
+      <w:r>
+        <w:rPr>
+          <w:b/>
+          <w:color w:val="2A78D6"/>
+          <w:sz w:val="18"/>
+        </w:rPr>
+        <w:t>07</w:t>
+        <w:tab/>
+      </w:r>
       <w:r>
         <w:rPr>
           <w:b/>
@@ -1252,9 +1884,21 @@
     </w:p>
     <w:p>
       <w:pPr>
-        <w:pStyle w:val="ListBullet"/>
-        <w:spacing w:after="60"/>
+        <w:tabs>
+          <w:tab w:pos="255" w:val="left"/>
+        </w:tabs>
+        <w:spacing w:before="0" w:after="80"/>
+        <w:ind w:left="255" w:hanging="255"/>
       </w:pPr>
+      <w:r>
+        <w:rPr>
+          <w:b/>
+          <w:color w:val="2A78D6"/>
+          <w:sz w:val="20"/>
+        </w:rPr>
+        <w:t>▪</w:t>
+        <w:tab/>
+      </w:r>
       <w:r>
         <w:rPr>
           <w:b/>
@@ -1267,7 +1911,7 @@
         </w:rPr>
         <w:t xml:space="preserve"> užtikrintos kintamų palūkanų obligacijos FI4000566567, išpirkimas 2029-02-09. Viešai: 2024-02-09 išleista 50 mln. EUR penkerių metų senior secured FRN emisija (programa iki 100 mln. EUR), palūkanos kas ketvirtį; lėšos – senoms obligacijoms refinansuoti</w:t>
       </w:r>
-      <w:hyperlink r:id="rId14">
+      <w:hyperlink r:id="rId16">
         <w:r>
           <w:rPr>
             <w:color w:val="2A78D6"/>
@@ -1284,7 +1928,7 @@
         </w:rPr>
         <w:t>,</w:t>
       </w:r>
-      <w:hyperlink r:id="rId15">
+      <w:hyperlink r:id="rId17">
         <w:r>
           <w:rPr>
             <w:color w:val="2A78D6"/>
@@ -1303,9 +1947,21 @@
     </w:p>
     <w:p>
       <w:pPr>
-        <w:pStyle w:val="ListBullet"/>
-        <w:spacing w:after="60"/>
+        <w:tabs>
+          <w:tab w:pos="255" w:val="left"/>
+        </w:tabs>
+        <w:spacing w:before="0" w:after="80"/>
+        <w:ind w:left="255" w:hanging="255"/>
       </w:pPr>
+      <w:r>
+        <w:rPr>
+          <w:b/>
+          <w:color w:val="2A78D6"/>
+          <w:sz w:val="20"/>
+        </w:rPr>
+        <w:t>▪</w:t>
+        <w:tab/>
+      </w:r>
       <w:r>
         <w:rPr>
           <w:b/>
@@ -1321,9 +1977,21 @@
     </w:p>
     <w:p>
       <w:pPr>
-        <w:pStyle w:val="ListBullet"/>
-        <w:spacing w:after="60"/>
+        <w:tabs>
+          <w:tab w:pos="255" w:val="left"/>
+        </w:tabs>
+        <w:spacing w:before="0" w:after="80"/>
+        <w:ind w:left="255" w:hanging="255"/>
       </w:pPr>
+      <w:r>
+        <w:rPr>
+          <w:b/>
+          <w:color w:val="2A78D6"/>
+          <w:sz w:val="20"/>
+        </w:rPr>
+        <w:t>▪</w:t>
+        <w:tab/>
+      </w:r>
       <w:r>
         <w:rPr>
           <w:b/>
@@ -1339,11 +2007,66 @@
     </w:p>
     <w:p>
       <w:pPr>
-        <w:spacing w:before="280" w:after="80"/>
+        <w:keepNext/>
         <w:pBdr>
-          <w:bottom w:val="single" w:sz="6" w:color="C9D3DE" w:space="2"/>
+          <w:bottom w:val="single" w:sz="8" w:color="1F4E79" w:space="4"/>
         </w:pBdr>
+        <w:tabs>
+          <w:tab w:pos="482" w:val="left"/>
+        </w:tabs>
+        <w:spacing w:before="360" w:after="160"/>
       </w:pPr>
+      <w:r>
+        <w:rPr>
+          <w:b/>
+          <w:color w:val="2A78D6"/>
+          <w:sz w:val="18"/>
+        </w:rPr>
+        <w:t>08</w:t>
+        <w:tab/>
+      </w:r>
+      <w:r>
+        <w:rPr>
+          <w:b/>
+          <w:color w:val="1F4E79"/>
+          <w:sz w:val="28"/>
+        </w:rPr>
+        <w:t>Ką rašo spauda</w:t>
+      </w:r>
+    </w:p>
+    <w:p>
+      <w:pPr>
+        <w:spacing w:before="40" w:after="60"/>
+      </w:pPr>
+      <w:r>
+        <w:rPr>
+          <w:b w:val="0"/>
+          <w:color w:val="5F6B7A"/>
+          <w:sz w:val="18"/>
+        </w:rPr>
+        <w:t>Per šį laikotarpį naujienų apie emitentą nerasta.</w:t>
+      </w:r>
+    </w:p>
+    <w:p>
+      <w:pPr>
+        <w:keepNext/>
+        <w:pBdr>
+          <w:bottom w:val="single" w:sz="8" w:color="1F4E79" w:space="4"/>
+        </w:pBdr>
+        <w:tabs>
+          <w:tab w:pos="482" w:val="left"/>
+        </w:tabs>
+        <w:spacing w:before="360" w:after="160"/>
+      </w:pPr>
+      <w:r>
+        <w:rPr>
+          <w:b/>
+          <w:color w:val="2A78D6"/>
+          <w:sz w:val="18"/>
+        </w:rPr>
+        <w:t>09</w:t>
+        <w:tab/>
+      </w:r>
       <w:r>
         <w:rPr>
           <w:b/>
@@ -1355,791 +2078,1569 @@
     </w:p>
     <w:p>
       <w:pPr>
-        <w:spacing w:before="160"/>
+        <w:keepNext/>
+        <w:shd w:val="clear" w:color="auto" w:fill="EAF1F8"/>
+        <w:spacing w:before="200" w:after="80"/>
+        <w:ind w:left="85"/>
       </w:pPr>
       <w:r>
         <w:rPr>
           <w:b/>
-          <w:sz w:val="22"/>
+          <w:caps/>
+          <w:color w:val="1F4E79"/>
+          <w:sz w:val="19"/>
         </w:rPr>
         <w:t>Exclusionary screening (companies)</w:t>
       </w:r>
     </w:p>
+    <w:tbl>
+      <w:tblPr>
+        <w:tblW w:w="9639" w:type="dxa"/>
+        <w:tblBorders>
+          <w:top w:val="nil"/>
+          <w:left w:val="nil"/>
+          <w:bottom w:val="nil"/>
+          <w:right w:val="nil"/>
+          <w:insideH w:val="nil"/>
+          <w:insideV w:val="nil"/>
+        </w:tblBorders>
+        <w:tblLayout w:type="fixed"/>
+        <w:tblCellMar>
+          <w:top w:w="90" w:type="dxa"/>
+          <w:left w:w="0" w:type="dxa"/>
+          <w:bottom w:w="110" w:type="dxa"/>
+          <w:right w:w="0" w:type="dxa"/>
+        </w:tblCellMar>
+        <w:tblLook w:firstColumn="1" w:firstRow="1" w:lastColumn="0" w:lastRow="0" w:noHBand="0" w:noVBand="1" w:val="04A0"/>
+      </w:tblPr>
+      <w:tblGrid>
+        <w:gridCol w:w="340"/>
+        <w:gridCol w:w="9298"/>
+      </w:tblGrid>
+      <w:tr>
+        <w:tc>
+          <w:tcPr>
+            <w:tcW w:type="dxa" w:w="340"/>
+            <w:tcBorders>
+              <w:top w:val="nil"/>
+              <w:left w:val="nil"/>
+              <w:bottom w:val="single" w:sz="4" w:color="E3E8EE" w:space="0"/>
+              <w:right w:val="nil"/>
+            </w:tcBorders>
+          </w:tcPr>
+          <w:p>
+            <w:pPr>
+              <w:spacing w:before="0" w:after="0"/>
+            </w:pPr>
+            <w:r>
+              <w:rPr>
+                <w:rFonts w:ascii="Segoe UI Symbol" w:hAnsi="Segoe UI Symbol"/>
+                <w:b w:val="0"/>
+                <w:color w:val="1B7F3B"/>
+                <w:sz w:val="24"/>
+              </w:rPr>
+              <w:t>☑</w:t>
+            </w:r>
+          </w:p>
+        </w:tc>
+        <w:tc>
+          <w:tcPr>
+            <w:tcW w:type="dxa" w:w="9298"/>
+            <w:tcBorders>
+              <w:top w:val="nil"/>
+              <w:left w:val="nil"/>
+              <w:bottom w:val="single" w:sz="4" w:color="E3E8EE" w:space="0"/>
+              <w:right w:val="nil"/>
+            </w:tcBorders>
+          </w:tcPr>
+          <w:p>
+            <w:pPr>
+              <w:spacing w:before="0" w:after="40"/>
+            </w:pPr>
+            <w:r>
+              <w:rPr>
+                <w:b/>
+                <w:color w:val="1A1A1A"/>
+                <w:sz w:val="19"/>
+              </w:rPr>
+              <w:t>Yes, the company is not involved in excluded sectors: controversial and nuclear weapons, tobacco, gambling and restricted sectors in fossil fuel</w:t>
+            </w:r>
+          </w:p>
+          <w:p>
+            <w:pPr>
+              <w:tabs>
+                <w:tab w:pos="198" w:val="left"/>
+              </w:tabs>
+              <w:spacing w:before="0" w:after="20"/>
+              <w:ind w:left="198" w:hanging="198"/>
+            </w:pPr>
+            <w:r>
+              <w:rPr>
+                <w:b w:val="0"/>
+                <w:color w:val="5F6B7A"/>
+                <w:sz w:val="18"/>
+              </w:rPr>
+              <w:t>•</w:t>
+              <w:tab/>
+            </w:r>
+            <w:r>
+              <w:rPr>
+                <w:b w:val="0"/>
+                <w:color w:val="333333"/>
+                <w:sz w:val="18"/>
+              </w:rPr>
+              <w:t>IT paslaugos</w:t>
+            </w:r>
+          </w:p>
+          <w:p>
+            <w:pPr>
+              <w:tabs>
+                <w:tab w:pos="198" w:val="left"/>
+              </w:tabs>
+              <w:spacing w:before="0" w:after="20"/>
+              <w:ind w:left="198" w:hanging="198"/>
+            </w:pPr>
+            <w:r>
+              <w:rPr>
+                <w:b w:val="0"/>
+                <w:color w:val="5F6B7A"/>
+                <w:sz w:val="18"/>
+              </w:rPr>
+              <w:t>•</w:t>
+              <w:tab/>
+            </w:r>
+            <w:r>
+              <w:rPr>
+                <w:b w:val="0"/>
+                <w:color w:val="333333"/>
+                <w:sz w:val="18"/>
+              </w:rPr>
+              <w:t>Išskirtuose sektoriuose veiklos nėra.</w:t>
+            </w:r>
+          </w:p>
+          <w:p>
+            <w:pPr>
+              <w:tabs>
+                <w:tab w:pos="198" w:val="left"/>
+              </w:tabs>
+              <w:spacing w:before="0" w:after="20"/>
+              <w:ind w:left="198" w:hanging="198"/>
+            </w:pPr>
+            <w:r>
+              <w:rPr>
+                <w:b w:val="0"/>
+                <w:color w:val="5F6B7A"/>
+                <w:sz w:val="18"/>
+              </w:rPr>
+              <w:t>•</w:t>
+              <w:tab/>
+            </w:r>
+            <w:r>
+              <w:rPr>
+                <w:b w:val="0"/>
+                <w:color w:val="333333"/>
+                <w:sz w:val="18"/>
+              </w:rPr>
+              <w:t>Gynybos sektoriui teikiamos IT paslaugos (NATO tiekėjas), ne ginklai</w:t>
+            </w:r>
+            <w:hyperlink r:id="rId12">
+              <w:r>
+                <w:rPr>
+                  <w:color w:val="2A78D6"/>
+                  <w:vertAlign w:val="superscript"/>
+                  <w:sz w:val="15"/>
+                </w:rPr>
+                <w:t xml:space="preserve">1</w:t>
+              </w:r>
+            </w:hyperlink>
+            <w:r>
+              <w:rPr>
+                <w:color w:val="2A78D6"/>
+                <w:vertAlign w:val="superscript"/>
+              </w:rPr>
+              <w:t>,</w:t>
+            </w:r>
+            <w:hyperlink r:id="rId13">
+              <w:r>
+                <w:rPr>
+                  <w:color w:val="2A78D6"/>
+                  <w:vertAlign w:val="superscript"/>
+                  <w:sz w:val="15"/>
+                </w:rPr>
+                <w:t xml:space="preserve">2</w:t>
+              </w:r>
+            </w:hyperlink>
+            <w:r>
+              <w:rPr>
+                <w:b w:val="0"/>
+                <w:color w:val="333333"/>
+                <w:sz w:val="18"/>
+              </w:rPr>
+              <w:t>.</w:t>
+            </w:r>
+          </w:p>
+        </w:tc>
+      </w:tr>
+    </w:tbl>
+    <w:tbl>
+      <w:tblPr>
+        <w:tblW w:w="9639" w:type="dxa"/>
+        <w:tblBorders>
+          <w:top w:val="nil"/>
+          <w:left w:val="nil"/>
+          <w:bottom w:val="nil"/>
+          <w:right w:val="nil"/>
+          <w:insideH w:val="nil"/>
+          <w:insideV w:val="nil"/>
+        </w:tblBorders>
+        <w:tblLayout w:type="fixed"/>
+        <w:tblCellMar>
+          <w:top w:w="90" w:type="dxa"/>
+          <w:left w:w="0" w:type="dxa"/>
+          <w:bottom w:w="110" w:type="dxa"/>
+          <w:right w:w="0" w:type="dxa"/>
+        </w:tblCellMar>
+        <w:tblLook w:firstColumn="1" w:firstRow="1" w:lastColumn="0" w:lastRow="0" w:noHBand="0" w:noVBand="1" w:val="04A0"/>
+      </w:tblPr>
+      <w:tblGrid>
+        <w:gridCol w:w="340"/>
+        <w:gridCol w:w="9298"/>
+      </w:tblGrid>
+      <w:tr>
+        <w:tc>
+          <w:tcPr>
+            <w:tcW w:type="dxa" w:w="340"/>
+            <w:tcBorders>
+              <w:top w:val="nil"/>
+              <w:left w:val="nil"/>
+              <w:bottom w:val="single" w:sz="4" w:color="E3E8EE" w:space="0"/>
+              <w:right w:val="nil"/>
+            </w:tcBorders>
+          </w:tcPr>
+          <w:p>
+            <w:pPr>
+              <w:spacing w:before="0" w:after="0"/>
+            </w:pPr>
+            <w:r>
+              <w:rPr>
+                <w:rFonts w:ascii="Segoe UI Symbol" w:hAnsi="Segoe UI Symbol"/>
+                <w:b w:val="0"/>
+                <w:color w:val="1B7F3B"/>
+                <w:sz w:val="24"/>
+              </w:rPr>
+              <w:t>☑</w:t>
+            </w:r>
+          </w:p>
+        </w:tc>
+        <w:tc>
+          <w:tcPr>
+            <w:tcW w:type="dxa" w:w="9298"/>
+            <w:tcBorders>
+              <w:top w:val="nil"/>
+              <w:left w:val="nil"/>
+              <w:bottom w:val="single" w:sz="4" w:color="E3E8EE" w:space="0"/>
+              <w:right w:val="nil"/>
+            </w:tcBorders>
+          </w:tcPr>
+          <w:p>
+            <w:pPr>
+              <w:spacing w:before="0" w:after="40"/>
+            </w:pPr>
+            <w:r>
+              <w:rPr>
+                <w:b/>
+                <w:color w:val="1A1A1A"/>
+                <w:sz w:val="19"/>
+              </w:rPr>
+              <w:t>Yes, the company does not have red flag/signal related to controversies based on UN Global Compact, OECD Guidelines for Multinational Enterprises or any other relevant principles/standards</w:t>
+            </w:r>
+          </w:p>
+          <w:p>
+            <w:pPr>
+              <w:tabs>
+                <w:tab w:pos="198" w:val="left"/>
+              </w:tabs>
+              <w:spacing w:before="0" w:after="20"/>
+              <w:ind w:left="198" w:hanging="198"/>
+            </w:pPr>
+            <w:r>
+              <w:rPr>
+                <w:b w:val="0"/>
+                <w:color w:val="5F6B7A"/>
+                <w:sz w:val="18"/>
+              </w:rPr>
+              <w:t>•</w:t>
+              <w:tab/>
+            </w:r>
+            <w:r>
+              <w:rPr>
+                <w:b w:val="0"/>
+                <w:color w:val="333333"/>
+                <w:sz w:val="18"/>
+              </w:rPr>
+              <w:t>Ginčų pagal JT Pasaulinį susitarimą ar EBPO gaires nerasta.</w:t>
+            </w:r>
+          </w:p>
+        </w:tc>
+      </w:tr>
+    </w:tbl>
+    <w:tbl>
+      <w:tblPr>
+        <w:tblW w:w="9639" w:type="dxa"/>
+        <w:tblBorders>
+          <w:top w:val="nil"/>
+          <w:left w:val="nil"/>
+          <w:bottom w:val="nil"/>
+          <w:right w:val="nil"/>
+          <w:insideH w:val="nil"/>
+          <w:insideV w:val="nil"/>
+        </w:tblBorders>
+        <w:tblLayout w:type="fixed"/>
+        <w:tblCellMar>
+          <w:top w:w="90" w:type="dxa"/>
+          <w:left w:w="0" w:type="dxa"/>
+          <w:bottom w:w="110" w:type="dxa"/>
+          <w:right w:w="0" w:type="dxa"/>
+        </w:tblCellMar>
+        <w:tblLook w:firstColumn="1" w:firstRow="1" w:lastColumn="0" w:lastRow="0" w:noHBand="0" w:noVBand="1" w:val="04A0"/>
+      </w:tblPr>
+      <w:tblGrid>
+        <w:gridCol w:w="340"/>
+        <w:gridCol w:w="9298"/>
+      </w:tblGrid>
+      <w:tr>
+        <w:tc>
+          <w:tcPr>
+            <w:tcW w:type="dxa" w:w="340"/>
+            <w:tcBorders>
+              <w:top w:val="nil"/>
+              <w:left w:val="nil"/>
+              <w:bottom w:val="single" w:sz="4" w:color="E3E8EE" w:space="0"/>
+              <w:right w:val="nil"/>
+            </w:tcBorders>
+          </w:tcPr>
+          <w:p>
+            <w:pPr>
+              <w:spacing w:before="0" w:after="0"/>
+            </w:pPr>
+            <w:r>
+              <w:rPr>
+                <w:rFonts w:ascii="Segoe UI Symbol" w:hAnsi="Segoe UI Symbol"/>
+                <w:b w:val="0"/>
+                <w:color w:val="1B7F3B"/>
+                <w:sz w:val="24"/>
+              </w:rPr>
+              <w:t>☑</w:t>
+            </w:r>
+          </w:p>
+        </w:tc>
+        <w:tc>
+          <w:tcPr>
+            <w:tcW w:type="dxa" w:w="9298"/>
+            <w:tcBorders>
+              <w:top w:val="nil"/>
+              <w:left w:val="nil"/>
+              <w:bottom w:val="single" w:sz="4" w:color="E3E8EE" w:space="0"/>
+              <w:right w:val="nil"/>
+            </w:tcBorders>
+          </w:tcPr>
+          <w:p>
+            <w:pPr>
+              <w:spacing w:before="0" w:after="40"/>
+            </w:pPr>
+            <w:r>
+              <w:rPr>
+                <w:b/>
+                <w:color w:val="1A1A1A"/>
+                <w:sz w:val="19"/>
+              </w:rPr>
+              <w:t>Yes, the company is not in the list of sanctions (add a screenshot)</w:t>
+            </w:r>
+          </w:p>
+          <w:p>
+            <w:pPr>
+              <w:tabs>
+                <w:tab w:pos="198" w:val="left"/>
+              </w:tabs>
+              <w:spacing w:before="0" w:after="20"/>
+              <w:ind w:left="198" w:hanging="198"/>
+            </w:pPr>
+            <w:r>
+              <w:rPr>
+                <w:b w:val="0"/>
+                <w:color w:val="5F6B7A"/>
+                <w:sz w:val="18"/>
+              </w:rPr>
+              <w:t>•</w:t>
+              <w:tab/>
+            </w:r>
+            <w:r>
+              <w:rPr>
+                <w:b w:val="0"/>
+                <w:color w:val="333333"/>
+                <w:sz w:val="18"/>
+              </w:rPr>
+              <w:t>Nerasta EU, UN, UK, US OFAC konsoliduotuose sankcijų sąrašuose (automatinė patikra 2026-10-22).</w:t>
+            </w:r>
+          </w:p>
+        </w:tc>
+      </w:tr>
+    </w:tbl>
+    <w:tbl>
+      <w:tblPr>
+        <w:tblW w:w="9639" w:type="dxa"/>
+        <w:tblBorders>
+          <w:top w:val="nil"/>
+          <w:left w:val="nil"/>
+          <w:bottom w:val="nil"/>
+          <w:right w:val="nil"/>
+          <w:insideH w:val="nil"/>
+          <w:insideV w:val="nil"/>
+        </w:tblBorders>
+        <w:tblLayout w:type="fixed"/>
+        <w:tblCellMar>
+          <w:top w:w="90" w:type="dxa"/>
+          <w:left w:w="0" w:type="dxa"/>
+          <w:bottom w:w="110" w:type="dxa"/>
+          <w:right w:w="0" w:type="dxa"/>
+        </w:tblCellMar>
+        <w:tblLook w:firstColumn="1" w:firstRow="1" w:lastColumn="0" w:lastRow="0" w:noHBand="0" w:noVBand="1" w:val="04A0"/>
+      </w:tblPr>
+      <w:tblGrid>
+        <w:gridCol w:w="340"/>
+        <w:gridCol w:w="9298"/>
+      </w:tblGrid>
+      <w:tr>
+        <w:tc>
+          <w:tcPr>
+            <w:tcW w:type="dxa" w:w="340"/>
+            <w:tcBorders>
+              <w:top w:val="nil"/>
+              <w:left w:val="nil"/>
+              <w:bottom w:val="single" w:sz="4" w:color="E3E8EE" w:space="0"/>
+              <w:right w:val="nil"/>
+            </w:tcBorders>
+          </w:tcPr>
+          <w:p>
+            <w:pPr>
+              <w:spacing w:before="0" w:after="0"/>
+            </w:pPr>
+            <w:r>
+              <w:rPr>
+                <w:rFonts w:ascii="Segoe UI Symbol" w:hAnsi="Segoe UI Symbol"/>
+                <w:b w:val="0"/>
+                <w:color w:val="1B7F3B"/>
+                <w:sz w:val="24"/>
+              </w:rPr>
+              <w:t>☑</w:t>
+            </w:r>
+          </w:p>
+        </w:tc>
+        <w:tc>
+          <w:tcPr>
+            <w:tcW w:type="dxa" w:w="9298"/>
+            <w:tcBorders>
+              <w:top w:val="nil"/>
+              <w:left w:val="nil"/>
+              <w:bottom w:val="single" w:sz="4" w:color="E3E8EE" w:space="0"/>
+              <w:right w:val="nil"/>
+            </w:tcBorders>
+          </w:tcPr>
+          <w:p>
+            <w:pPr>
+              <w:spacing w:before="0" w:after="40"/>
+            </w:pPr>
+            <w:r>
+              <w:rPr>
+                <w:b/>
+                <w:color w:val="1A1A1A"/>
+                <w:sz w:val="19"/>
+              </w:rPr>
+              <w:t>Yes, issues were not identified from adverse media checks (add a screenshot)</w:t>
+            </w:r>
+          </w:p>
+          <w:p>
+            <w:pPr>
+              <w:tabs>
+                <w:tab w:pos="198" w:val="left"/>
+              </w:tabs>
+              <w:spacing w:before="0" w:after="20"/>
+              <w:ind w:left="198" w:hanging="198"/>
+            </w:pPr>
+            <w:r>
+              <w:rPr>
+                <w:b w:val="0"/>
+                <w:color w:val="5F6B7A"/>
+                <w:sz w:val="18"/>
+              </w:rPr>
+              <w:t>•</w:t>
+              <w:tab/>
+            </w:r>
+            <w:r>
+              <w:rPr>
+                <w:b w:val="0"/>
+                <w:color w:val="333333"/>
+                <w:sz w:val="18"/>
+              </w:rPr>
+              <w:t>Naujų neigiamų naujienų nerasta (2026-10-22).</w:t>
+            </w:r>
+          </w:p>
+          <w:p>
+            <w:pPr>
+              <w:tabs>
+                <w:tab w:pos="198" w:val="left"/>
+              </w:tabs>
+              <w:spacing w:before="0" w:after="20"/>
+              <w:ind w:left="198" w:hanging="198"/>
+            </w:pPr>
+            <w:r>
+              <w:rPr>
+                <w:b w:val="0"/>
+                <w:color w:val="5F6B7A"/>
+                <w:sz w:val="18"/>
+              </w:rPr>
+              <w:t>•</w:t>
+              <w:tab/>
+            </w:r>
+            <w:r>
+              <w:rPr>
+                <w:b w:val="0"/>
+                <w:color w:val="333333"/>
+                <w:sz w:val="18"/>
+              </w:rPr>
+              <w:t>Anksčiau: 2024-02 Estijos partijos kritikavo galimą interesų konfliktą dėl Nortal vaidmens „personalios valstybės“ projekte</w:t>
+            </w:r>
+          </w:p>
+          <w:p>
+            <w:pPr>
+              <w:tabs>
+                <w:tab w:pos="198" w:val="left"/>
+              </w:tabs>
+              <w:spacing w:before="0" w:after="20"/>
+              <w:ind w:left="198" w:hanging="198"/>
+            </w:pPr>
+            <w:r>
+              <w:rPr>
+                <w:b w:val="0"/>
+                <w:color w:val="5F6B7A"/>
+                <w:sz w:val="18"/>
+              </w:rPr>
+              <w:t>•</w:t>
+              <w:tab/>
+            </w:r>
+            <w:r>
+              <w:rPr>
+                <w:b w:val="0"/>
+                <w:color w:val="333333"/>
+                <w:sz w:val="18"/>
+              </w:rPr>
+              <w:t>Tai politinė kritika, ne bauda ar procesas</w:t>
+            </w:r>
+            <w:hyperlink r:id="rId18">
+              <w:r>
+                <w:rPr>
+                  <w:color w:val="2A78D6"/>
+                  <w:vertAlign w:val="superscript"/>
+                  <w:sz w:val="15"/>
+                </w:rPr>
+                <w:t xml:space="preserve">6</w:t>
+              </w:r>
+            </w:hyperlink>
+            <w:r>
+              <w:rPr>
+                <w:b w:val="0"/>
+                <w:color w:val="333333"/>
+                <w:sz w:val="18"/>
+              </w:rPr>
+              <w:t>.</w:t>
+            </w:r>
+          </w:p>
+          <w:p>
+            <w:pPr>
+              <w:tabs>
+                <w:tab w:pos="198" w:val="left"/>
+              </w:tabs>
+              <w:spacing w:before="0" w:after="20"/>
+              <w:ind w:left="198" w:hanging="198"/>
+            </w:pPr>
+            <w:r>
+              <w:rPr>
+                <w:b w:val="0"/>
+                <w:color w:val="5F6B7A"/>
+                <w:sz w:val="18"/>
+              </w:rPr>
+              <w:t>•</w:t>
+              <w:tab/>
+            </w:r>
+            <w:r>
+              <w:rPr>
+                <w:b w:val="0"/>
+                <w:color w:val="333333"/>
+                <w:sz w:val="18"/>
+              </w:rPr>
+              <w:t>Naujienų suvestinė 2026-07-24 – 2026-10-22: 0 pranešimų, iš jų su neigiamu žodžiu antraštėje – 0 (plačiau – skiltyje „Ką rašo spauda“).</w:t>
+            </w:r>
+          </w:p>
+        </w:tc>
+      </w:tr>
+    </w:tbl>
     <w:p>
       <w:pPr>
-        <w:spacing w:before="80" w:after="20"/>
+        <w:spacing w:before="120" w:after="40"/>
       </w:pPr>
       <w:r>
         <w:rPr>
-          <w:sz w:val="24"/>
-        </w:rPr>
-        <w:t xml:space="preserve">☑ </w:t>
-      </w:r>
-      <w:r>
-        <w:t>Yes, the company is not involved in excluded sectors: controversial and nuclear weapons, tobacco, gambling and restricted sectors in fossil fuel</w:t>
-      </w:r>
-    </w:p>
-    <w:p>
-      <w:pPr>
-        <w:spacing w:after="0"/>
-        <w:ind w:left="510" w:hanging="198"/>
-      </w:pPr>
-      <w:r>
-        <w:rPr>
-          <w:sz w:val="19"/>
-        </w:rPr>
-        <w:t xml:space="preserve">•  </w:t>
-      </w:r>
-      <w:r>
-        <w:rPr>
-          <w:b w:val="0"/>
+          <w:i/>
           <w:color w:val="333333"/>
-          <w:sz w:val="19"/>
-        </w:rPr>
-        <w:t>IT paslaugos</w:t>
-      </w:r>
-    </w:p>
-    <w:p>
-      <w:pPr>
-        <w:spacing w:after="0"/>
-        <w:ind w:left="510" w:hanging="198"/>
-      </w:pPr>
-      <w:r>
-        <w:rPr>
-          <w:sz w:val="19"/>
-        </w:rPr>
-        <w:t xml:space="preserve">•  </w:t>
-      </w:r>
-      <w:r>
-        <w:rPr>
-          <w:b w:val="0"/>
-          <w:color w:val="333333"/>
-          <w:sz w:val="19"/>
-        </w:rPr>
-        <w:t>Išskirtuose sektoriuose veiklos nėra.</w:t>
-      </w:r>
-    </w:p>
-    <w:p>
-      <w:pPr>
-        <w:spacing w:after="120"/>
-        <w:ind w:left="510" w:hanging="198"/>
-      </w:pPr>
-      <w:r>
-        <w:rPr>
-          <w:sz w:val="19"/>
-        </w:rPr>
-        <w:t xml:space="preserve">•  </w:t>
-      </w:r>
-      <w:r>
-        <w:rPr>
-          <w:b w:val="0"/>
-          <w:color w:val="333333"/>
-          <w:sz w:val="19"/>
-        </w:rPr>
-        <w:t>Gynybos sektoriui teikiamos IT paslaugos (NATO tiekėjas), ne ginklai</w:t>
-      </w:r>
-      <w:hyperlink r:id="rId10">
-        <w:r>
-          <w:rPr>
-            <w:color w:val="2A78D6"/>
-            <w:vertAlign w:val="superscript"/>
-            <w:sz w:val="16"/>
-          </w:rPr>
-          <w:t xml:space="preserve">1</w:t>
-        </w:r>
-      </w:hyperlink>
-      <w:r>
-        <w:rPr>
-          <w:color w:val="2A78D6"/>
-          <w:vertAlign w:val="superscript"/>
-        </w:rPr>
-        <w:t>,</w:t>
-      </w:r>
-      <w:hyperlink r:id="rId11">
-        <w:r>
-          <w:rPr>
-            <w:color w:val="2A78D6"/>
-            <w:vertAlign w:val="superscript"/>
-            <w:sz w:val="16"/>
-          </w:rPr>
-          <w:t xml:space="preserve">2</w:t>
-        </w:r>
-      </w:hyperlink>
-      <w:r>
-        <w:rPr>
-          <w:b w:val="0"/>
-          <w:color w:val="333333"/>
-          <w:sz w:val="19"/>
-        </w:rPr>
-        <w:t>.</w:t>
-      </w:r>
-    </w:p>
-    <w:p>
-      <w:pPr>
-        <w:spacing w:before="80" w:after="20"/>
-      </w:pPr>
-      <w:r>
-        <w:rPr>
-          <w:sz w:val="24"/>
-        </w:rPr>
-        <w:t xml:space="preserve">☑ </w:t>
-      </w:r>
-      <w:r>
-        <w:t>Yes, the company does not have red flag/signal related to controversies based on UN Global Compact, OECD Guidelines for Multinational Enterprises or any other relevant principles/standards</w:t>
-      </w:r>
-    </w:p>
-    <w:p>
-      <w:pPr>
-        <w:spacing w:after="120"/>
-        <w:ind w:left="510" w:hanging="198"/>
-      </w:pPr>
-      <w:r>
-        <w:rPr>
-          <w:sz w:val="19"/>
-        </w:rPr>
-        <w:t xml:space="preserve">•  </w:t>
-      </w:r>
-      <w:r>
-        <w:rPr>
-          <w:b w:val="0"/>
-          <w:color w:val="333333"/>
-          <w:sz w:val="19"/>
-        </w:rPr>
-        <w:t>Ginčų pagal JT Pasaulinį susitarimą ar EBPO gaires nerasta.</w:t>
-      </w:r>
-    </w:p>
-    <w:p>
-      <w:pPr>
-        <w:spacing w:before="80" w:after="20"/>
-      </w:pPr>
-      <w:r>
-        <w:rPr>
-          <w:sz w:val="24"/>
-        </w:rPr>
-        <w:t xml:space="preserve">☑ </w:t>
-      </w:r>
-      <w:r>
-        <w:t>Yes, the company is not in the list of sanctions (add a screenshot)</w:t>
-      </w:r>
-    </w:p>
-    <w:p>
-      <w:pPr>
-        <w:spacing w:after="120"/>
-        <w:ind w:left="510" w:hanging="198"/>
-      </w:pPr>
-      <w:r>
-        <w:rPr>
-          <w:sz w:val="19"/>
-        </w:rPr>
-        <w:t xml:space="preserve">•  </w:t>
-      </w:r>
-      <w:r>
-        <w:rPr>
-          <w:b w:val="0"/>
-          <w:color w:val="333333"/>
-          <w:sz w:val="19"/>
-        </w:rPr>
-        <w:t>Nerasta EU, UN, UK, US OFAC konsoliduotuose sankcijų sąrašuose (automatinė patikra 2026-10-22).</w:t>
-      </w:r>
-    </w:p>
-    <w:p>
-      <w:pPr>
-        <w:spacing w:before="80" w:after="20"/>
-      </w:pPr>
-      <w:r>
-        <w:rPr>
-          <w:sz w:val="24"/>
-        </w:rPr>
-        <w:t xml:space="preserve">☑ </w:t>
-      </w:r>
-      <w:r>
-        <w:t>Yes, issues were not identified from adverse media checks (add a screenshot)</w:t>
-      </w:r>
-    </w:p>
-    <w:p>
-      <w:pPr>
-        <w:spacing w:after="0"/>
-        <w:ind w:left="510" w:hanging="198"/>
-      </w:pPr>
-      <w:r>
-        <w:rPr>
-          <w:sz w:val="19"/>
-        </w:rPr>
-        <w:t xml:space="preserve">•  </w:t>
-      </w:r>
-      <w:r>
-        <w:rPr>
-          <w:b w:val="0"/>
-          <w:color w:val="333333"/>
-          <w:sz w:val="19"/>
-        </w:rPr>
-        <w:t>Naujų neigiamų naujienų nerasta (2026-10-22).</w:t>
-      </w:r>
-    </w:p>
-    <w:p>
-      <w:pPr>
-        <w:spacing w:after="0"/>
-        <w:ind w:left="510" w:hanging="198"/>
-      </w:pPr>
-      <w:r>
-        <w:rPr>
-          <w:sz w:val="19"/>
-        </w:rPr>
-        <w:t xml:space="preserve">•  </w:t>
-      </w:r>
-      <w:r>
-        <w:rPr>
-          <w:b w:val="0"/>
-          <w:color w:val="333333"/>
-          <w:sz w:val="19"/>
-        </w:rPr>
-        <w:t>Anksčiau: 2024-02 Estijos partijos kritikavo galimą interesų konfliktą dėl Nortal vaidmens „personalios valstybės“ projekte</w:t>
-      </w:r>
-    </w:p>
-    <w:p>
-      <w:pPr>
-        <w:spacing w:after="120"/>
-        <w:ind w:left="510" w:hanging="198"/>
-      </w:pPr>
-      <w:r>
-        <w:rPr>
-          <w:sz w:val="19"/>
-        </w:rPr>
-        <w:t xml:space="preserve">•  </w:t>
-      </w:r>
-      <w:r>
-        <w:rPr>
-          <w:b w:val="0"/>
-          <w:color w:val="333333"/>
-          <w:sz w:val="19"/>
-        </w:rPr>
-        <w:t>Tai politinė kritika, ne bauda ar procesas</w:t>
-      </w:r>
-      <w:hyperlink r:id="rId16">
-        <w:r>
-          <w:rPr>
-            <w:color w:val="2A78D6"/>
-            <w:vertAlign w:val="superscript"/>
-            <w:sz w:val="16"/>
-          </w:rPr>
-          <w:t xml:space="preserve">6</w:t>
-        </w:r>
-      </w:hyperlink>
-      <w:r>
-        <w:rPr>
-          <w:b w:val="0"/>
-          <w:color w:val="333333"/>
-          <w:sz w:val="19"/>
-        </w:rPr>
-        <w:t>.</w:t>
-      </w:r>
-    </w:p>
-    <w:p>
-      <w:r>
-        <w:rPr>
-          <w:i/>
-          <w:sz w:val="19"/>
+          <w:sz w:val="18"/>
         </w:rPr>
         <w:t>In case any red flags, risks, unclarities were identified then additional checks (sanctions screening and adverse media checks) on the company’s Ultimate Beneficial Owners and/or senior management shall be performed.</w:t>
       </w:r>
     </w:p>
     <w:p>
       <w:pPr>
-        <w:spacing w:before="80"/>
+        <w:spacing w:before="120" w:after="40"/>
       </w:pPr>
       <w:r>
         <w:rPr>
           <w:b/>
+          <w:sz w:val="19"/>
         </w:rPr>
         <w:t xml:space="preserve">Additional comments: </w:t>
       </w:r>
     </w:p>
     <w:p>
       <w:pPr>
-        <w:spacing w:before="160"/>
+        <w:keepNext/>
+        <w:shd w:val="clear" w:color="auto" w:fill="EAF1F8"/>
+        <w:spacing w:before="200" w:after="80"/>
+        <w:ind w:left="85"/>
       </w:pPr>
       <w:r>
         <w:rPr>
           <w:b/>
-          <w:sz w:val="22"/>
+          <w:caps/>
+          <w:color w:val="1F4E79"/>
+          <w:sz w:val="19"/>
         </w:rPr>
         <w:t>ESG integration and positive screening (positive answers imply higher allocation)</w:t>
       </w:r>
     </w:p>
+    <w:tbl>
+      <w:tblPr>
+        <w:tblW w:w="9639" w:type="dxa"/>
+        <w:tblBorders>
+          <w:top w:val="nil"/>
+          <w:left w:val="nil"/>
+          <w:bottom w:val="nil"/>
+          <w:right w:val="nil"/>
+          <w:insideH w:val="nil"/>
+          <w:insideV w:val="nil"/>
+        </w:tblBorders>
+        <w:tblLayout w:type="fixed"/>
+        <w:tblCellMar>
+          <w:top w:w="90" w:type="dxa"/>
+          <w:left w:w="0" w:type="dxa"/>
+          <w:bottom w:w="110" w:type="dxa"/>
+          <w:right w:w="0" w:type="dxa"/>
+        </w:tblCellMar>
+        <w:tblLook w:firstColumn="1" w:firstRow="1" w:lastColumn="0" w:lastRow="0" w:noHBand="0" w:noVBand="1" w:val="04A0"/>
+      </w:tblPr>
+      <w:tblGrid>
+        <w:gridCol w:w="340"/>
+        <w:gridCol w:w="9298"/>
+      </w:tblGrid>
+      <w:tr>
+        <w:tc>
+          <w:tcPr>
+            <w:tcW w:type="dxa" w:w="340"/>
+            <w:tcBorders>
+              <w:top w:val="nil"/>
+              <w:left w:val="nil"/>
+              <w:bottom w:val="single" w:sz="4" w:color="E3E8EE" w:space="0"/>
+              <w:right w:val="nil"/>
+            </w:tcBorders>
+          </w:tcPr>
+          <w:p>
+            <w:pPr>
+              <w:spacing w:before="0" w:after="0"/>
+            </w:pPr>
+            <w:r>
+              <w:rPr>
+                <w:rFonts w:ascii="Segoe UI Symbol" w:hAnsi="Segoe UI Symbol"/>
+                <w:b w:val="0"/>
+                <w:color w:val="1B7F3B"/>
+                <w:sz w:val="24"/>
+              </w:rPr>
+              <w:t>☑</w:t>
+            </w:r>
+          </w:p>
+        </w:tc>
+        <w:tc>
+          <w:tcPr>
+            <w:tcW w:type="dxa" w:w="9298"/>
+            <w:tcBorders>
+              <w:top w:val="nil"/>
+              <w:left w:val="nil"/>
+              <w:bottom w:val="single" w:sz="4" w:color="E3E8EE" w:space="0"/>
+              <w:right w:val="nil"/>
+            </w:tcBorders>
+          </w:tcPr>
+          <w:p>
+            <w:pPr>
+              <w:spacing w:before="0" w:after="40"/>
+            </w:pPr>
+            <w:r>
+              <w:rPr>
+                <w:b/>
+                <w:color w:val="1A1A1A"/>
+                <w:sz w:val="19"/>
+              </w:rPr>
+              <w:t>Yes, the company is promoting environmental or social characteristics (activities, ESG policy, good ESG rating, etc)</w:t>
+            </w:r>
+          </w:p>
+          <w:p>
+            <w:pPr>
+              <w:tabs>
+                <w:tab w:pos="198" w:val="left"/>
+              </w:tabs>
+              <w:spacing w:before="0" w:after="20"/>
+              <w:ind w:left="198" w:hanging="198"/>
+            </w:pPr>
+            <w:r>
+              <w:rPr>
+                <w:b w:val="0"/>
+                <w:color w:val="5F6B7A"/>
+                <w:sz w:val="18"/>
+              </w:rPr>
+              <w:t>•</w:t>
+              <w:tab/>
+            </w:r>
+            <w:r>
+              <w:rPr>
+                <w:b w:val="0"/>
+                <w:color w:val="333333"/>
+                <w:sz w:val="18"/>
+              </w:rPr>
+              <w:t>Skelbiami JK anglies dioksido mažinimo planas (2025) ir šiuolaikinės vergovės pareiškimas (2026)</w:t>
+            </w:r>
+            <w:hyperlink r:id="rId12">
+              <w:r>
+                <w:rPr>
+                  <w:color w:val="2A78D6"/>
+                  <w:vertAlign w:val="superscript"/>
+                  <w:sz w:val="15"/>
+                </w:rPr>
+                <w:t xml:space="preserve">1</w:t>
+              </w:r>
+            </w:hyperlink>
+            <w:r>
+              <w:rPr>
+                <w:b w:val="0"/>
+                <w:color w:val="333333"/>
+                <w:sz w:val="18"/>
+              </w:rPr>
+              <w:t>.</w:t>
+            </w:r>
+          </w:p>
+        </w:tc>
+      </w:tr>
+    </w:tbl>
+    <w:tbl>
+      <w:tblPr>
+        <w:tblW w:w="9639" w:type="dxa"/>
+        <w:tblBorders>
+          <w:top w:val="nil"/>
+          <w:left w:val="nil"/>
+          <w:bottom w:val="nil"/>
+          <w:right w:val="nil"/>
+          <w:insideH w:val="nil"/>
+          <w:insideV w:val="nil"/>
+        </w:tblBorders>
+        <w:tblLayout w:type="fixed"/>
+        <w:tblCellMar>
+          <w:top w:w="90" w:type="dxa"/>
+          <w:left w:w="0" w:type="dxa"/>
+          <w:bottom w:w="110" w:type="dxa"/>
+          <w:right w:w="0" w:type="dxa"/>
+        </w:tblCellMar>
+        <w:tblLook w:firstColumn="1" w:firstRow="1" w:lastColumn="0" w:lastRow="0" w:noHBand="0" w:noVBand="1" w:val="04A0"/>
+      </w:tblPr>
+      <w:tblGrid>
+        <w:gridCol w:w="340"/>
+        <w:gridCol w:w="9298"/>
+      </w:tblGrid>
+      <w:tr>
+        <w:tc>
+          <w:tcPr>
+            <w:tcW w:type="dxa" w:w="340"/>
+            <w:tcBorders>
+              <w:top w:val="nil"/>
+              <w:left w:val="nil"/>
+              <w:bottom w:val="single" w:sz="4" w:color="E3E8EE" w:space="0"/>
+              <w:right w:val="nil"/>
+            </w:tcBorders>
+          </w:tcPr>
+          <w:p>
+            <w:pPr>
+              <w:spacing w:before="0" w:after="0"/>
+            </w:pPr>
+            <w:r>
+              <w:rPr>
+                <w:rFonts w:ascii="Segoe UI Symbol" w:hAnsi="Segoe UI Symbol"/>
+                <w:b w:val="0"/>
+                <w:color w:val="1B7F3B"/>
+                <w:sz w:val="24"/>
+              </w:rPr>
+              <w:t>☑</w:t>
+            </w:r>
+          </w:p>
+        </w:tc>
+        <w:tc>
+          <w:tcPr>
+            <w:tcW w:type="dxa" w:w="9298"/>
+            <w:tcBorders>
+              <w:top w:val="nil"/>
+              <w:left w:val="nil"/>
+              <w:bottom w:val="single" w:sz="4" w:color="E3E8EE" w:space="0"/>
+              <w:right w:val="nil"/>
+            </w:tcBorders>
+          </w:tcPr>
+          <w:p>
+            <w:pPr>
+              <w:spacing w:before="0" w:after="40"/>
+            </w:pPr>
+            <w:r>
+              <w:rPr>
+                <w:b/>
+                <w:color w:val="1A1A1A"/>
+                <w:sz w:val="19"/>
+              </w:rPr>
+              <w:t>Yes, the activities of the company or it’s strategy is aligned with the taxonomy and/or Paris agreement targets (e.g. net zero commitment)</w:t>
+            </w:r>
+          </w:p>
+          <w:p>
+            <w:pPr>
+              <w:tabs>
+                <w:tab w:pos="198" w:val="left"/>
+              </w:tabs>
+              <w:spacing w:before="0" w:after="20"/>
+              <w:ind w:left="198" w:hanging="198"/>
+            </w:pPr>
+            <w:r>
+              <w:rPr>
+                <w:b w:val="0"/>
+                <w:color w:val="5F6B7A"/>
+                <w:sz w:val="18"/>
+              </w:rPr>
+              <w:t>•</w:t>
+              <w:tab/>
+            </w:r>
+            <w:r>
+              <w:rPr>
+                <w:b w:val="0"/>
+                <w:color w:val="333333"/>
+                <w:sz w:val="18"/>
+              </w:rPr>
+              <w:t>JK padalinio anglies dioksido mažinimo planas</w:t>
+            </w:r>
+            <w:hyperlink r:id="rId12">
+              <w:r>
+                <w:rPr>
+                  <w:color w:val="2A78D6"/>
+                  <w:vertAlign w:val="superscript"/>
+                  <w:sz w:val="15"/>
+                </w:rPr>
+                <w:t xml:space="preserve">1</w:t>
+              </w:r>
+            </w:hyperlink>
+            <w:r>
+              <w:rPr>
+                <w:b w:val="0"/>
+                <w:color w:val="333333"/>
+                <w:sz w:val="18"/>
+              </w:rPr>
+              <w:t>.</w:t>
+            </w:r>
+          </w:p>
+        </w:tc>
+      </w:tr>
+    </w:tbl>
+    <w:tbl>
+      <w:tblPr>
+        <w:tblW w:w="9639" w:type="dxa"/>
+        <w:tblBorders>
+          <w:top w:val="nil"/>
+          <w:left w:val="nil"/>
+          <w:bottom w:val="nil"/>
+          <w:right w:val="nil"/>
+          <w:insideH w:val="nil"/>
+          <w:insideV w:val="nil"/>
+        </w:tblBorders>
+        <w:tblLayout w:type="fixed"/>
+        <w:tblCellMar>
+          <w:top w:w="90" w:type="dxa"/>
+          <w:left w:w="0" w:type="dxa"/>
+          <w:bottom w:w="110" w:type="dxa"/>
+          <w:right w:w="0" w:type="dxa"/>
+        </w:tblCellMar>
+        <w:tblLook w:firstColumn="1" w:firstRow="1" w:lastColumn="0" w:lastRow="0" w:noHBand="0" w:noVBand="1" w:val="04A0"/>
+      </w:tblPr>
+      <w:tblGrid>
+        <w:gridCol w:w="340"/>
+        <w:gridCol w:w="9298"/>
+      </w:tblGrid>
+      <w:tr>
+        <w:tc>
+          <w:tcPr>
+            <w:tcW w:type="dxa" w:w="340"/>
+            <w:tcBorders>
+              <w:top w:val="nil"/>
+              <w:left w:val="nil"/>
+              <w:bottom w:val="single" w:sz="4" w:color="E3E8EE" w:space="0"/>
+              <w:right w:val="nil"/>
+            </w:tcBorders>
+          </w:tcPr>
+          <w:p>
+            <w:pPr>
+              <w:spacing w:before="0" w:after="0"/>
+            </w:pPr>
+            <w:r>
+              <w:rPr>
+                <w:rFonts w:ascii="Segoe UI Symbol" w:hAnsi="Segoe UI Symbol"/>
+                <w:b w:val="0"/>
+                <w:color w:val="1B7F3B"/>
+                <w:sz w:val="24"/>
+              </w:rPr>
+              <w:t>☑</w:t>
+            </w:r>
+          </w:p>
+        </w:tc>
+        <w:tc>
+          <w:tcPr>
+            <w:tcW w:type="dxa" w:w="9298"/>
+            <w:tcBorders>
+              <w:top w:val="nil"/>
+              <w:left w:val="nil"/>
+              <w:bottom w:val="single" w:sz="4" w:color="E3E8EE" w:space="0"/>
+              <w:right w:val="nil"/>
+            </w:tcBorders>
+          </w:tcPr>
+          <w:p>
+            <w:pPr>
+              <w:spacing w:before="0" w:after="40"/>
+            </w:pPr>
+            <w:r>
+              <w:rPr>
+                <w:b/>
+                <w:color w:val="1A1A1A"/>
+                <w:sz w:val="19"/>
+              </w:rPr>
+              <w:t>Yes, the company does not have yellow flag/signal related to controversies based on UN Global Compact or any other relevant principles/standards</w:t>
+            </w:r>
+          </w:p>
+          <w:p>
+            <w:pPr>
+              <w:tabs>
+                <w:tab w:pos="198" w:val="left"/>
+              </w:tabs>
+              <w:spacing w:before="0" w:after="20"/>
+              <w:ind w:left="198" w:hanging="198"/>
+            </w:pPr>
+            <w:r>
+              <w:rPr>
+                <w:b w:val="0"/>
+                <w:color w:val="5F6B7A"/>
+                <w:sz w:val="18"/>
+              </w:rPr>
+              <w:t>•</w:t>
+              <w:tab/>
+            </w:r>
+            <w:r>
+              <w:rPr>
+                <w:b w:val="0"/>
+                <w:color w:val="333333"/>
+                <w:sz w:val="18"/>
+              </w:rPr>
+              <w:t>Geltonų signalų nerasta.</w:t>
+            </w:r>
+          </w:p>
+        </w:tc>
+      </w:tr>
+    </w:tbl>
+    <w:tbl>
+      <w:tblPr>
+        <w:tblW w:w="9639" w:type="dxa"/>
+        <w:tblBorders>
+          <w:top w:val="nil"/>
+          <w:left w:val="nil"/>
+          <w:bottom w:val="nil"/>
+          <w:right w:val="nil"/>
+          <w:insideH w:val="nil"/>
+          <w:insideV w:val="nil"/>
+        </w:tblBorders>
+        <w:tblLayout w:type="fixed"/>
+        <w:tblCellMar>
+          <w:top w:w="90" w:type="dxa"/>
+          <w:left w:w="0" w:type="dxa"/>
+          <w:bottom w:w="110" w:type="dxa"/>
+          <w:right w:w="0" w:type="dxa"/>
+        </w:tblCellMar>
+        <w:tblLook w:firstColumn="1" w:firstRow="1" w:lastColumn="0" w:lastRow="0" w:noHBand="0" w:noVBand="1" w:val="04A0"/>
+      </w:tblPr>
+      <w:tblGrid>
+        <w:gridCol w:w="340"/>
+        <w:gridCol w:w="9298"/>
+      </w:tblGrid>
+      <w:tr>
+        <w:tc>
+          <w:tcPr>
+            <w:tcW w:type="dxa" w:w="340"/>
+            <w:tcBorders>
+              <w:top w:val="nil"/>
+              <w:left w:val="nil"/>
+              <w:bottom w:val="single" w:sz="4" w:color="E3E8EE" w:space="0"/>
+              <w:right w:val="nil"/>
+            </w:tcBorders>
+          </w:tcPr>
+          <w:p>
+            <w:pPr>
+              <w:spacing w:before="0" w:after="0"/>
+            </w:pPr>
+            <w:r>
+              <w:rPr>
+                <w:rFonts w:ascii="Segoe UI Symbol" w:hAnsi="Segoe UI Symbol"/>
+                <w:b w:val="0"/>
+                <w:color w:val="1B7F3B"/>
+                <w:sz w:val="24"/>
+              </w:rPr>
+              <w:t>☑</w:t>
+            </w:r>
+          </w:p>
+        </w:tc>
+        <w:tc>
+          <w:tcPr>
+            <w:tcW w:type="dxa" w:w="9298"/>
+            <w:tcBorders>
+              <w:top w:val="nil"/>
+              <w:left w:val="nil"/>
+              <w:bottom w:val="single" w:sz="4" w:color="E3E8EE" w:space="0"/>
+              <w:right w:val="nil"/>
+            </w:tcBorders>
+          </w:tcPr>
+          <w:p>
+            <w:pPr>
+              <w:spacing w:before="0" w:after="40"/>
+            </w:pPr>
+            <w:r>
+              <w:rPr>
+                <w:b/>
+                <w:color w:val="1A1A1A"/>
+                <w:sz w:val="19"/>
+              </w:rPr>
+              <w:t>Yes, the company fulfills the expectations from SEB thematic and sector policies</w:t>
+            </w:r>
+          </w:p>
+          <w:p>
+            <w:pPr>
+              <w:spacing w:before="40" w:after="0"/>
+            </w:pPr>
+            <w:r>
+              <w:rPr>
+                <w:b/>
+                <w:color w:val="333333"/>
+                <w:sz w:val="18"/>
+              </w:rPr>
+              <w:t>Taikoma</w:t>
+            </w:r>
+          </w:p>
+          <w:p>
+            <w:pPr>
+              <w:tabs>
+                <w:tab w:pos="198" w:val="left"/>
+              </w:tabs>
+              <w:spacing w:before="0" w:after="20"/>
+              <w:ind w:left="198" w:hanging="198"/>
+            </w:pPr>
+            <w:r>
+              <w:rPr>
+                <w:b w:val="0"/>
+                <w:color w:val="5F6B7A"/>
+                <w:sz w:val="18"/>
+              </w:rPr>
+              <w:t>•</w:t>
+              <w:tab/>
+            </w:r>
+            <w:r>
+              <w:rPr>
+                <w:b w:val="0"/>
+                <w:color w:val="333333"/>
+                <w:sz w:val="18"/>
+              </w:rPr>
+              <w:t>Investicijų politika</w:t>
+            </w:r>
+            <w:hyperlink r:id="rId19">
+              <w:r>
+                <w:rPr>
+                  <w:color w:val="2A78D6"/>
+                  <w:vertAlign w:val="superscript"/>
+                  <w:sz w:val="15"/>
+                </w:rPr>
+                <w:t xml:space="preserve">7</w:t>
+              </w:r>
+            </w:hyperlink>
+            <w:r>
+              <w:rPr>
+                <w:b w:val="0"/>
+                <w:color w:val="333333"/>
+                <w:sz w:val="18"/>
+              </w:rPr>
+              <w:t>.</w:t>
+            </w:r>
+          </w:p>
+          <w:p>
+            <w:pPr>
+              <w:spacing w:before="40" w:after="0"/>
+            </w:pPr>
+            <w:r>
+              <w:rPr>
+                <w:b/>
+                <w:color w:val="333333"/>
+                <w:sz w:val="18"/>
+              </w:rPr>
+              <w:t>Atitinka</w:t>
+            </w:r>
+          </w:p>
+          <w:p>
+            <w:pPr>
+              <w:tabs>
+                <w:tab w:pos="198" w:val="left"/>
+              </w:tabs>
+              <w:spacing w:before="0" w:after="20"/>
+              <w:ind w:left="198" w:hanging="198"/>
+            </w:pPr>
+            <w:r>
+              <w:rPr>
+                <w:b w:val="0"/>
+                <w:color w:val="5F6B7A"/>
+                <w:sz w:val="18"/>
+              </w:rPr>
+              <w:t>•</w:t>
+              <w:tab/>
+            </w:r>
+            <w:r>
+              <w:rPr>
+                <w:b w:val="0"/>
+                <w:color w:val="333333"/>
+                <w:sz w:val="18"/>
+              </w:rPr>
+              <w:t>ISO 27001, vergovės prevencijos pareiškimas</w:t>
+            </w:r>
+            <w:hyperlink r:id="rId12">
+              <w:r>
+                <w:rPr>
+                  <w:color w:val="2A78D6"/>
+                  <w:vertAlign w:val="superscript"/>
+                  <w:sz w:val="15"/>
+                </w:rPr>
+                <w:t xml:space="preserve">1</w:t>
+              </w:r>
+            </w:hyperlink>
+            <w:r>
+              <w:rPr>
+                <w:b w:val="0"/>
+                <w:color w:val="333333"/>
+                <w:sz w:val="18"/>
+              </w:rPr>
+              <w:t>.</w:t>
+            </w:r>
+          </w:p>
+          <w:p>
+            <w:pPr>
+              <w:spacing w:before="40" w:after="0"/>
+            </w:pPr>
+            <w:r>
+              <w:rPr>
+                <w:b/>
+                <w:color w:val="333333"/>
+                <w:sz w:val="18"/>
+              </w:rPr>
+              <w:t>Galėtų būti geriau</w:t>
+            </w:r>
+          </w:p>
+          <w:p>
+            <w:pPr>
+              <w:tabs>
+                <w:tab w:pos="198" w:val="left"/>
+              </w:tabs>
+              <w:spacing w:before="0" w:after="20"/>
+              <w:ind w:left="198" w:hanging="198"/>
+            </w:pPr>
+            <w:r>
+              <w:rPr>
+                <w:b w:val="0"/>
+                <w:color w:val="5F6B7A"/>
+                <w:sz w:val="18"/>
+              </w:rPr>
+              <w:t>•</w:t>
+              <w:tab/>
+            </w:r>
+            <w:r>
+              <w:rPr>
+                <w:b w:val="0"/>
+                <w:color w:val="333333"/>
+                <w:sz w:val="18"/>
+              </w:rPr>
+              <w:t>Grupės tvarumo ataskaita nerasta.</w:t>
+            </w:r>
+          </w:p>
+        </w:tc>
+      </w:tr>
+    </w:tbl>
     <w:p>
       <w:pPr>
-        <w:spacing w:before="80" w:after="20"/>
-      </w:pPr>
-      <w:r>
-        <w:rPr>
-          <w:sz w:val="24"/>
-        </w:rPr>
-        <w:t xml:space="preserve">☑ </w:t>
-      </w:r>
-      <w:r>
-        <w:t>Yes, the company is promoting environmental or social characteristics (activities, ESG policy, good ESG rating, etc)</w:t>
-      </w:r>
-    </w:p>
-    <w:p>
-      <w:pPr>
-        <w:spacing w:after="120"/>
-        <w:ind w:left="510" w:hanging="198"/>
-      </w:pPr>
-      <w:r>
-        <w:rPr>
-          <w:sz w:val="19"/>
-        </w:rPr>
-        <w:t xml:space="preserve">•  </w:t>
-      </w:r>
-      <w:r>
-        <w:rPr>
-          <w:b w:val="0"/>
-          <w:color w:val="333333"/>
-          <w:sz w:val="19"/>
-        </w:rPr>
-        <w:t>Skelbiami JK anglies dioksido mažinimo planas (2025) ir šiuolaikinės vergovės pareiškimas (2026)</w:t>
-      </w:r>
-      <w:hyperlink r:id="rId10">
-        <w:r>
-          <w:rPr>
-            <w:color w:val="2A78D6"/>
-            <w:vertAlign w:val="superscript"/>
-            <w:sz w:val="16"/>
-          </w:rPr>
-          <w:t xml:space="preserve">1</w:t>
-        </w:r>
-      </w:hyperlink>
-      <w:r>
-        <w:rPr>
-          <w:b w:val="0"/>
-          <w:color w:val="333333"/>
-          <w:sz w:val="19"/>
-        </w:rPr>
-        <w:t>.</w:t>
-      </w:r>
-    </w:p>
-    <w:p>
-      <w:pPr>
-        <w:spacing w:before="80" w:after="20"/>
-      </w:pPr>
-      <w:r>
-        <w:rPr>
-          <w:sz w:val="24"/>
-        </w:rPr>
-        <w:t xml:space="preserve">☑ </w:t>
-      </w:r>
-      <w:r>
-        <w:t>Yes, the activities of the company or it’s strategy is aligned with the taxonomy and/or Paris agreement targets (e.g. net zero commitment)</w:t>
-      </w:r>
-    </w:p>
-    <w:p>
-      <w:pPr>
-        <w:spacing w:after="120"/>
-        <w:ind w:left="510" w:hanging="198"/>
-      </w:pPr>
-      <w:r>
-        <w:rPr>
-          <w:sz w:val="19"/>
-        </w:rPr>
-        <w:t xml:space="preserve">•  </w:t>
-      </w:r>
-      <w:r>
-        <w:rPr>
-          <w:b w:val="0"/>
-          <w:color w:val="333333"/>
-          <w:sz w:val="19"/>
-        </w:rPr>
-        <w:t>JK padalinio anglies dioksido mažinimo planas</w:t>
-      </w:r>
-      <w:hyperlink r:id="rId10">
-        <w:r>
-          <w:rPr>
-            <w:color w:val="2A78D6"/>
-            <w:vertAlign w:val="superscript"/>
-            <w:sz w:val="16"/>
-          </w:rPr>
-          <w:t xml:space="preserve">1</w:t>
-        </w:r>
-      </w:hyperlink>
-      <w:r>
-        <w:rPr>
-          <w:b w:val="0"/>
-          <w:color w:val="333333"/>
-          <w:sz w:val="19"/>
-        </w:rPr>
-        <w:t>.</w:t>
-      </w:r>
-    </w:p>
-    <w:p>
-      <w:pPr>
-        <w:spacing w:before="80" w:after="20"/>
-      </w:pPr>
-      <w:r>
-        <w:rPr>
-          <w:sz w:val="24"/>
-        </w:rPr>
-        <w:t xml:space="preserve">☑ </w:t>
-      </w:r>
-      <w:r>
-        <w:t>Yes, the company does not have yellow flag/signal related to controversies based on UN Global Compact or any other relevant principles/standards</w:t>
-      </w:r>
-    </w:p>
-    <w:p>
-      <w:pPr>
-        <w:spacing w:after="120"/>
-        <w:ind w:left="510" w:hanging="198"/>
-      </w:pPr>
-      <w:r>
-        <w:rPr>
-          <w:sz w:val="19"/>
-        </w:rPr>
-        <w:t xml:space="preserve">•  </w:t>
-      </w:r>
-      <w:r>
-        <w:rPr>
-          <w:b w:val="0"/>
-          <w:color w:val="333333"/>
-          <w:sz w:val="19"/>
-        </w:rPr>
-        <w:t>Geltonų signalų nerasta.</w:t>
-      </w:r>
-    </w:p>
-    <w:p>
-      <w:pPr>
-        <w:spacing w:before="80" w:after="20"/>
-      </w:pPr>
-      <w:r>
-        <w:rPr>
-          <w:sz w:val="24"/>
-        </w:rPr>
-        <w:t xml:space="preserve">☑ </w:t>
-      </w:r>
-      <w:r>
-        <w:t>Yes, the company fulfills the expectations from SEB thematic and sector policies</w:t>
-      </w:r>
-    </w:p>
-    <w:p>
-      <w:pPr>
-        <w:spacing w:after="0"/>
-        <w:ind w:left="397"/>
+        <w:spacing w:before="120" w:after="40"/>
       </w:pPr>
       <w:r>
         <w:rPr>
           <w:b/>
-          <w:color w:val="333333"/>
           <w:sz w:val="19"/>
-        </w:rPr>
-        <w:t>Taikoma</w:t>
-      </w:r>
-    </w:p>
-    <w:p>
-      <w:pPr>
-        <w:spacing w:after="0"/>
-        <w:ind w:left="737" w:hanging="198"/>
-      </w:pPr>
-      <w:r>
-        <w:rPr>
-          <w:sz w:val="19"/>
-        </w:rPr>
-        <w:t xml:space="preserve">•  </w:t>
-      </w:r>
-      <w:r>
-        <w:rPr>
-          <w:b w:val="0"/>
-          <w:color w:val="333333"/>
-          <w:sz w:val="19"/>
-        </w:rPr>
-        <w:t>Investicijų politika</w:t>
-      </w:r>
-      <w:hyperlink r:id="rId17">
-        <w:r>
-          <w:rPr>
-            <w:color w:val="2A78D6"/>
-            <w:vertAlign w:val="superscript"/>
-            <w:sz w:val="16"/>
-          </w:rPr>
-          <w:t xml:space="preserve">7</w:t>
-        </w:r>
-      </w:hyperlink>
-      <w:r>
-        <w:rPr>
-          <w:b w:val="0"/>
-          <w:color w:val="333333"/>
-          <w:sz w:val="19"/>
-        </w:rPr>
-        <w:t>.</w:t>
-      </w:r>
-    </w:p>
-    <w:p>
-      <w:pPr>
-        <w:spacing w:after="0"/>
-        <w:ind w:left="397"/>
-      </w:pPr>
-      <w:r>
-        <w:rPr>
-          <w:b/>
-          <w:color w:val="333333"/>
-          <w:sz w:val="19"/>
-        </w:rPr>
-        <w:t>Atitinka</w:t>
-      </w:r>
-    </w:p>
-    <w:p>
-      <w:pPr>
-        <w:spacing w:after="0"/>
-        <w:ind w:left="737" w:hanging="198"/>
-      </w:pPr>
-      <w:r>
-        <w:rPr>
-          <w:sz w:val="19"/>
-        </w:rPr>
-        <w:t xml:space="preserve">•  </w:t>
-      </w:r>
-      <w:r>
-        <w:rPr>
-          <w:b w:val="0"/>
-          <w:color w:val="333333"/>
-          <w:sz w:val="19"/>
-        </w:rPr>
-        <w:t>ISO 27001, vergovės prevencijos pareiškimas</w:t>
-      </w:r>
-      <w:hyperlink r:id="rId10">
-        <w:r>
-          <w:rPr>
-            <w:color w:val="2A78D6"/>
-            <w:vertAlign w:val="superscript"/>
-            <w:sz w:val="16"/>
-          </w:rPr>
-          <w:t xml:space="preserve">1</w:t>
-        </w:r>
-      </w:hyperlink>
-      <w:r>
-        <w:rPr>
-          <w:b w:val="0"/>
-          <w:color w:val="333333"/>
-          <w:sz w:val="19"/>
-        </w:rPr>
-        <w:t>.</w:t>
-      </w:r>
-    </w:p>
-    <w:p>
-      <w:pPr>
-        <w:spacing w:after="0"/>
-        <w:ind w:left="397"/>
-      </w:pPr>
-      <w:r>
-        <w:rPr>
-          <w:b/>
-          <w:color w:val="333333"/>
-          <w:sz w:val="19"/>
-        </w:rPr>
-        <w:t>Galėtų būti geriau</w:t>
-      </w:r>
-    </w:p>
-    <w:p>
-      <w:pPr>
-        <w:spacing w:after="120"/>
-        <w:ind w:left="737" w:hanging="198"/>
-      </w:pPr>
-      <w:r>
-        <w:rPr>
-          <w:sz w:val="19"/>
-        </w:rPr>
-        <w:t xml:space="preserve">•  </w:t>
-      </w:r>
-      <w:r>
-        <w:rPr>
-          <w:b w:val="0"/>
-          <w:color w:val="333333"/>
-          <w:sz w:val="19"/>
-        </w:rPr>
-        <w:t>Grupės tvarumo ataskaita nerasta.</w:t>
-      </w:r>
-    </w:p>
-    <w:p>
-      <w:pPr>
-        <w:spacing w:before="80"/>
-      </w:pPr>
-      <w:r>
-        <w:rPr>
-          <w:b/>
         </w:rPr>
         <w:t xml:space="preserve">Additional comments: </w:t>
       </w:r>
     </w:p>
     <w:p>
       <w:pPr>
-        <w:spacing w:before="160"/>
+        <w:keepNext/>
+        <w:shd w:val="clear" w:color="auto" w:fill="EAF1F8"/>
+        <w:spacing w:before="200" w:after="80"/>
+        <w:ind w:left="85"/>
       </w:pPr>
       <w:r>
         <w:rPr>
           <w:b/>
-          <w:sz w:val="22"/>
+          <w:caps/>
+          <w:color w:val="1F4E79"/>
+          <w:sz w:val="19"/>
         </w:rPr>
         <w:t>Engagement</w:t>
       </w:r>
     </w:p>
+    <w:tbl>
+      <w:tblPr>
+        <w:tblW w:w="9639" w:type="dxa"/>
+        <w:tblBorders>
+          <w:top w:val="nil"/>
+          <w:left w:val="nil"/>
+          <w:bottom w:val="nil"/>
+          <w:right w:val="nil"/>
+          <w:insideH w:val="nil"/>
+          <w:insideV w:val="nil"/>
+        </w:tblBorders>
+        <w:tblLayout w:type="fixed"/>
+        <w:tblCellMar>
+          <w:top w:w="90" w:type="dxa"/>
+          <w:left w:w="0" w:type="dxa"/>
+          <w:bottom w:w="110" w:type="dxa"/>
+          <w:right w:w="0" w:type="dxa"/>
+        </w:tblCellMar>
+        <w:tblLook w:firstColumn="1" w:firstRow="1" w:lastColumn="0" w:lastRow="0" w:noHBand="0" w:noVBand="1" w:val="04A0"/>
+      </w:tblPr>
+      <w:tblGrid>
+        <w:gridCol w:w="340"/>
+        <w:gridCol w:w="9298"/>
+      </w:tblGrid>
+      <w:tr>
+        <w:tc>
+          <w:tcPr>
+            <w:tcW w:type="dxa" w:w="340"/>
+            <w:tcBorders>
+              <w:top w:val="nil"/>
+              <w:left w:val="nil"/>
+              <w:bottom w:val="single" w:sz="4" w:color="E3E8EE" w:space="0"/>
+              <w:right w:val="nil"/>
+            </w:tcBorders>
+          </w:tcPr>
+          <w:p>
+            <w:pPr>
+              <w:spacing w:before="0" w:after="0"/>
+            </w:pPr>
+            <w:r>
+              <w:rPr>
+                <w:rFonts w:ascii="Segoe UI Symbol" w:hAnsi="Segoe UI Symbol"/>
+                <w:b w:val="0"/>
+                <w:color w:val="9AA5B1"/>
+                <w:sz w:val="24"/>
+              </w:rPr>
+              <w:t>☐</w:t>
+            </w:r>
+          </w:p>
+        </w:tc>
+        <w:tc>
+          <w:tcPr>
+            <w:tcW w:type="dxa" w:w="9298"/>
+            <w:tcBorders>
+              <w:top w:val="nil"/>
+              <w:left w:val="nil"/>
+              <w:bottom w:val="single" w:sz="4" w:color="E3E8EE" w:space="0"/>
+              <w:right w:val="nil"/>
+            </w:tcBorders>
+          </w:tcPr>
+          <w:p>
+            <w:pPr>
+              <w:spacing w:before="0" w:after="40"/>
+            </w:pPr>
+            <w:r>
+              <w:rPr>
+                <w:b/>
+                <w:color w:val="1A1A1A"/>
+                <w:sz w:val="19"/>
+              </w:rPr>
+              <w:t>Is there a need for pro-active engagement with the company?</w:t>
+            </w:r>
+          </w:p>
+          <w:p>
+            <w:pPr>
+              <w:tabs>
+                <w:tab w:pos="198" w:val="left"/>
+              </w:tabs>
+              <w:spacing w:before="0" w:after="20"/>
+              <w:ind w:left="198" w:hanging="198"/>
+            </w:pPr>
+            <w:r>
+              <w:rPr>
+                <w:b w:val="0"/>
+                <w:color w:val="5F6B7A"/>
+                <w:sz w:val="18"/>
+              </w:rPr>
+              <w:t>•</w:t>
+              <w:tab/>
+            </w:r>
+            <w:r>
+              <w:rPr>
+                <w:b w:val="0"/>
+                <w:color w:val="333333"/>
+                <w:sz w:val="18"/>
+              </w:rPr>
+              <w:t>ESG požiūriu nereikia.</w:t>
+            </w:r>
+          </w:p>
+        </w:tc>
+      </w:tr>
+    </w:tbl>
     <w:p>
       <w:pPr>
-        <w:spacing w:before="80" w:after="20"/>
-      </w:pPr>
-      <w:r>
-        <w:rPr>
-          <w:sz w:val="24"/>
-        </w:rPr>
-        <w:t xml:space="preserve">☐ </w:t>
-      </w:r>
-      <w:r>
-        <w:t>Is there a need for pro-active engagement with the company?</w:t>
-      </w:r>
-    </w:p>
-    <w:p>
-      <w:pPr>
-        <w:spacing w:after="120"/>
-        <w:ind w:left="510" w:hanging="198"/>
-      </w:pPr>
-      <w:r>
-        <w:rPr>
-          <w:sz w:val="19"/>
-        </w:rPr>
-        <w:t xml:space="preserve">•  </w:t>
-      </w:r>
-      <w:r>
-        <w:rPr>
-          <w:b w:val="0"/>
-          <w:color w:val="333333"/>
-          <w:sz w:val="19"/>
-        </w:rPr>
-        <w:t>ESG požiūriu nereikia.</w:t>
-      </w:r>
-    </w:p>
-    <w:p>
-      <w:pPr>
-        <w:spacing w:before="80"/>
+        <w:spacing w:before="120" w:after="40"/>
       </w:pPr>
       <w:r>
         <w:rPr>
           <w:b/>
+          <w:sz w:val="19"/>
         </w:rPr>
         <w:t xml:space="preserve">Additional comments: </w:t>
       </w:r>
     </w:p>
     <w:p>
       <w:pPr>
-        <w:spacing w:before="160"/>
+        <w:keepNext/>
+        <w:shd w:val="clear" w:color="auto" w:fill="EAF1F8"/>
+        <w:spacing w:before="200" w:after="80"/>
+        <w:ind w:left="85"/>
       </w:pPr>
       <w:r>
         <w:rPr>
           <w:b/>
-          <w:sz w:val="22"/>
+          <w:caps/>
+          <w:color w:val="1F4E79"/>
+          <w:sz w:val="19"/>
         </w:rPr>
         <w:t>Indicators</w:t>
       </w:r>
     </w:p>
+    <w:tbl>
+      <w:tblPr>
+        <w:tblW w:w="9639" w:type="dxa"/>
+        <w:tblBorders>
+          <w:top w:val="nil"/>
+          <w:left w:val="nil"/>
+          <w:bottom w:val="nil"/>
+          <w:right w:val="nil"/>
+          <w:insideH w:val="nil"/>
+          <w:insideV w:val="nil"/>
+        </w:tblBorders>
+        <w:tblLayout w:type="fixed"/>
+        <w:tblCellMar>
+          <w:top w:w="90" w:type="dxa"/>
+          <w:left w:w="0" w:type="dxa"/>
+          <w:bottom w:w="110" w:type="dxa"/>
+          <w:right w:w="0" w:type="dxa"/>
+        </w:tblCellMar>
+        <w:tblLook w:firstColumn="1" w:firstRow="1" w:lastColumn="0" w:lastRow="0" w:noHBand="0" w:noVBand="1" w:val="04A0"/>
+      </w:tblPr>
+      <w:tblGrid>
+        <w:gridCol w:w="340"/>
+        <w:gridCol w:w="9298"/>
+      </w:tblGrid>
+      <w:tr>
+        <w:tc>
+          <w:tcPr>
+            <w:tcW w:type="dxa" w:w="340"/>
+            <w:tcBorders>
+              <w:top w:val="nil"/>
+              <w:left w:val="nil"/>
+              <w:bottom w:val="single" w:sz="4" w:color="E3E8EE" w:space="0"/>
+              <w:right w:val="nil"/>
+            </w:tcBorders>
+          </w:tcPr>
+          <w:p>
+            <w:pPr>
+              <w:spacing w:before="0" w:after="0"/>
+            </w:pPr>
+            <w:r>
+              <w:rPr>
+                <w:rFonts w:ascii="Segoe UI Symbol" w:hAnsi="Segoe UI Symbol"/>
+                <w:b w:val="0"/>
+                <w:color w:val="1B7F3B"/>
+                <w:sz w:val="24"/>
+              </w:rPr>
+              <w:t>☑</w:t>
+            </w:r>
+          </w:p>
+        </w:tc>
+        <w:tc>
+          <w:tcPr>
+            <w:tcW w:type="dxa" w:w="9298"/>
+            <w:tcBorders>
+              <w:top w:val="nil"/>
+              <w:left w:val="nil"/>
+              <w:bottom w:val="single" w:sz="4" w:color="E3E8EE" w:space="0"/>
+              <w:right w:val="nil"/>
+            </w:tcBorders>
+          </w:tcPr>
+          <w:p>
+            <w:pPr>
+              <w:spacing w:before="0" w:after="40"/>
+            </w:pPr>
+            <w:r>
+              <w:rPr>
+                <w:b/>
+                <w:color w:val="1A1A1A"/>
+                <w:sz w:val="19"/>
+              </w:rPr>
+              <w:t>Yes, the indicators of the company support the targets of sustainability and PAI indicators followed by the Fund</w:t>
+            </w:r>
+          </w:p>
+          <w:p>
+            <w:pPr>
+              <w:tabs>
+                <w:tab w:pos="198" w:val="left"/>
+              </w:tabs>
+              <w:spacing w:before="0" w:after="20"/>
+              <w:ind w:left="198" w:hanging="198"/>
+            </w:pPr>
+            <w:r>
+              <w:rPr>
+                <w:b w:val="0"/>
+                <w:color w:val="5F6B7A"/>
+                <w:sz w:val="18"/>
+              </w:rPr>
+              <w:t>•</w:t>
+              <w:tab/>
+            </w:r>
+            <w:r>
+              <w:rPr>
+                <w:b w:val="0"/>
+                <w:color w:val="333333"/>
+                <w:sz w:val="18"/>
+              </w:rPr>
+              <w:t>IT paslaugų poveikis aplinkai nedidelis</w:t>
+            </w:r>
+          </w:p>
+          <w:p>
+            <w:pPr>
+              <w:tabs>
+                <w:tab w:pos="198" w:val="left"/>
+              </w:tabs>
+              <w:spacing w:before="0" w:after="20"/>
+              <w:ind w:left="198" w:hanging="198"/>
+            </w:pPr>
+            <w:r>
+              <w:rPr>
+                <w:b w:val="0"/>
+                <w:color w:val="5F6B7A"/>
+                <w:sz w:val="18"/>
+              </w:rPr>
+              <w:t>•</w:t>
+              <w:tab/>
+            </w:r>
+            <w:r>
+              <w:rPr>
+                <w:b w:val="0"/>
+                <w:color w:val="333333"/>
+                <w:sz w:val="18"/>
+              </w:rPr>
+              <w:t>JK padalinio emisijų planas</w:t>
+            </w:r>
+            <w:hyperlink r:id="rId12">
+              <w:r>
+                <w:rPr>
+                  <w:color w:val="2A78D6"/>
+                  <w:vertAlign w:val="superscript"/>
+                  <w:sz w:val="15"/>
+                </w:rPr>
+                <w:t xml:space="preserve">1</w:t>
+              </w:r>
+            </w:hyperlink>
+            <w:r>
+              <w:rPr>
+                <w:b w:val="0"/>
+                <w:color w:val="333333"/>
+                <w:sz w:val="18"/>
+              </w:rPr>
+              <w:t>.</w:t>
+            </w:r>
+          </w:p>
+        </w:tc>
+      </w:tr>
+    </w:tbl>
     <w:p>
       <w:pPr>
-        <w:spacing w:before="80" w:after="20"/>
-      </w:pPr>
-      <w:r>
-        <w:rPr>
-          <w:sz w:val="24"/>
-        </w:rPr>
-        <w:t xml:space="preserve">☑ </w:t>
-      </w:r>
-      <w:r>
-        <w:t>Yes, the indicators of the company support the targets of sustainability and PAI indicators followed by the Fund</w:t>
-      </w:r>
-    </w:p>
-    <w:p>
-      <w:pPr>
-        <w:spacing w:after="0"/>
-        <w:ind w:left="510" w:hanging="198"/>
-      </w:pPr>
-      <w:r>
-        <w:rPr>
-          <w:sz w:val="19"/>
-        </w:rPr>
-        <w:t xml:space="preserve">•  </w:t>
-      </w:r>
-      <w:r>
-        <w:rPr>
-          <w:b w:val="0"/>
-          <w:color w:val="333333"/>
-          <w:sz w:val="19"/>
-        </w:rPr>
-        <w:t>IT paslaugų poveikis aplinkai nedidelis</w:t>
-      </w:r>
-    </w:p>
-    <w:p>
-      <w:pPr>
-        <w:spacing w:after="120"/>
-        <w:ind w:left="510" w:hanging="198"/>
-      </w:pPr>
-      <w:r>
-        <w:rPr>
-          <w:sz w:val="19"/>
-        </w:rPr>
-        <w:t xml:space="preserve">•  </w:t>
-      </w:r>
-      <w:r>
-        <w:rPr>
-          <w:b w:val="0"/>
-          <w:color w:val="333333"/>
-          <w:sz w:val="19"/>
-        </w:rPr>
-        <w:t>JK padalinio emisijų planas</w:t>
-      </w:r>
-      <w:hyperlink r:id="rId10">
-        <w:r>
-          <w:rPr>
-            <w:color w:val="2A78D6"/>
-            <w:vertAlign w:val="superscript"/>
-            <w:sz w:val="16"/>
-          </w:rPr>
-          <w:t xml:space="preserve">1</w:t>
-        </w:r>
-      </w:hyperlink>
-      <w:r>
-        <w:rPr>
-          <w:b w:val="0"/>
-          <w:color w:val="333333"/>
-          <w:sz w:val="19"/>
-        </w:rPr>
-        <w:t>.</w:t>
-      </w:r>
-    </w:p>
-    <w:p>
-      <w:pPr>
-        <w:spacing w:before="80"/>
+        <w:spacing w:before="120" w:after="40"/>
       </w:pPr>
       <w:r>
         <w:rPr>
           <w:b/>
+          <w:sz w:val="19"/>
         </w:rPr>
         <w:t xml:space="preserve">Additional comments: </w:t>
       </w:r>
     </w:p>
     <w:p>
       <w:pPr>
-        <w:spacing w:before="80"/>
+        <w:spacing w:before="120" w:after="40"/>
       </w:pPr>
       <w:r>
         <w:rPr>
           <w:b/>
+          <w:sz w:val="19"/>
         </w:rPr>
         <w:t xml:space="preserve">Conclusion: </w:t>
       </w:r>
       <w:r>
         <w:rPr>
           <w:b w:val="0"/>
+          <w:sz w:val="19"/>
         </w:rPr>
         <w:t>Išimčių ir raudonų signalų nėra.</w:t>
       </w:r>
     </w:p>
     <w:p>
+      <w:pPr>
+        <w:spacing w:before="40" w:after="60"/>
+      </w:pPr>
       <w:r>
         <w:rPr>
-          <w:i/>
+          <w:b w:val="0"/>
           <w:color w:val="5F6B7A"/>
           <w:sz w:val="16"/>
         </w:rPr>
@@ -2148,11 +3649,24 @@
     </w:p>
     <w:p>
       <w:pPr>
-        <w:spacing w:before="280" w:after="80"/>
+        <w:keepNext/>
         <w:pBdr>
-          <w:bottom w:val="single" w:sz="6" w:color="C9D3DE" w:space="2"/>
+          <w:bottom w:val="single" w:sz="8" w:color="1F4E79" w:space="4"/>
         </w:pBdr>
+        <w:tabs>
+          <w:tab w:pos="482" w:val="left"/>
+        </w:tabs>
+        <w:spacing w:before="360" w:after="160"/>
       </w:pPr>
+      <w:r>
+        <w:rPr>
+          <w:b/>
+          <w:color w:val="2A78D6"/>
+          <w:sz w:val="18"/>
+        </w:rPr>
+        <w:t>10</w:t>
+        <w:tab/>
+      </w:r>
       <w:r>
         <w:rPr>
           <w:b/>
@@ -2164,16 +3678,22 @@
     </w:p>
     <w:p>
       <w:pPr>
-        <w:spacing w:after="20"/>
-        <w:ind w:left="340" w:hanging="340"/>
+        <w:tabs>
+          <w:tab w:pos="397" w:val="left"/>
+        </w:tabs>
+        <w:spacing w:before="0" w:after="30"/>
+        <w:ind w:left="397" w:hanging="397"/>
       </w:pPr>
       <w:r>
         <w:rPr>
+          <w:b w:val="0"/>
+          <w:color w:val="5F6B7A"/>
           <w:sz w:val="17"/>
         </w:rPr>
-        <w:t xml:space="preserve">1. </w:t>
+        <w:t>1.</w:t>
+        <w:tab/>
       </w:r>
-      <w:hyperlink r:id="rId10">
+      <w:hyperlink r:id="rId12">
         <w:r>
           <w:rPr>
             <w:color w:val="2A78D6"/>
@@ -2185,16 +3705,22 @@
     </w:p>
     <w:p>
       <w:pPr>
-        <w:spacing w:after="20"/>
-        <w:ind w:left="340" w:hanging="340"/>
+        <w:tabs>
+          <w:tab w:pos="397" w:val="left"/>
+        </w:tabs>
+        <w:spacing w:before="0" w:after="30"/>
+        <w:ind w:left="397" w:hanging="397"/>
       </w:pPr>
       <w:r>
         <w:rPr>
+          <w:b w:val="0"/>
+          <w:color w:val="5F6B7A"/>
           <w:sz w:val="17"/>
         </w:rPr>
-        <w:t xml:space="preserve">2. </w:t>
+        <w:t>2.</w:t>
+        <w:tab/>
       </w:r>
-      <w:hyperlink r:id="rId11">
+      <w:hyperlink r:id="rId13">
         <w:r>
           <w:rPr>
             <w:color w:val="2A78D6"/>
@@ -2206,16 +3732,22 @@
     </w:p>
     <w:p>
       <w:pPr>
-        <w:spacing w:after="20"/>
-        <w:ind w:left="340" w:hanging="340"/>
+        <w:tabs>
+          <w:tab w:pos="397" w:val="left"/>
+        </w:tabs>
+        <w:spacing w:before="0" w:after="30"/>
+        <w:ind w:left="397" w:hanging="397"/>
       </w:pPr>
       <w:r>
         <w:rPr>
+          <w:b w:val="0"/>
+          <w:color w:val="5F6B7A"/>
           <w:sz w:val="17"/>
         </w:rPr>
-        <w:t xml:space="preserve">3. </w:t>
+        <w:t>3.</w:t>
+        <w:tab/>
       </w:r>
-      <w:hyperlink r:id="rId12">
+      <w:hyperlink r:id="rId14">
         <w:r>
           <w:rPr>
             <w:color w:val="2A78D6"/>
@@ -2227,16 +3759,22 @@
     </w:p>
     <w:p>
       <w:pPr>
-        <w:spacing w:after="20"/>
-        <w:ind w:left="340" w:hanging="340"/>
+        <w:tabs>
+          <w:tab w:pos="397" w:val="left"/>
+        </w:tabs>
+        <w:spacing w:before="0" w:after="30"/>
+        <w:ind w:left="397" w:hanging="397"/>
       </w:pPr>
       <w:r>
         <w:rPr>
+          <w:b w:val="0"/>
+          <w:color w:val="5F6B7A"/>
           <w:sz w:val="17"/>
         </w:rPr>
-        <w:t xml:space="preserve">4. </w:t>
+        <w:t>4.</w:t>
+        <w:tab/>
       </w:r>
-      <w:hyperlink r:id="rId14">
+      <w:hyperlink r:id="rId16">
         <w:r>
           <w:rPr>
             <w:color w:val="2A78D6"/>
@@ -2248,16 +3786,22 @@
     </w:p>
     <w:p>
       <w:pPr>
-        <w:spacing w:after="20"/>
-        <w:ind w:left="340" w:hanging="340"/>
+        <w:tabs>
+          <w:tab w:pos="397" w:val="left"/>
+        </w:tabs>
+        <w:spacing w:before="0" w:after="30"/>
+        <w:ind w:left="397" w:hanging="397"/>
       </w:pPr>
       <w:r>
         <w:rPr>
+          <w:b w:val="0"/>
+          <w:color w:val="5F6B7A"/>
           <w:sz w:val="17"/>
         </w:rPr>
-        <w:t xml:space="preserve">5. </w:t>
+        <w:t>5.</w:t>
+        <w:tab/>
       </w:r>
-      <w:hyperlink r:id="rId15">
+      <w:hyperlink r:id="rId17">
         <w:r>
           <w:rPr>
             <w:color w:val="2A78D6"/>
@@ -2269,16 +3813,22 @@
     </w:p>
     <w:p>
       <w:pPr>
-        <w:spacing w:after="20"/>
-        <w:ind w:left="340" w:hanging="340"/>
+        <w:tabs>
+          <w:tab w:pos="397" w:val="left"/>
+        </w:tabs>
+        <w:spacing w:before="0" w:after="30"/>
+        <w:ind w:left="397" w:hanging="397"/>
       </w:pPr>
       <w:r>
         <w:rPr>
+          <w:b w:val="0"/>
+          <w:color w:val="5F6B7A"/>
           <w:sz w:val="17"/>
         </w:rPr>
-        <w:t xml:space="preserve">6. </w:t>
+        <w:t>6.</w:t>
+        <w:tab/>
       </w:r>
-      <w:hyperlink r:id="rId16">
+      <w:hyperlink r:id="rId18">
         <w:r>
           <w:rPr>
             <w:color w:val="2A78D6"/>
@@ -2290,16 +3840,22 @@
     </w:p>
     <w:p>
       <w:pPr>
-        <w:spacing w:after="20"/>
-        <w:ind w:left="340" w:hanging="340"/>
+        <w:tabs>
+          <w:tab w:pos="397" w:val="left"/>
+        </w:tabs>
+        <w:spacing w:before="0" w:after="30"/>
+        <w:ind w:left="397" w:hanging="397"/>
       </w:pPr>
       <w:r>
         <w:rPr>
+          <w:b w:val="0"/>
+          <w:color w:val="5F6B7A"/>
           <w:sz w:val="17"/>
         </w:rPr>
-        <w:t xml:space="preserve">7. </w:t>
+        <w:t>7.</w:t>
+        <w:tab/>
       </w:r>
-      <w:hyperlink r:id="rId17">
+      <w:hyperlink r:id="rId19">
         <w:r>
           <w:rPr>
             <w:color w:val="2A78D6"/>
@@ -2310,20 +3866,26 @@
       </w:hyperlink>
     </w:p>
     <w:p>
+      <w:pPr>
+        <w:spacing w:before="40" w:after="60"/>
+      </w:pPr>
       <w:r>
         <w:rPr>
-          <w:i/>
+          <w:b w:val="0"/>
           <w:color w:val="5F6B7A"/>
           <w:sz w:val="16"/>
         </w:rPr>
-        <w:t>Ataskaita parengta automatiškai iš viešų šaltinių. Skaičiai pateikiami taip, kaip juos skelbia emitentas; nuorodos [S#] veda į šaltinių sąrašą. Prieš naudojant sprendimui, analitikas turi peržiūrėti pažymėtus punktus.</w:t>
+        <w:t>Ataskaita parengta iš viešų šaltinių. Skaičiai pateikiami taip, kaip juos skelbia emitentas; maži numeriai prie teksto veda į šaltinių sąrašą.</w:t>
       </w:r>
     </w:p>
     <w:sectPr>
-      <w:footerReference w:type="default" r:id="rId9"/>
-      <w:pgSz w:w="12240" w:h="15840"/>
-      <w:pgMar w:top="907" w:right="1134" w:bottom="907" w:left="1134" w:header="720" w:footer="720" w:gutter="0"/>
+      <w:headerReference w:type="default" r:id="rId9"/>
+      <w:footerReference w:type="default" r:id="rId10"/>
+      <w:footerReference w:type="first" r:id="rId11"/>
+      <w:pgSz w:w="11906" w:h="16838"/>
+      <w:pgMar w:top="1020" w:right="1134" w:bottom="1020" w:left="1134" w:header="510" w:footer="454" w:gutter="0"/>
       <w:cols w:space="720"/>
+      <w:titlePg/>
       <w:docGrid w:linePitch="360"/>
     </w:sectPr>
   </w:body>
@@ -2334,19 +3896,100 @@
 <w:ftr xmlns:m="http://schemas.openxmlformats.org/officeDocument/2006/math" xmlns:mc="http://schemas.openxmlformats.org/markup-compatibility/2006" xmlns:mo="http://schemas.microsoft.com/office/mac/office/2008/main" xmlns:mv="urn:schemas-microsoft-com:mac:vml" xmlns:o="urn:schemas-microsoft-com:office:office" xmlns:r="http://schemas.openxmlformats.org/officeDocument/2006/relationships" xmlns:v="urn:schemas-microsoft-com:vml" xmlns:w10="urn:schemas-microsoft-com:office:word" xmlns:w14="http://schemas.microsoft.com/office/word/2010/wordml" xmlns:w="http://schemas.openxmlformats.org/wordprocessingml/2006/main" xmlns:wne="http://schemas.microsoft.com/office/word/2006/wordml" xmlns:wp14="http://schemas.microsoft.com/office/word/2010/wordprocessingDrawing" xmlns:wp="http://schemas.openxmlformats.org/drawingml/2006/wordprocessingDrawing" xmlns:wpc="http://schemas.microsoft.com/office/word/2010/wordprocessingCanvas" xmlns:wpg="http://schemas.microsoft.com/office/word/2010/wordprocessingGroup" xmlns:wpi="http://schemas.microsoft.com/office/word/2010/wordprocessingInk" xmlns:wps="http://schemas.microsoft.com/office/word/2010/wordprocessingShape" mc:Ignorable="w14 wp14">
   <w:p>
     <w:pPr>
-      <w:pStyle w:val="Footer"/>
-      <w:jc w:val="right"/>
+      <w:pBdr>
+        <w:top w:val="single" w:sz="4" w:color="C9D3DE" w:space="4"/>
+      </w:pBdr>
+      <w:tabs>
+        <w:tab w:pos="9638" w:val="right"/>
+      </w:tabs>
     </w:pPr>
     <w:r>
       <w:rPr>
+        <w:b w:val="0"/>
         <w:color w:val="5F6B7A"/>
         <w:sz w:val="16"/>
       </w:rPr>
-      <w:t xml:space="preserve">Nortal · FY2025 · 2026-10-22   ·   </w:t>
+      <w:t>Nortal · FY2025 · 2026-10-22</w:t>
+      <w:tab/>
     </w:r>
-    <w:fldSimple w:instr="PAGE"/>
+    <w:r>
+      <w:rPr>
+        <w:b/>
+        <w:color w:val="1F4E79"/>
+        <w:sz w:val="16"/>
+      </w:rPr>
+      <w:fldChar w:fldCharType="begin"/>
+      <w:instrText xml:space="preserve"> PAGE </w:instrText>
+      <w:fldChar w:fldCharType="end"/>
+    </w:r>
   </w:p>
 </w:ftr>
+</file>
+
+<file path=word/footer2.xml><?xml version="1.0" encoding="utf-8"?>
+<w:ftr xmlns:m="http://schemas.openxmlformats.org/officeDocument/2006/math" xmlns:mc="http://schemas.openxmlformats.org/markup-compatibility/2006" xmlns:mo="http://schemas.microsoft.com/office/mac/office/2008/main" xmlns:mv="urn:schemas-microsoft-com:mac:vml" xmlns:o="urn:schemas-microsoft-com:office:office" xmlns:r="http://schemas.openxmlformats.org/officeDocument/2006/relationships" xmlns:v="urn:schemas-microsoft-com:vml" xmlns:w10="urn:schemas-microsoft-com:office:word" xmlns:w14="http://schemas.microsoft.com/office/word/2010/wordml" xmlns:w="http://schemas.openxmlformats.org/wordprocessingml/2006/main" xmlns:wne="http://schemas.microsoft.com/office/word/2006/wordml" xmlns:wp14="http://schemas.microsoft.com/office/word/2010/wordprocessingDrawing" xmlns:wp="http://schemas.openxmlformats.org/drawingml/2006/wordprocessingDrawing" xmlns:wpc="http://schemas.microsoft.com/office/word/2010/wordprocessingCanvas" xmlns:wpg="http://schemas.microsoft.com/office/word/2010/wordprocessingGroup" xmlns:wpi="http://schemas.microsoft.com/office/word/2010/wordprocessingInk" xmlns:wps="http://schemas.microsoft.com/office/word/2010/wordprocessingShape" mc:Ignorable="w14 wp14">
+  <w:p>
+    <w:pPr>
+      <w:pBdr>
+        <w:top w:val="single" w:sz="4" w:color="C9D3DE" w:space="4"/>
+      </w:pBdr>
+      <w:tabs>
+        <w:tab w:pos="9638" w:val="right"/>
+      </w:tabs>
+    </w:pPr>
+    <w:r>
+      <w:rPr>
+        <w:b w:val="0"/>
+        <w:color w:val="5F6B7A"/>
+        <w:sz w:val="16"/>
+      </w:rPr>
+      <w:t>Nortal · FY2025 · 2026-10-22</w:t>
+      <w:tab/>
+    </w:r>
+    <w:r>
+      <w:rPr>
+        <w:b/>
+        <w:color w:val="1F4E79"/>
+        <w:sz w:val="16"/>
+      </w:rPr>
+      <w:fldChar w:fldCharType="begin"/>
+      <w:instrText xml:space="preserve"> PAGE </w:instrText>
+      <w:fldChar w:fldCharType="end"/>
+    </w:r>
+  </w:p>
+</w:ftr>
+</file>
+
+<file path=word/header1.xml><?xml version="1.0" encoding="utf-8"?>
+<w:hdr xmlns:m="http://schemas.openxmlformats.org/officeDocument/2006/math" xmlns:mc="http://schemas.openxmlformats.org/markup-compatibility/2006" xmlns:mo="http://schemas.microsoft.com/office/mac/office/2008/main" xmlns:mv="urn:schemas-microsoft-com:mac:vml" xmlns:o="urn:schemas-microsoft-com:office:office" xmlns:r="http://schemas.openxmlformats.org/officeDocument/2006/relationships" xmlns:v="urn:schemas-microsoft-com:vml" xmlns:w10="urn:schemas-microsoft-com:office:word" xmlns:w14="http://schemas.microsoft.com/office/word/2010/wordml" xmlns:w="http://schemas.openxmlformats.org/wordprocessingml/2006/main" xmlns:wne="http://schemas.microsoft.com/office/word/2006/wordml" xmlns:wp14="http://schemas.microsoft.com/office/word/2010/wordprocessingDrawing" xmlns:wp="http://schemas.openxmlformats.org/drawingml/2006/wordprocessingDrawing" xmlns:wpc="http://schemas.microsoft.com/office/word/2010/wordprocessingCanvas" xmlns:wpg="http://schemas.microsoft.com/office/word/2010/wordprocessingGroup" xmlns:wpi="http://schemas.microsoft.com/office/word/2010/wordprocessingInk" xmlns:wps="http://schemas.microsoft.com/office/word/2010/wordprocessingShape" mc:Ignorable="w14 wp14">
+  <w:p>
+    <w:pPr>
+      <w:pBdr>
+        <w:bottom w:val="single" w:sz="4" w:color="C9D3DE" w:space="4"/>
+      </w:pBdr>
+      <w:tabs>
+        <w:tab w:pos="9638" w:val="right"/>
+      </w:tabs>
+    </w:pPr>
+    <w:r>
+      <w:rPr>
+        <w:b/>
+        <w:color w:val="1F4E79"/>
+        <w:sz w:val="16"/>
+      </w:rPr>
+      <w:t>Nortal</w:t>
+    </w:r>
+    <w:r>
+      <w:rPr>
+        <w:b w:val="0"/>
+        <w:color w:val="5F6B7A"/>
+        <w:sz w:val="16"/>
+      </w:rPr>
+      <w:tab/>
+      <w:t>Emitento apžvalga · FY2025</w:t>
+    </w:r>
+  </w:p>
+</w:hdr>
 </file>
 
 <file path=word/numbering.xml><?xml version="1.0" encoding="utf-8"?>
@@ -2713,10 +4356,10 @@
     <w:qFormat/>
     <w:rsid w:val="00FC693F"/>
     <w:pPr>
-      <w:spacing w:after="80"/>
+      <w:spacing w:after="80" w:line="264" w:lineRule="auto"/>
     </w:pPr>
     <w:rPr>
-      <w:rFonts w:ascii="Calibri" w:hAnsi="Calibri"/>
+      <w:rFonts w:ascii="Calibri" w:hAnsi="Calibri" w:eastAsia="Calibri"/>
       <w:color w:val="1A1A1A"/>
       <w:sz w:val="21"/>
     </w:rPr>

--- a/docs/files/nortal/nortal_FY2025_lt.docx
+++ b/docs/files/nortal/nortal_FY2025_lt.docx
@@ -175,7 +175,7 @@
                 <w:color w:val="5F6B7A"/>
                 <w:sz w:val="15"/>
               </w:rPr>
-              <w:t>Reitingas</w:t>
+              <w:t>Emitento reitingas</w:t>
             </w:r>
           </w:p>
           <w:p>
@@ -751,16 +751,17 @@
         <w:tblLook w:firstColumn="1" w:firstRow="1" w:lastColumn="0" w:lastRow="0" w:noHBand="0" w:noVBand="1" w:val="04A0"/>
       </w:tblPr>
       <w:tblGrid>
-        <w:gridCol w:w="1701"/>
-        <w:gridCol w:w="2608"/>
-        <w:gridCol w:w="963"/>
-        <w:gridCol w:w="1304"/>
-        <w:gridCol w:w="3061"/>
+        <w:gridCol w:w="1513"/>
+        <w:gridCol w:w="2241"/>
+        <w:gridCol w:w="840"/>
+        <w:gridCol w:w="1120"/>
+        <w:gridCol w:w="1569"/>
+        <w:gridCol w:w="2353"/>
       </w:tblGrid>
       <w:tr>
         <w:tc>
           <w:tcPr>
-            <w:tcW w:type="dxa" w:w="1701"/>
+            <w:tcW w:type="dxa" w:w="1513"/>
             <w:tcBorders>
               <w:top w:val="single" w:sz="12" w:color="1F4E79" w:space="0"/>
               <w:left w:val="nil"/>
@@ -786,7 +787,7 @@
         </w:tc>
         <w:tc>
           <w:tcPr>
-            <w:tcW w:type="dxa" w:w="2608"/>
+            <w:tcW w:type="dxa" w:w="2241"/>
             <w:tcBorders>
               <w:top w:val="single" w:sz="12" w:color="1F4E79" w:space="0"/>
               <w:left w:val="nil"/>
@@ -812,7 +813,7 @@
         </w:tc>
         <w:tc>
           <w:tcPr>
-            <w:tcW w:type="dxa" w:w="964"/>
+            <w:tcW w:type="dxa" w:w="841"/>
             <w:tcBorders>
               <w:top w:val="single" w:sz="12" w:color="1F4E79" w:space="0"/>
               <w:left w:val="nil"/>
@@ -839,7 +840,7 @@
         </w:tc>
         <w:tc>
           <w:tcPr>
-            <w:tcW w:type="dxa" w:w="1304"/>
+            <w:tcW w:type="dxa" w:w="1121"/>
             <w:tcBorders>
               <w:top w:val="single" w:sz="12" w:color="1F4E79" w:space="0"/>
               <w:left w:val="nil"/>
@@ -865,7 +866,33 @@
         </w:tc>
         <w:tc>
           <w:tcPr>
-            <w:tcW w:type="dxa" w:w="3061"/>
+            <w:tcW w:type="dxa" w:w="1569"/>
+            <w:tcBorders>
+              <w:top w:val="single" w:sz="12" w:color="1F4E79" w:space="0"/>
+              <w:left w:val="nil"/>
+              <w:bottom w:val="single" w:sz="4" w:color="C9D3DE" w:space="0"/>
+              <w:right w:val="nil"/>
+            </w:tcBorders>
+            <w:shd w:val="clear" w:color="auto" w:fill="EAF1F8"/>
+          </w:tcPr>
+          <w:p>
+            <w:pPr>
+              <w:spacing w:before="0" w:after="0"/>
+            </w:pPr>
+            <w:r>
+              <w:rPr>
+                <w:b/>
+                <w:caps/>
+                <w:color w:val="1F4E79"/>
+                <w:sz w:val="16"/>
+              </w:rPr>
+              <w:t>Emisijos reitingas</w:t>
+            </w:r>
+          </w:p>
+        </w:tc>
+        <w:tc>
+          <w:tcPr>
+            <w:tcW w:type="dxa" w:w="2353"/>
             <w:tcBorders>
               <w:top w:val="single" w:sz="12" w:color="1F4E79" w:space="0"/>
               <w:left w:val="nil"/>
@@ -893,7 +920,7 @@
       <w:tr>
         <w:tc>
           <w:tcPr>
-            <w:tcW w:type="dxa" w:w="1701"/>
+            <w:tcW w:type="dxa" w:w="1513"/>
             <w:tcBorders>
               <w:top w:val="nil"/>
               <w:left w:val="nil"/>
@@ -916,7 +943,7 @@
         </w:tc>
         <w:tc>
           <w:tcPr>
-            <w:tcW w:type="dxa" w:w="2608"/>
+            <w:tcW w:type="dxa" w:w="2241"/>
             <w:tcBorders>
               <w:top w:val="nil"/>
               <w:left w:val="nil"/>
@@ -939,7 +966,7 @@
         </w:tc>
         <w:tc>
           <w:tcPr>
-            <w:tcW w:type="dxa" w:w="964"/>
+            <w:tcW w:type="dxa" w:w="841"/>
             <w:tcBorders>
               <w:top w:val="nil"/>
               <w:left w:val="nil"/>
@@ -963,7 +990,7 @@
         </w:tc>
         <w:tc>
           <w:tcPr>
-            <w:tcW w:type="dxa" w:w="1304"/>
+            <w:tcW w:type="dxa" w:w="1121"/>
             <w:tcBorders>
               <w:top w:val="nil"/>
               <w:left w:val="nil"/>
@@ -986,7 +1013,30 @@
         </w:tc>
         <w:tc>
           <w:tcPr>
-            <w:tcW w:type="dxa" w:w="3061"/>
+            <w:tcW w:type="dxa" w:w="1569"/>
+            <w:tcBorders>
+              <w:top w:val="nil"/>
+              <w:left w:val="nil"/>
+              <w:bottom w:val="single" w:sz="4" w:color="DDE3EA" w:space="0"/>
+              <w:right w:val="nil"/>
+            </w:tcBorders>
+          </w:tcPr>
+          <w:p>
+            <w:pPr>
+              <w:spacing w:before="0" w:after="0"/>
+            </w:pPr>
+            <w:r>
+              <w:rPr>
+                <w:b w:val="0"/>
+                <w:sz w:val="17"/>
+              </w:rPr>
+              <w:t>atskiro nerasta</w:t>
+            </w:r>
+          </w:p>
+        </w:tc>
+        <w:tc>
+          <w:tcPr>
+            <w:tcW w:type="dxa" w:w="2353"/>
             <w:tcBorders>
               <w:top w:val="nil"/>
               <w:left w:val="nil"/>

--- a/docs/files/nortal/nortal_FY2025_lt.docx
+++ b/docs/files/nortal/nortal_FY2025_lt.docx
@@ -2,6 +2,14 @@
 <file path=word/document.xml><?xml version="1.0" encoding="utf-8"?>
 <w:document xmlns:wpc="http://schemas.microsoft.com/office/word/2010/wordprocessingCanvas" xmlns:mo="http://schemas.microsoft.com/office/mac/office/2008/main" xmlns:mc="http://schemas.openxmlformats.org/markup-compatibility/2006" xmlns:mv="urn:schemas-microsoft-com:mac:vml" xmlns:o="urn:schemas-microsoft-com:office:office" xmlns:r="http://schemas.openxmlformats.org/officeDocument/2006/relationships" xmlns:m="http://schemas.openxmlformats.org/officeDocument/2006/math" xmlns:v="urn:schemas-microsoft-com:vml" xmlns:wp14="http://schemas.microsoft.com/office/word/2010/wordprocessingDrawing" xmlns:wp="http://schemas.openxmlformats.org/drawingml/2006/wordprocessingDrawing" xmlns:w10="urn:schemas-microsoft-com:office:word" xmlns:w="http://schemas.openxmlformats.org/wordprocessingml/2006/main" xmlns:w14="http://schemas.microsoft.com/office/word/2010/wordml" xmlns:wpg="http://schemas.microsoft.com/office/word/2010/wordprocessingGroup" xmlns:wpi="http://schemas.microsoft.com/office/word/2010/wordprocessingInk" xmlns:wne="http://schemas.microsoft.com/office/word/2006/wordml" xmlns:wps="http://schemas.microsoft.com/office/word/2010/wordprocessingShape" mc:Ignorable="w14 wp14">
   <w:body>
+    <w:p>
+      <w:pPr>
+        <w:pBdr>
+          <w:top w:val="single" w:sz="24" w:color="12355B" w:space="0"/>
+        </w:pBdr>
+        <w:spacing w:before="0" w:after="200" w:line="120" w:lineRule="auto"/>
+      </w:pPr>
+    </w:p>
     <w:tbl>
       <w:tblPr>
         <w:tblW w:w="9639" w:type="dxa"/>
@@ -15,10 +23,10 @@
         </w:tblBorders>
         <w:tblLayout w:type="fixed"/>
         <w:tblCellMar>
-          <w:top w:w="260" w:type="dxa"/>
-          <w:left w:w="280" w:type="dxa"/>
-          <w:bottom w:w="260" w:type="dxa"/>
-          <w:right w:w="280" w:type="dxa"/>
+          <w:top w:w="0" w:type="dxa"/>
+          <w:left w:w="0" w:type="dxa"/>
+          <w:bottom w:w="0" w:type="dxa"/>
+          <w:right w:w="0" w:type="dxa"/>
         </w:tblCellMar>
         <w:tblLook w:firstColumn="1" w:firstRow="1" w:lastColumn="0" w:lastRow="0" w:noHBand="0" w:noVBand="1" w:val="04A0"/>
       </w:tblPr>
@@ -30,7 +38,6 @@
         <w:tc>
           <w:tcPr>
             <w:tcW w:type="dxa" w:w="7030"/>
-            <w:shd w:val="clear" w:color="auto" w:fill="1F4E79"/>
           </w:tcPr>
           <w:p>
             <w:pPr>
@@ -40,8 +47,8 @@
               <w:rPr>
                 <w:b/>
                 <w:caps/>
-                <w:color w:val="AFC6DD"/>
-                <w:sz w:val="17"/>
+                <w:color w:val="2A78D6"/>
+                <w:sz w:val="16"/>
               </w:rPr>
               <w:t>Emitento apžvalga · FY2025</w:t>
             </w:r>
@@ -53,28 +60,40 @@
             <w:r>
               <w:rPr>
                 <w:b/>
-                <w:color w:val="FFFFFF"/>
+                <w:color w:val="12355B"/>
                 <w:sz w:val="52"/>
               </w:rPr>
               <w:t>Nortal</w:t>
+            </w:r>
+          </w:p>
+          <w:p>
+            <w:pPr>
+              <w:spacing w:before="40" w:after="0"/>
+            </w:pPr>
+            <w:r>
+              <w:rPr>
+                <w:b w:val="0"/>
+                <w:color w:val="667085"/>
+                <w:sz w:val="18"/>
+              </w:rPr>
+              <w:t>Estija</w:t>
             </w:r>
           </w:p>
         </w:tc>
         <w:tc>
           <w:tcPr>
             <w:tcW w:type="dxa" w:w="2608"/>
-            <w:shd w:val="clear" w:color="auto" w:fill="1F4E79"/>
           </w:tcPr>
           <w:p>
             <w:pPr>
-              <w:spacing w:before="280" w:after="0"/>
+              <w:spacing w:before="440" w:after="0"/>
               <w:jc w:val="right"/>
             </w:pPr>
             <w:r>
               <w:rPr>
                 <w:b/>
                 <w:color w:val="9A6400"/>
-                <w:sz w:val="19"/>
+                <w:sz w:val="18"/>
                 <w:shd w:val="clear" w:color="auto" w:fill="FDF1D8"/>
               </w:rPr>
               <w:t xml:space="preserve">  ●  STEBĖTI  </w:t>
@@ -86,9 +105,9 @@
     <w:p>
       <w:pPr>
         <w:pBdr>
-          <w:top w:val="single" w:sz="12" w:color="2A78D6" w:space="0"/>
+          <w:top w:val="single" w:sz="4" w:color="D5DCE4" w:space="0"/>
         </w:pBdr>
-        <w:spacing w:before="0" w:after="200" w:line="120" w:lineRule="auto"/>
+        <w:spacing w:before="120" w:after="200" w:line="120" w:lineRule="auto"/>
       </w:pPr>
     </w:p>
     <w:tbl>
@@ -104,39 +123,78 @@
         </w:tblBorders>
         <w:tblLayout w:type="fixed"/>
         <w:tblCellMar>
-          <w:top w:w="0" w:type="dxa"/>
-          <w:left w:w="0" w:type="dxa"/>
-          <w:bottom w:w="120" w:type="dxa"/>
-          <w:right w:w="160" w:type="dxa"/>
+          <w:top w:w="160" w:type="dxa"/>
+          <w:left w:w="220" w:type="dxa"/>
+          <w:bottom w:w="160" w:type="dxa"/>
+          <w:right w:w="220" w:type="dxa"/>
         </w:tblCellMar>
         <w:tblLook w:firstColumn="1" w:firstRow="1" w:lastColumn="0" w:lastRow="0" w:noHBand="0" w:noVBand="1" w:val="04A0"/>
       </w:tblPr>
       <w:tblGrid>
-        <w:gridCol w:w="3213"/>
-        <w:gridCol w:w="3213"/>
-        <w:gridCol w:w="3213"/>
+        <w:gridCol w:w="4819"/>
+        <w:gridCol w:w="4819"/>
       </w:tblGrid>
       <w:tr>
         <w:tc>
           <w:tcPr>
-            <w:tcW w:type="dxa" w:w="3213"/>
+            <w:tcW w:type="dxa" w:w="4819"/>
             <w:tcBorders>
-              <w:top w:val="nil"/>
+              <w:top w:val="single" w:sz="12" w:color="12355B" w:space="0"/>
               <w:left w:val="nil"/>
-              <w:bottom w:val="single" w:sz="4" w:color="C9D3DE" w:space="0"/>
+              <w:bottom w:val="nil"/>
               <w:right w:val="nil"/>
             </w:tcBorders>
+            <w:shd w:val="clear" w:color="auto" w:fill="F4F6F9"/>
           </w:tcPr>
           <w:p>
             <w:pPr>
-              <w:spacing w:before="0" w:after="20"/>
+              <w:spacing w:before="0" w:after="40"/>
+            </w:pPr>
+            <w:r>
+              <w:rPr>
+                <w:b/>
+                <w:color w:val="12355B"/>
+                <w:sz w:val="18"/>
+              </w:rPr>
+              <w:t>Pagrindinė informacija</w:t>
+            </w:r>
+          </w:p>
+          <w:p>
+            <w:pPr>
+              <w:spacing w:before="80" w:after="0"/>
             </w:pPr>
             <w:r>
               <w:rPr>
                 <w:b/>
                 <w:caps/>
-                <w:color w:val="5F6B7A"/>
-                <w:sz w:val="15"/>
+                <w:color w:val="667085"/>
+                <w:sz w:val="14"/>
+              </w:rPr>
+              <w:t>Emitento reitingas</w:t>
+            </w:r>
+          </w:p>
+          <w:p>
+            <w:pPr>
+              <w:spacing w:before="0" w:after="0"/>
+            </w:pPr>
+            <w:r>
+              <w:rPr>
+                <w:b w:val="0"/>
+                <w:sz w:val="18"/>
+              </w:rPr>
+              <w:t>nerasta (no public credit rating found)</w:t>
+            </w:r>
+          </w:p>
+          <w:p>
+            <w:pPr>
+              <w:spacing w:before="80" w:after="0"/>
+            </w:pPr>
+            <w:r>
+              <w:rPr>
+                <w:b/>
+                <w:caps/>
+                <w:color w:val="667085"/>
+                <w:sz w:val="14"/>
               </w:rPr>
               <w:t>Analizės data</w:t>
             </w:r>
@@ -148,69 +206,21 @@
             <w:r>
               <w:rPr>
                 <w:b w:val="0"/>
-                <w:sz w:val="19"/>
+                <w:sz w:val="18"/>
               </w:rPr>
               <w:t>2026-10-22</w:t>
             </w:r>
           </w:p>
-        </w:tc>
-        <w:tc>
-          <w:tcPr>
-            <w:tcW w:type="dxa" w:w="3213"/>
-            <w:tcBorders>
-              <w:top w:val="nil"/>
-              <w:left w:val="nil"/>
-              <w:bottom w:val="single" w:sz="4" w:color="C9D3DE" w:space="0"/>
-              <w:right w:val="nil"/>
-            </w:tcBorders>
-          </w:tcPr>
           <w:p>
             <w:pPr>
-              <w:spacing w:before="0" w:after="20"/>
+              <w:spacing w:before="80" w:after="0"/>
             </w:pPr>
             <w:r>
               <w:rPr>
                 <w:b/>
                 <w:caps/>
-                <w:color w:val="5F6B7A"/>
-                <w:sz w:val="15"/>
-              </w:rPr>
-              <w:t>Emitento reitingas</w:t>
-            </w:r>
-          </w:p>
-          <w:p>
-            <w:pPr>
-              <w:spacing w:before="0" w:after="0"/>
-            </w:pPr>
-            <w:r>
-              <w:rPr>
-                <w:b w:val="0"/>
-                <w:sz w:val="19"/>
-              </w:rPr>
-              <w:t>nerasta (no public credit rating found)</w:t>
-            </w:r>
-          </w:p>
-        </w:tc>
-        <w:tc>
-          <w:tcPr>
-            <w:tcW w:type="dxa" w:w="3213"/>
-            <w:tcBorders>
-              <w:top w:val="nil"/>
-              <w:left w:val="nil"/>
-              <w:bottom w:val="single" w:sz="4" w:color="C9D3DE" w:space="0"/>
-              <w:right w:val="nil"/>
-            </w:tcBorders>
-          </w:tcPr>
-          <w:p>
-            <w:pPr>
-              <w:spacing w:before="0" w:after="20"/>
-            </w:pPr>
-            <w:r>
-              <w:rPr>
-                <w:b/>
-                <w:caps/>
-                <w:color w:val="5F6B7A"/>
-                <w:sz w:val="15"/>
+                <w:color w:val="667085"/>
+                <w:sz w:val="14"/>
               </w:rPr>
               <w:t>Kita ataskaita</w:t>
             </w:r>
@@ -222,7 +232,7 @@
             <w:r>
               <w:rPr>
                 <w:b w:val="0"/>
-                <w:sz w:val="19"/>
+                <w:sz w:val="18"/>
               </w:rPr>
               <w:t>nerasta - Nortal reports are published only on its password-protected investor portal</w:t>
             </w:r>
@@ -231,18 +241,108 @@
                 <w:rPr>
                   <w:color w:val="2A78D6"/>
                   <w:vertAlign w:val="superscript"/>
-                  <w:sz w:val="16"/>
+                  <w:sz w:val="15"/>
                 </w:rPr>
                 <w:t xml:space="preserve">1</w:t>
               </w:r>
             </w:hyperlink>
+          </w:p>
+          <w:p>
+            <w:pPr>
+              <w:spacing w:before="80" w:after="0"/>
+            </w:pPr>
+            <w:r>
+              <w:rPr>
+                <w:b/>
+                <w:caps/>
+                <w:color w:val="667085"/>
+                <w:sz w:val="14"/>
+              </w:rPr>
+              <w:t>Šalis</w:t>
+            </w:r>
+          </w:p>
+          <w:p>
+            <w:pPr>
+              <w:spacing w:before="0" w:after="0"/>
+            </w:pPr>
+            <w:r>
+              <w:rPr>
+                <w:b w:val="0"/>
+                <w:sz w:val="18"/>
+              </w:rPr>
+              <w:t>Estija</w:t>
+            </w:r>
+          </w:p>
+        </w:tc>
+        <w:tc>
+          <w:tcPr>
+            <w:tcW w:type="dxa" w:w="4819"/>
+            <w:tcBorders>
+              <w:top w:val="single" w:sz="12" w:color="12355B" w:space="0"/>
+              <w:left w:val="nil"/>
+              <w:bottom w:val="nil"/>
+              <w:right w:val="nil"/>
+            </w:tcBorders>
+            <w:shd w:val="clear" w:color="auto" w:fill="F4F6F9"/>
+          </w:tcPr>
+          <w:p>
+            <w:pPr>
+              <w:spacing w:before="0" w:after="40"/>
+            </w:pPr>
+            <w:r>
+              <w:rPr>
+                <w:b/>
+                <w:color w:val="12355B"/>
+                <w:sz w:val="18"/>
+              </w:rPr>
+              <w:t>Turimi vertybiniai popieriai</w:t>
+            </w:r>
+          </w:p>
+          <w:p>
+            <w:pPr>
+              <w:spacing w:before="80" w:after="0"/>
+            </w:pPr>
+            <w:r>
+              <w:rPr>
+                <w:b/>
+                <w:color w:val="1B2430"/>
+                <w:sz w:val="17"/>
+              </w:rPr>
+              <w:t>Nortal senior secured FRN 2029</w:t>
+            </w:r>
+          </w:p>
+          <w:p>
+            <w:pPr>
+              <w:spacing w:before="0" w:after="0"/>
+            </w:pPr>
+            <w:r>
+              <w:rPr>
+                <w:b w:val="0"/>
+                <w:color w:val="667085"/>
+                <w:sz w:val="15"/>
+              </w:rPr>
+              <w:t>FI4000566567  ·  2029-02-09</w:t>
+            </w:r>
+          </w:p>
+          <w:p>
+            <w:pPr>
+              <w:spacing w:before="0" w:after="0"/>
+            </w:pPr>
+            <w:r>
+              <w:rPr>
+                <w:b w:val="0"/>
+                <w:color w:val="12355B"/>
+                <w:sz w:val="15"/>
+              </w:rPr>
+              <w:t>atskiro nerasta</w:t>
+            </w:r>
           </w:p>
         </w:tc>
       </w:tr>
     </w:tbl>
     <w:p>
       <w:pPr>
-        <w:spacing w:before="0" w:after="80"/>
+        <w:spacing w:before="0" w:after="120"/>
       </w:pPr>
     </w:p>
     <w:tbl>
@@ -287,7 +387,7 @@
             <w:r>
               <w:rPr>
                 <w:b/>
-                <w:color w:val="1A1A1A"/>
+                <w:color w:val="1B2430"/>
                 <w:sz w:val="21"/>
               </w:rPr>
               <w:t>Stebėti.</w:t>
@@ -295,7 +395,7 @@
             <w:r>
               <w:rPr>
                 <w:b w:val="0"/>
-                <w:color w:val="1A1A1A"/>
+                <w:color w:val="1B2430"/>
                 <w:sz w:val="21"/>
               </w:rPr>
               <w:t xml:space="preserve"> Nortal finansines ataskaitas skelbia tik slaptažodžiu apsaugotame investuotojų portale, todėl viešai žinomi tik 2025 m. pajamos 254,2 mln. EUR (+15 %) ir EBITDA 23,8 mln. EUR</w:t>
@@ -330,7 +430,7 @@
             <w:r>
               <w:rPr>
                 <w:b w:val="0"/>
-                <w:color w:val="1A1A1A"/>
+                <w:color w:val="1B2430"/>
                 <w:sz w:val="21"/>
               </w:rPr>
               <w:t>. Skolos, sverto ir kovenantų viešų duomenų nėra.</w:t>
@@ -375,9 +475,9 @@
             <w:tcW w:type="dxa" w:w="4720"/>
             <w:tcBorders>
               <w:top w:val="single" w:sz="18" w:color="2A78D6" w:space="0"/>
-              <w:left w:val="single" w:sz="4" w:color="C9D3DE" w:space="0"/>
-              <w:bottom w:val="single" w:sz="4" w:color="C9D3DE" w:space="0"/>
-              <w:right w:val="single" w:sz="4" w:color="C9D3DE" w:space="0"/>
+              <w:left w:val="single" w:sz="4" w:color="D5DCE4" w:space="0"/>
+              <w:bottom w:val="single" w:sz="4" w:color="D5DCE4" w:space="0"/>
+              <w:right w:val="single" w:sz="4" w:color="D5DCE4" w:space="0"/>
             </w:tcBorders>
           </w:tcPr>
           <w:p>
@@ -388,7 +488,7 @@
               <w:rPr>
                 <w:b/>
                 <w:caps/>
-                <w:color w:val="5F6B7A"/>
+                <w:color w:val="667085"/>
                 <w:sz w:val="14"/>
               </w:rPr>
               <w:t>Pajamos</w:t>
@@ -396,7 +496,7 @@
             <w:r>
               <w:rPr>
                 <w:b w:val="0"/>
-                <w:color w:val="5F6B7A"/>
+                <w:color w:val="667085"/>
                 <w:sz w:val="14"/>
               </w:rPr>
               <w:t xml:space="preserve">  ·  FY2025</w:t>
@@ -409,7 +509,7 @@
             <w:r>
               <w:rPr>
                 <w:b/>
-                <w:color w:val="1F4E79"/>
+                <w:color w:val="12355B"/>
                 <w:sz w:val="34"/>
               </w:rPr>
               <w:t>254,2</w:t>
@@ -417,7 +517,7 @@
             <w:r>
               <w:rPr>
                 <w:b w:val="0"/>
-                <w:color w:val="5F6B7A"/>
+                <w:color w:val="667085"/>
                 <w:sz w:val="18"/>
               </w:rPr>
               <w:t xml:space="preserve"> mln. EUR</w:t>
@@ -430,7 +530,7 @@
             <w:r>
               <w:rPr>
                 <w:b w:val="0"/>
-                <w:color w:val="5F6B7A"/>
+                <w:color w:val="667085"/>
                 <w:sz w:val="15"/>
               </w:rPr>
               <w:t xml:space="preserve"> </w:t>
@@ -448,9 +548,9 @@
             <w:tcW w:type="dxa" w:w="4720"/>
             <w:tcBorders>
               <w:top w:val="single" w:sz="18" w:color="2A78D6" w:space="0"/>
-              <w:left w:val="single" w:sz="4" w:color="C9D3DE" w:space="0"/>
-              <w:bottom w:val="single" w:sz="4" w:color="C9D3DE" w:space="0"/>
-              <w:right w:val="single" w:sz="4" w:color="C9D3DE" w:space="0"/>
+              <w:left w:val="single" w:sz="4" w:color="D5DCE4" w:space="0"/>
+              <w:bottom w:val="single" w:sz="4" w:color="D5DCE4" w:space="0"/>
+              <w:right w:val="single" w:sz="4" w:color="D5DCE4" w:space="0"/>
             </w:tcBorders>
           </w:tcPr>
           <w:p>
@@ -461,7 +561,7 @@
               <w:rPr>
                 <w:b/>
                 <w:caps/>
-                <w:color w:val="5F6B7A"/>
+                <w:color w:val="667085"/>
                 <w:sz w:val="14"/>
               </w:rPr>
               <w:t>EBITDA</w:t>
@@ -469,7 +569,7 @@
             <w:r>
               <w:rPr>
                 <w:b w:val="0"/>
-                <w:color w:val="5F6B7A"/>
+                <w:color w:val="667085"/>
                 <w:sz w:val="14"/>
               </w:rPr>
               <w:t xml:space="preserve">  ·  FY2025</w:t>
@@ -482,7 +582,7 @@
             <w:r>
               <w:rPr>
                 <w:b/>
-                <w:color w:val="1F4E79"/>
+                <w:color w:val="12355B"/>
                 <w:sz w:val="34"/>
               </w:rPr>
               <w:t>23,8</w:t>
@@ -490,7 +590,7 @@
             <w:r>
               <w:rPr>
                 <w:b w:val="0"/>
-                <w:color w:val="5F6B7A"/>
+                <w:color w:val="667085"/>
                 <w:sz w:val="18"/>
               </w:rPr>
               <w:t xml:space="preserve"> mln. EUR</w:t>
@@ -503,7 +603,7 @@
             <w:r>
               <w:rPr>
                 <w:b w:val="0"/>
-                <w:color w:val="5F6B7A"/>
+                <w:color w:val="667085"/>
                 <w:sz w:val="15"/>
               </w:rPr>
               <w:t xml:space="preserve"> </w:t>
@@ -520,28 +620,13 @@
     <w:p>
       <w:pPr>
         <w:keepNext/>
-        <w:pBdr>
-          <w:bottom w:val="single" w:sz="8" w:color="1F4E79" w:space="4"/>
-        </w:pBdr>
-        <w:tabs>
-          <w:tab w:pos="482" w:val="left"/>
-        </w:tabs>
-        <w:spacing w:before="360" w:after="160"/>
+        <w:spacing w:before="200" w:after="100"/>
       </w:pPr>
       <w:r>
         <w:rPr>
           <w:b/>
-          <w:color w:val="2A78D6"/>
-          <w:sz w:val="18"/>
-        </w:rPr>
-        <w:t>01</w:t>
-        <w:tab/>
-      </w:r>
-      <w:r>
-        <w:rPr>
-          <w:b/>
-          <w:color w:val="1F4E79"/>
-          <w:sz w:val="28"/>
+          <w:color w:val="12355B"/>
+          <w:sz w:val="26"/>
         </w:rPr>
         <w:t>Trumpa santrauka</w:t>
       </w:r>
@@ -705,7 +790,7 @@
       <w:pPr>
         <w:keepNext/>
         <w:pBdr>
-          <w:bottom w:val="single" w:sz="8" w:color="1F4E79" w:space="4"/>
+          <w:bottom w:val="single" w:sz="8" w:color="12355B" w:space="4"/>
         </w:pBdr>
         <w:tabs>
           <w:tab w:pos="482" w:val="left"/>
@@ -718,13 +803,13 @@
           <w:color w:val="2A78D6"/>
           <w:sz w:val="18"/>
         </w:rPr>
-        <w:t>02</w:t>
+        <w:t>01</w:t>
         <w:tab/>
       </w:r>
       <w:r>
         <w:rPr>
           <w:b/>
-          <w:color w:val="1F4E79"/>
+          <w:color w:val="12355B"/>
           <w:sz w:val="28"/>
         </w:rPr>
         <w:t>Turimos priemonės ir ISIN</w:t>
@@ -751,24 +836,23 @@
         <w:tblLook w:firstColumn="1" w:firstRow="1" w:lastColumn="0" w:lastRow="0" w:noHBand="0" w:noVBand="1" w:val="04A0"/>
       </w:tblPr>
       <w:tblGrid>
-        <w:gridCol w:w="1513"/>
+        <w:gridCol w:w="1457"/>
         <w:gridCol w:w="2241"/>
-        <w:gridCol w:w="840"/>
+        <w:gridCol w:w="1064"/>
         <w:gridCol w:w="1120"/>
         <w:gridCol w:w="1569"/>
-        <w:gridCol w:w="2353"/>
+        <w:gridCol w:w="2185"/>
       </w:tblGrid>
       <w:tr>
         <w:tc>
           <w:tcPr>
-            <w:tcW w:type="dxa" w:w="1513"/>
+            <w:tcW w:type="dxa" w:w="1457"/>
             <w:tcBorders>
-              <w:top w:val="single" w:sz="12" w:color="1F4E79" w:space="0"/>
+              <w:top w:val="nil"/>
               <w:left w:val="nil"/>
-              <w:bottom w:val="single" w:sz="4" w:color="C9D3DE" w:space="0"/>
+              <w:bottom w:val="single" w:sz="8" w:color="12355B" w:space="0"/>
               <w:right w:val="nil"/>
             </w:tcBorders>
-            <w:shd w:val="clear" w:color="auto" w:fill="EAF1F8"/>
           </w:tcPr>
           <w:p>
             <w:pPr>
@@ -778,8 +862,8 @@
               <w:rPr>
                 <w:b/>
                 <w:caps/>
-                <w:color w:val="1F4E79"/>
-                <w:sz w:val="16"/>
+                <w:color w:val="667085"/>
+                <w:sz w:val="14"/>
               </w:rPr>
               <w:t>ISIN</w:t>
             </w:r>
@@ -789,12 +873,11 @@
           <w:tcPr>
             <w:tcW w:type="dxa" w:w="2241"/>
             <w:tcBorders>
-              <w:top w:val="single" w:sz="12" w:color="1F4E79" w:space="0"/>
+              <w:top w:val="nil"/>
               <w:left w:val="nil"/>
-              <w:bottom w:val="single" w:sz="4" w:color="C9D3DE" w:space="0"/>
+              <w:bottom w:val="single" w:sz="8" w:color="12355B" w:space="0"/>
               <w:right w:val="nil"/>
             </w:tcBorders>
-            <w:shd w:val="clear" w:color="auto" w:fill="EAF1F8"/>
           </w:tcPr>
           <w:p>
             <w:pPr>
@@ -804,8 +887,8 @@
               <w:rPr>
                 <w:b/>
                 <w:caps/>
-                <w:color w:val="1F4E79"/>
-                <w:sz w:val="16"/>
+                <w:color w:val="667085"/>
+                <w:sz w:val="14"/>
               </w:rPr>
               <w:t>Priemonė</w:t>
             </w:r>
@@ -813,14 +896,13 @@
         </w:tc>
         <w:tc>
           <w:tcPr>
-            <w:tcW w:type="dxa" w:w="841"/>
+            <w:tcW w:type="dxa" w:w="1065"/>
             <w:tcBorders>
-              <w:top w:val="single" w:sz="12" w:color="1F4E79" w:space="0"/>
+              <w:top w:val="nil"/>
               <w:left w:val="nil"/>
-              <w:bottom w:val="single" w:sz="4" w:color="C9D3DE" w:space="0"/>
+              <w:bottom w:val="single" w:sz="8" w:color="12355B" w:space="0"/>
               <w:right w:val="nil"/>
             </w:tcBorders>
-            <w:shd w:val="clear" w:color="auto" w:fill="EAF1F8"/>
           </w:tcPr>
           <w:p>
             <w:pPr>
@@ -831,8 +913,8 @@
               <w:rPr>
                 <w:b/>
                 <w:caps/>
-                <w:color w:val="1F4E79"/>
-                <w:sz w:val="16"/>
+                <w:color w:val="667085"/>
+                <w:sz w:val="14"/>
               </w:rPr>
               <w:t>Kuponas</w:t>
             </w:r>
@@ -842,12 +924,11 @@
           <w:tcPr>
             <w:tcW w:type="dxa" w:w="1121"/>
             <w:tcBorders>
-              <w:top w:val="single" w:sz="12" w:color="1F4E79" w:space="0"/>
+              <w:top w:val="nil"/>
               <w:left w:val="nil"/>
-              <w:bottom w:val="single" w:sz="4" w:color="C9D3DE" w:space="0"/>
+              <w:bottom w:val="single" w:sz="8" w:color="12355B" w:space="0"/>
               <w:right w:val="nil"/>
             </w:tcBorders>
-            <w:shd w:val="clear" w:color="auto" w:fill="EAF1F8"/>
           </w:tcPr>
           <w:p>
             <w:pPr>
@@ -857,8 +938,8 @@
               <w:rPr>
                 <w:b/>
                 <w:caps/>
-                <w:color w:val="1F4E79"/>
-                <w:sz w:val="16"/>
+                <w:color w:val="667085"/>
+                <w:sz w:val="14"/>
               </w:rPr>
               <w:t>Išpirkimas</w:t>
             </w:r>
@@ -868,12 +949,11 @@
           <w:tcPr>
             <w:tcW w:type="dxa" w:w="1569"/>
             <w:tcBorders>
-              <w:top w:val="single" w:sz="12" w:color="1F4E79" w:space="0"/>
+              <w:top w:val="nil"/>
               <w:left w:val="nil"/>
-              <w:bottom w:val="single" w:sz="4" w:color="C9D3DE" w:space="0"/>
+              <w:bottom w:val="single" w:sz="8" w:color="12355B" w:space="0"/>
               <w:right w:val="nil"/>
             </w:tcBorders>
-            <w:shd w:val="clear" w:color="auto" w:fill="EAF1F8"/>
           </w:tcPr>
           <w:p>
             <w:pPr>
@@ -883,8 +963,8 @@
               <w:rPr>
                 <w:b/>
                 <w:caps/>
-                <w:color w:val="1F4E79"/>
-                <w:sz w:val="16"/>
+                <w:color w:val="667085"/>
+                <w:sz w:val="14"/>
               </w:rPr>
               <w:t>Emisijos reitingas</w:t>
             </w:r>
@@ -892,14 +972,13 @@
         </w:tc>
         <w:tc>
           <w:tcPr>
-            <w:tcW w:type="dxa" w:w="2353"/>
+            <w:tcW w:type="dxa" w:w="2185"/>
             <w:tcBorders>
-              <w:top w:val="single" w:sz="12" w:color="1F4E79" w:space="0"/>
+              <w:top w:val="nil"/>
               <w:left w:val="nil"/>
-              <w:bottom w:val="single" w:sz="4" w:color="C9D3DE" w:space="0"/>
+              <w:bottom w:val="single" w:sz="8" w:color="12355B" w:space="0"/>
               <w:right w:val="nil"/>
             </w:tcBorders>
-            <w:shd w:val="clear" w:color="auto" w:fill="EAF1F8"/>
           </w:tcPr>
           <w:p>
             <w:pPr>
@@ -909,8 +988,8 @@
               <w:rPr>
                 <w:b/>
                 <w:caps/>
-                <w:color w:val="1F4E79"/>
-                <w:sz w:val="16"/>
+                <w:color w:val="667085"/>
+                <w:sz w:val="14"/>
               </w:rPr>
               <w:t>Pastaba</w:t>
             </w:r>
@@ -920,11 +999,11 @@
       <w:tr>
         <w:tc>
           <w:tcPr>
-            <w:tcW w:type="dxa" w:w="1513"/>
+            <w:tcW w:type="dxa" w:w="1457"/>
             <w:tcBorders>
               <w:top w:val="nil"/>
               <w:left w:val="nil"/>
-              <w:bottom w:val="single" w:sz="4" w:color="DDE3EA" w:space="0"/>
+              <w:bottom w:val="single" w:sz="4" w:color="E6EAF0" w:space="0"/>
               <w:right w:val="nil"/>
             </w:tcBorders>
           </w:tcPr>
@@ -947,7 +1026,7 @@
             <w:tcBorders>
               <w:top w:val="nil"/>
               <w:left w:val="nil"/>
-              <w:bottom w:val="single" w:sz="4" w:color="DDE3EA" w:space="0"/>
+              <w:bottom w:val="single" w:sz="4" w:color="E6EAF0" w:space="0"/>
               <w:right w:val="nil"/>
             </w:tcBorders>
           </w:tcPr>
@@ -966,11 +1045,11 @@
         </w:tc>
         <w:tc>
           <w:tcPr>
-            <w:tcW w:type="dxa" w:w="841"/>
+            <w:tcW w:type="dxa" w:w="1065"/>
             <w:tcBorders>
               <w:top w:val="nil"/>
               <w:left w:val="nil"/>
-              <w:bottom w:val="single" w:sz="4" w:color="DDE3EA" w:space="0"/>
+              <w:bottom w:val="single" w:sz="4" w:color="E6EAF0" w:space="0"/>
               <w:right w:val="nil"/>
             </w:tcBorders>
           </w:tcPr>
@@ -994,7 +1073,7 @@
             <w:tcBorders>
               <w:top w:val="nil"/>
               <w:left w:val="nil"/>
-              <w:bottom w:val="single" w:sz="4" w:color="DDE3EA" w:space="0"/>
+              <w:bottom w:val="single" w:sz="4" w:color="E6EAF0" w:space="0"/>
               <w:right w:val="nil"/>
             </w:tcBorders>
           </w:tcPr>
@@ -1017,7 +1096,7 @@
             <w:tcBorders>
               <w:top w:val="nil"/>
               <w:left w:val="nil"/>
-              <w:bottom w:val="single" w:sz="4" w:color="DDE3EA" w:space="0"/>
+              <w:bottom w:val="single" w:sz="4" w:color="E6EAF0" w:space="0"/>
               <w:right w:val="nil"/>
             </w:tcBorders>
           </w:tcPr>
@@ -1036,11 +1115,11 @@
         </w:tc>
         <w:tc>
           <w:tcPr>
-            <w:tcW w:type="dxa" w:w="2353"/>
+            <w:tcW w:type="dxa" w:w="2185"/>
             <w:tcBorders>
               <w:top w:val="nil"/>
               <w:left w:val="nil"/>
-              <w:bottom w:val="single" w:sz="4" w:color="DDE3EA" w:space="0"/>
+              <w:bottom w:val="single" w:sz="4" w:color="E6EAF0" w:space="0"/>
               <w:right w:val="nil"/>
             </w:tcBorders>
           </w:tcPr>
@@ -1068,7 +1147,7 @@
       <w:pPr>
         <w:keepNext/>
         <w:pBdr>
-          <w:bottom w:val="single" w:sz="8" w:color="1F4E79" w:space="4"/>
+          <w:bottom w:val="single" w:sz="8" w:color="12355B" w:space="4"/>
         </w:pBdr>
         <w:tabs>
           <w:tab w:pos="482" w:val="left"/>
@@ -1081,13 +1160,13 @@
           <w:color w:val="2A78D6"/>
           <w:sz w:val="18"/>
         </w:rPr>
-        <w:t>03</w:t>
+        <w:t>02</w:t>
         <w:tab/>
       </w:r>
       <w:r>
         <w:rPr>
           <w:b/>
-          <w:color w:val="1F4E79"/>
+          <w:color w:val="12355B"/>
           <w:sz w:val="28"/>
         </w:rPr>
         <w:t>Pagrindiniai rodikliai</w:t>
@@ -1123,12 +1202,11 @@
           <w:tcPr>
             <w:tcW w:type="dxa" w:w="4475"/>
             <w:tcBorders>
-              <w:top w:val="single" w:sz="12" w:color="1F4E79" w:space="0"/>
+              <w:top w:val="nil"/>
               <w:left w:val="nil"/>
-              <w:bottom w:val="single" w:sz="4" w:color="C9D3DE" w:space="0"/>
+              <w:bottom w:val="single" w:sz="8" w:color="12355B" w:space="0"/>
               <w:right w:val="nil"/>
             </w:tcBorders>
-            <w:shd w:val="clear" w:color="auto" w:fill="EAF1F8"/>
           </w:tcPr>
           <w:p>
             <w:pPr>
@@ -1138,8 +1216,8 @@
               <w:rPr>
                 <w:b/>
                 <w:caps/>
-                <w:color w:val="1F4E79"/>
-                <w:sz w:val="16"/>
+                <w:color w:val="667085"/>
+                <w:sz w:val="14"/>
               </w:rPr>
               <w:t>Rodiklis</w:t>
             </w:r>
@@ -1149,12 +1227,11 @@
           <w:tcPr>
             <w:tcW w:type="dxa" w:w="1807"/>
             <w:tcBorders>
-              <w:top w:val="single" w:sz="12" w:color="1F4E79" w:space="0"/>
+              <w:top w:val="nil"/>
               <w:left w:val="nil"/>
-              <w:bottom w:val="single" w:sz="4" w:color="C9D3DE" w:space="0"/>
+              <w:bottom w:val="single" w:sz="8" w:color="12355B" w:space="0"/>
               <w:right w:val="nil"/>
             </w:tcBorders>
-            <w:shd w:val="clear" w:color="auto" w:fill="EAF1F8"/>
           </w:tcPr>
           <w:p>
             <w:pPr>
@@ -1165,8 +1242,8 @@
               <w:rPr>
                 <w:b/>
                 <w:caps/>
-                <w:color w:val="1F4E79"/>
-                <w:sz w:val="16"/>
+                <w:color w:val="667085"/>
+                <w:sz w:val="14"/>
               </w:rPr>
               <w:t>FY2025</w:t>
             </w:r>
@@ -1176,12 +1253,11 @@
           <w:tcPr>
             <w:tcW w:type="dxa" w:w="3356"/>
             <w:tcBorders>
-              <w:top w:val="single" w:sz="12" w:color="1F4E79" w:space="0"/>
+              <w:top w:val="nil"/>
               <w:left w:val="nil"/>
-              <w:bottom w:val="single" w:sz="4" w:color="C9D3DE" w:space="0"/>
+              <w:bottom w:val="single" w:sz="8" w:color="12355B" w:space="0"/>
               <w:right w:val="nil"/>
             </w:tcBorders>
-            <w:shd w:val="clear" w:color="auto" w:fill="EAF1F8"/>
           </w:tcPr>
           <w:p>
             <w:pPr>
@@ -1192,8 +1268,8 @@
               <w:rPr>
                 <w:b/>
                 <w:caps/>
-                <w:color w:val="1F4E79"/>
-                <w:sz w:val="16"/>
+                <w:color w:val="667085"/>
+                <w:sz w:val="14"/>
               </w:rPr>
               <w:t>Pokytis</w:t>
             </w:r>
@@ -1207,7 +1283,7 @@
             <w:tcBorders>
               <w:top w:val="nil"/>
               <w:left w:val="nil"/>
-              <w:bottom w:val="single" w:sz="4" w:color="DDE3EA" w:space="0"/>
+              <w:bottom w:val="single" w:sz="4" w:color="E6EAF0" w:space="0"/>
               <w:right w:val="nil"/>
             </w:tcBorders>
           </w:tcPr>
@@ -1240,7 +1316,7 @@
             <w:tcBorders>
               <w:top w:val="nil"/>
               <w:left w:val="nil"/>
-              <w:bottom w:val="single" w:sz="4" w:color="DDE3EA" w:space="0"/>
+              <w:bottom w:val="single" w:sz="4" w:color="E6EAF0" w:space="0"/>
               <w:right w:val="nil"/>
             </w:tcBorders>
           </w:tcPr>
@@ -1264,7 +1340,7 @@
             <w:tcBorders>
               <w:top w:val="nil"/>
               <w:left w:val="nil"/>
-              <w:bottom w:val="single" w:sz="4" w:color="DDE3EA" w:space="0"/>
+              <w:bottom w:val="single" w:sz="4" w:color="E6EAF0" w:space="0"/>
               <w:right w:val="nil"/>
             </w:tcBorders>
           </w:tcPr>
@@ -1291,7 +1367,7 @@
             <w:tcBorders>
               <w:top w:val="nil"/>
               <w:left w:val="nil"/>
-              <w:bottom w:val="single" w:sz="4" w:color="DDE3EA" w:space="0"/>
+              <w:bottom w:val="single" w:sz="4" w:color="E6EAF0" w:space="0"/>
               <w:right w:val="nil"/>
             </w:tcBorders>
           </w:tcPr>
@@ -1324,7 +1400,7 @@
             <w:tcBorders>
               <w:top w:val="nil"/>
               <w:left w:val="nil"/>
-              <w:bottom w:val="single" w:sz="4" w:color="DDE3EA" w:space="0"/>
+              <w:bottom w:val="single" w:sz="4" w:color="E6EAF0" w:space="0"/>
               <w:right w:val="nil"/>
             </w:tcBorders>
           </w:tcPr>
@@ -1348,7 +1424,7 @@
             <w:tcBorders>
               <w:top w:val="nil"/>
               <w:left w:val="nil"/>
-              <w:bottom w:val="single" w:sz="4" w:color="DDE3EA" w:space="0"/>
+              <w:bottom w:val="single" w:sz="4" w:color="E6EAF0" w:space="0"/>
               <w:right w:val="nil"/>
             </w:tcBorders>
           </w:tcPr>
@@ -1381,7 +1457,7 @@
       <w:r>
         <w:rPr>
           <w:b w:val="0"/>
-          <w:color w:val="5F6B7A"/>
+          <w:color w:val="667085"/>
           <w:sz w:val="16"/>
         </w:rPr>
         <w:t>Spalvos: žalias pokytis – rodiklis gerėja, raudonas – blogėja. Paskutinio laikotarpio langelio fonas: žalias – geras lygis, geltonas – vidutinis, raudonas – silpnas (įrankio orientyrai, config/metric_rules.yaml).</w:t>
@@ -1394,7 +1470,7 @@
       <w:r>
         <w:rPr>
           <w:b w:val="0"/>
-          <w:color w:val="5F6B7A"/>
+          <w:color w:val="667085"/>
           <w:sz w:val="16"/>
         </w:rPr>
         <w:t>* – paimta iš ataskaitos santraukos;  ᶜ – apskaičiuota įrankio. Mažas numeris prie teksto – nuoroda į šaltinį (paspaudus atsidaro dokumentas reikiamame puslapyje).</w:t>
@@ -1440,7 +1516,7 @@
       <w:pPr>
         <w:keepNext/>
         <w:pBdr>
-          <w:bottom w:val="single" w:sz="8" w:color="1F4E79" w:space="4"/>
+          <w:bottom w:val="single" w:sz="8" w:color="12355B" w:space="4"/>
         </w:pBdr>
         <w:tabs>
           <w:tab w:pos="482" w:val="left"/>
@@ -1453,13 +1529,13 @@
           <w:color w:val="2A78D6"/>
           <w:sz w:val="18"/>
         </w:rPr>
-        <w:t>04</w:t>
+        <w:t>03</w:t>
         <w:tab/>
       </w:r>
       <w:r>
         <w:rPr>
           <w:b/>
-          <w:color w:val="1F4E79"/>
+          <w:color w:val="12355B"/>
           <w:sz w:val="28"/>
         </w:rPr>
         <w:t>Veiklos apžvalga</w:t>
@@ -1549,7 +1625,7 @@
       <w:pPr>
         <w:keepNext/>
         <w:pBdr>
-          <w:bottom w:val="single" w:sz="8" w:color="1F4E79" w:space="4"/>
+          <w:bottom w:val="single" w:sz="8" w:color="12355B" w:space="4"/>
         </w:pBdr>
         <w:tabs>
           <w:tab w:pos="482" w:val="left"/>
@@ -1562,13 +1638,13 @@
           <w:color w:val="2A78D6"/>
           <w:sz w:val="18"/>
         </w:rPr>
-        <w:t>05</w:t>
+        <w:t>04</w:t>
         <w:tab/>
       </w:r>
       <w:r>
         <w:rPr>
           <w:b/>
-          <w:color w:val="1F4E79"/>
+          <w:color w:val="12355B"/>
           <w:sz w:val="28"/>
         </w:rPr>
         <w:t>Finansai</w:t>
@@ -1618,7 +1694,7 @@
       <w:pPr>
         <w:keepNext/>
         <w:pBdr>
-          <w:bottom w:val="single" w:sz="8" w:color="1F4E79" w:space="4"/>
+          <w:bottom w:val="single" w:sz="8" w:color="12355B" w:space="4"/>
         </w:pBdr>
         <w:tabs>
           <w:tab w:pos="482" w:val="left"/>
@@ -1631,13 +1707,13 @@
           <w:color w:val="2A78D6"/>
           <w:sz w:val="18"/>
         </w:rPr>
-        <w:t>06</w:t>
+        <w:t>05</w:t>
         <w:tab/>
       </w:r>
       <w:r>
         <w:rPr>
           <w:b/>
-          <w:color w:val="1F4E79"/>
+          <w:color w:val="12355B"/>
           <w:sz w:val="28"/>
         </w:rPr>
         <w:t>Ankstesni planai ir rezultatai</w:t>
@@ -1674,12 +1750,11 @@
           <w:tcPr>
             <w:tcW w:type="dxa" w:w="2578"/>
             <w:tcBorders>
-              <w:top w:val="single" w:sz="12" w:color="1F4E79" w:space="0"/>
+              <w:top w:val="nil"/>
               <w:left w:val="nil"/>
-              <w:bottom w:val="single" w:sz="4" w:color="C9D3DE" w:space="0"/>
+              <w:bottom w:val="single" w:sz="8" w:color="12355B" w:space="0"/>
               <w:right w:val="nil"/>
             </w:tcBorders>
-            <w:shd w:val="clear" w:color="auto" w:fill="EAF1F8"/>
           </w:tcPr>
           <w:p>
             <w:pPr>
@@ -1689,8 +1764,8 @@
               <w:rPr>
                 <w:b/>
                 <w:caps/>
-                <w:color w:val="1F4E79"/>
-                <w:sz w:val="16"/>
+                <w:color w:val="667085"/>
+                <w:sz w:val="14"/>
               </w:rPr>
               <w:t>Planas / tikslas</w:t>
             </w:r>
@@ -1700,12 +1775,11 @@
           <w:tcPr>
             <w:tcW w:type="dxa" w:w="2578"/>
             <w:tcBorders>
-              <w:top w:val="single" w:sz="12" w:color="1F4E79" w:space="0"/>
+              <w:top w:val="nil"/>
               <w:left w:val="nil"/>
-              <w:bottom w:val="single" w:sz="4" w:color="C9D3DE" w:space="0"/>
+              <w:bottom w:val="single" w:sz="8" w:color="12355B" w:space="0"/>
               <w:right w:val="nil"/>
             </w:tcBorders>
-            <w:shd w:val="clear" w:color="auto" w:fill="EAF1F8"/>
           </w:tcPr>
           <w:p>
             <w:pPr>
@@ -1715,8 +1789,8 @@
               <w:rPr>
                 <w:b/>
                 <w:caps/>
-                <w:color w:val="1F4E79"/>
-                <w:sz w:val="16"/>
+                <w:color w:val="667085"/>
+                <w:sz w:val="14"/>
               </w:rPr>
               <w:t>Rezultatas</w:t>
             </w:r>
@@ -1726,12 +1800,11 @@
           <w:tcPr>
             <w:tcW w:type="dxa" w:w="3138"/>
             <w:tcBorders>
-              <w:top w:val="single" w:sz="12" w:color="1F4E79" w:space="0"/>
+              <w:top w:val="nil"/>
               <w:left w:val="nil"/>
-              <w:bottom w:val="single" w:sz="4" w:color="C9D3DE" w:space="0"/>
+              <w:bottom w:val="single" w:sz="8" w:color="12355B" w:space="0"/>
               <w:right w:val="nil"/>
             </w:tcBorders>
-            <w:shd w:val="clear" w:color="auto" w:fill="EAF1F8"/>
           </w:tcPr>
           <w:p>
             <w:pPr>
@@ -1741,8 +1814,8 @@
               <w:rPr>
                 <w:b/>
                 <w:caps/>
-                <w:color w:val="1F4E79"/>
-                <w:sz w:val="16"/>
+                <w:color w:val="667085"/>
+                <w:sz w:val="14"/>
               </w:rPr>
               <w:t>Kas pasikeitė ir kodėl</w:t>
             </w:r>
@@ -1752,12 +1825,11 @@
           <w:tcPr>
             <w:tcW w:type="dxa" w:w="1345"/>
             <w:tcBorders>
-              <w:top w:val="single" w:sz="12" w:color="1F4E79" w:space="0"/>
+              <w:top w:val="nil"/>
               <w:left w:val="nil"/>
-              <w:bottom w:val="single" w:sz="4" w:color="C9D3DE" w:space="0"/>
+              <w:bottom w:val="single" w:sz="8" w:color="12355B" w:space="0"/>
               <w:right w:val="nil"/>
             </w:tcBorders>
-            <w:shd w:val="clear" w:color="auto" w:fill="EAF1F8"/>
           </w:tcPr>
           <w:p>
             <w:pPr>
@@ -1767,8 +1839,8 @@
               <w:rPr>
                 <w:b/>
                 <w:caps/>
-                <w:color w:val="1F4E79"/>
-                <w:sz w:val="16"/>
+                <w:color w:val="667085"/>
+                <w:sz w:val="14"/>
               </w:rPr>
               <w:t>Būsena</w:t>
             </w:r>
@@ -1782,7 +1854,7 @@
             <w:tcBorders>
               <w:top w:val="nil"/>
               <w:left w:val="nil"/>
-              <w:bottom w:val="single" w:sz="4" w:color="DDE3EA" w:space="0"/>
+              <w:bottom w:val="single" w:sz="4" w:color="E6EAF0" w:space="0"/>
               <w:right w:val="nil"/>
             </w:tcBorders>
           </w:tcPr>
@@ -1805,7 +1877,7 @@
             <w:tcBorders>
               <w:top w:val="nil"/>
               <w:left w:val="nil"/>
-              <w:bottom w:val="single" w:sz="4" w:color="DDE3EA" w:space="0"/>
+              <w:bottom w:val="single" w:sz="4" w:color="E6EAF0" w:space="0"/>
               <w:right w:val="nil"/>
             </w:tcBorders>
           </w:tcPr>
@@ -1838,7 +1910,7 @@
             <w:tcBorders>
               <w:top w:val="nil"/>
               <w:left w:val="nil"/>
-              <w:bottom w:val="single" w:sz="4" w:color="DDE3EA" w:space="0"/>
+              <w:bottom w:val="single" w:sz="4" w:color="E6EAF0" w:space="0"/>
               <w:right w:val="nil"/>
             </w:tcBorders>
           </w:tcPr>
@@ -1878,7 +1950,7 @@
             <w:tcBorders>
               <w:top w:val="nil"/>
               <w:left w:val="nil"/>
-              <w:bottom w:val="single" w:sz="4" w:color="DDE3EA" w:space="0"/>
+              <w:bottom w:val="single" w:sz="4" w:color="E6EAF0" w:space="0"/>
               <w:right w:val="nil"/>
             </w:tcBorders>
             <w:shd w:val="clear" w:color="auto" w:fill="EAF1F8"/>
@@ -1907,7 +1979,7 @@
       <w:pPr>
         <w:keepNext/>
         <w:pBdr>
-          <w:bottom w:val="single" w:sz="8" w:color="1F4E79" w:space="4"/>
+          <w:bottom w:val="single" w:sz="8" w:color="12355B" w:space="4"/>
         </w:pBdr>
         <w:tabs>
           <w:tab w:pos="482" w:val="left"/>
@@ -1920,13 +1992,13 @@
           <w:color w:val="2A78D6"/>
           <w:sz w:val="18"/>
         </w:rPr>
-        <w:t>07</w:t>
+        <w:t>06</w:t>
         <w:tab/>
       </w:r>
       <w:r>
         <w:rPr>
           <w:b/>
-          <w:color w:val="1F4E79"/>
+          <w:color w:val="12355B"/>
           <w:sz w:val="28"/>
         </w:rPr>
         <w:t>Informacija investuotojui ir išvados</w:t>
@@ -2059,7 +2131,938 @@
       <w:pPr>
         <w:keepNext/>
         <w:pBdr>
-          <w:bottom w:val="single" w:sz="8" w:color="1F4E79" w:space="4"/>
+          <w:bottom w:val="single" w:sz="8" w:color="12355B" w:space="4"/>
+        </w:pBdr>
+        <w:tabs>
+          <w:tab w:pos="482" w:val="left"/>
+        </w:tabs>
+        <w:spacing w:before="360" w:after="160"/>
+      </w:pPr>
+      <w:r>
+        <w:rPr>
+          <w:b/>
+          <w:color w:val="2A78D6"/>
+          <w:sz w:val="18"/>
+        </w:rPr>
+        <w:t>07</w:t>
+        <w:tab/>
+      </w:r>
+      <w:r>
+        <w:rPr>
+          <w:b/>
+          <w:color w:val="12355B"/>
+          <w:sz w:val="28"/>
+        </w:rPr>
+        <w:t>Rinka ir aplinka</w:t>
+      </w:r>
+    </w:p>
+    <w:tbl>
+      <w:tblPr>
+        <w:tblW w:w="9639" w:type="dxa"/>
+        <w:tblBorders>
+          <w:top w:val="nil"/>
+          <w:left w:val="nil"/>
+          <w:bottom w:val="nil"/>
+          <w:right w:val="nil"/>
+          <w:insideH w:val="nil"/>
+          <w:insideV w:val="nil"/>
+        </w:tblBorders>
+        <w:tblLayout w:type="fixed"/>
+        <w:tblCellMar>
+          <w:top w:w="70" w:type="dxa"/>
+          <w:left w:w="100" w:type="dxa"/>
+          <w:bottom w:w="70" w:type="dxa"/>
+          <w:right w:w="100" w:type="dxa"/>
+        </w:tblCellMar>
+        <w:tblLook w:firstColumn="1" w:firstRow="1" w:lastColumn="0" w:lastRow="0" w:noHBand="0" w:noVBand="1" w:val="04A0"/>
+      </w:tblPr>
+      <w:tblGrid>
+        <w:gridCol w:w="3515"/>
+        <w:gridCol w:w="1814"/>
+        <w:gridCol w:w="1360"/>
+        <w:gridCol w:w="1360"/>
+        <w:gridCol w:w="1587"/>
+      </w:tblGrid>
+      <w:tr>
+        <w:tc>
+          <w:tcPr>
+            <w:tcW w:type="dxa" w:w="3515"/>
+            <w:tcBorders>
+              <w:top w:val="nil"/>
+              <w:left w:val="nil"/>
+              <w:bottom w:val="single" w:sz="8" w:color="12355B" w:space="0"/>
+              <w:right w:val="nil"/>
+            </w:tcBorders>
+          </w:tcPr>
+          <w:p>
+            <w:pPr>
+              <w:spacing w:before="0" w:after="0"/>
+            </w:pPr>
+            <w:r>
+              <w:rPr>
+                <w:b/>
+                <w:caps/>
+                <w:color w:val="667085"/>
+                <w:sz w:val="14"/>
+              </w:rPr>
+            </w:r>
+          </w:p>
+        </w:tc>
+        <w:tc>
+          <w:tcPr>
+            <w:tcW w:type="dxa" w:w="1814"/>
+            <w:tcBorders>
+              <w:top w:val="nil"/>
+              <w:left w:val="nil"/>
+              <w:bottom w:val="single" w:sz="8" w:color="12355B" w:space="0"/>
+              <w:right w:val="nil"/>
+            </w:tcBorders>
+          </w:tcPr>
+          <w:p>
+            <w:pPr>
+              <w:spacing w:before="0" w:after="0"/>
+              <w:jc w:val="right"/>
+            </w:pPr>
+            <w:r>
+              <w:rPr>
+                <w:b/>
+                <w:caps/>
+                <w:color w:val="667085"/>
+                <w:sz w:val="14"/>
+              </w:rPr>
+              <w:t>Dabar</w:t>
+            </w:r>
+          </w:p>
+        </w:tc>
+        <w:tc>
+          <w:tcPr>
+            <w:tcW w:type="dxa" w:w="1361"/>
+            <w:tcBorders>
+              <w:top w:val="nil"/>
+              <w:left w:val="nil"/>
+              <w:bottom w:val="single" w:sz="8" w:color="12355B" w:space="0"/>
+              <w:right w:val="nil"/>
+            </w:tcBorders>
+          </w:tcPr>
+          <w:p>
+            <w:pPr>
+              <w:spacing w:before="0" w:after="0"/>
+              <w:jc w:val="right"/>
+            </w:pPr>
+            <w:r>
+              <w:rPr>
+                <w:b/>
+                <w:caps/>
+                <w:color w:val="667085"/>
+                <w:sz w:val="14"/>
+              </w:rPr>
+              <w:t>Prieš 3 mėn.</w:t>
+            </w:r>
+          </w:p>
+        </w:tc>
+        <w:tc>
+          <w:tcPr>
+            <w:tcW w:type="dxa" w:w="1361"/>
+            <w:tcBorders>
+              <w:top w:val="nil"/>
+              <w:left w:val="nil"/>
+              <w:bottom w:val="single" w:sz="8" w:color="12355B" w:space="0"/>
+              <w:right w:val="nil"/>
+            </w:tcBorders>
+          </w:tcPr>
+          <w:p>
+            <w:pPr>
+              <w:spacing w:before="0" w:after="0"/>
+              <w:jc w:val="right"/>
+            </w:pPr>
+            <w:r>
+              <w:rPr>
+                <w:b/>
+                <w:caps/>
+                <w:color w:val="667085"/>
+                <w:sz w:val="14"/>
+              </w:rPr>
+              <w:t>Prieš 12 mėn.</w:t>
+            </w:r>
+          </w:p>
+        </w:tc>
+        <w:tc>
+          <w:tcPr>
+            <w:tcW w:type="dxa" w:w="1587"/>
+            <w:tcBorders>
+              <w:top w:val="nil"/>
+              <w:left w:val="nil"/>
+              <w:bottom w:val="single" w:sz="8" w:color="12355B" w:space="0"/>
+              <w:right w:val="nil"/>
+            </w:tcBorders>
+          </w:tcPr>
+          <w:p>
+            <w:pPr>
+              <w:spacing w:before="0" w:after="0"/>
+              <w:jc w:val="right"/>
+            </w:pPr>
+            <w:r>
+              <w:rPr>
+                <w:b/>
+                <w:caps/>
+                <w:color w:val="667085"/>
+                <w:sz w:val="14"/>
+              </w:rPr>
+              <w:t>Pokytis per 12 mėn.</w:t>
+            </w:r>
+          </w:p>
+        </w:tc>
+      </w:tr>
+      <w:tr>
+        <w:tc>
+          <w:tcPr>
+            <w:tcW w:type="dxa" w:w="3515"/>
+            <w:tcBorders>
+              <w:top w:val="nil"/>
+              <w:left w:val="nil"/>
+              <w:bottom w:val="single" w:sz="4" w:color="E6EAF0" w:space="0"/>
+              <w:right w:val="nil"/>
+            </w:tcBorders>
+          </w:tcPr>
+          <w:p>
+            <w:pPr>
+              <w:spacing w:before="0" w:after="0"/>
+            </w:pPr>
+            <w:r>
+              <w:rPr>
+                <w:b w:val="0"/>
+                <w:sz w:val="17"/>
+              </w:rPr>
+              <w:t>ECB indėlių palūkanų norma</w:t>
+            </w:r>
+          </w:p>
+        </w:tc>
+        <w:tc>
+          <w:tcPr>
+            <w:tcW w:type="dxa" w:w="1814"/>
+            <w:tcBorders>
+              <w:top w:val="nil"/>
+              <w:left w:val="nil"/>
+              <w:bottom w:val="single" w:sz="4" w:color="E6EAF0" w:space="0"/>
+              <w:right w:val="nil"/>
+            </w:tcBorders>
+          </w:tcPr>
+          <w:p>
+            <w:pPr>
+              <w:spacing w:before="0" w:after="0"/>
+              <w:jc w:val="right"/>
+            </w:pPr>
+            <w:r>
+              <w:rPr>
+                <w:b w:val="0"/>
+                <w:sz w:val="17"/>
+              </w:rPr>
+              <w:t>2,50 % (2026-09)</w:t>
+            </w:r>
+          </w:p>
+        </w:tc>
+        <w:tc>
+          <w:tcPr>
+            <w:tcW w:type="dxa" w:w="1361"/>
+            <w:tcBorders>
+              <w:top w:val="nil"/>
+              <w:left w:val="nil"/>
+              <w:bottom w:val="single" w:sz="4" w:color="E6EAF0" w:space="0"/>
+              <w:right w:val="nil"/>
+            </w:tcBorders>
+          </w:tcPr>
+          <w:p>
+            <w:pPr>
+              <w:spacing w:before="0" w:after="0"/>
+              <w:jc w:val="right"/>
+            </w:pPr>
+            <w:r>
+              <w:rPr>
+                <w:b w:val="0"/>
+                <w:sz w:val="17"/>
+              </w:rPr>
+              <w:t>2,25 %</w:t>
+            </w:r>
+          </w:p>
+        </w:tc>
+        <w:tc>
+          <w:tcPr>
+            <w:tcW w:type="dxa" w:w="1361"/>
+            <w:tcBorders>
+              <w:top w:val="nil"/>
+              <w:left w:val="nil"/>
+              <w:bottom w:val="single" w:sz="4" w:color="E6EAF0" w:space="0"/>
+              <w:right w:val="nil"/>
+            </w:tcBorders>
+          </w:tcPr>
+          <w:p>
+            <w:pPr>
+              <w:spacing w:before="0" w:after="0"/>
+              <w:jc w:val="right"/>
+            </w:pPr>
+            <w:r>
+              <w:rPr>
+                <w:b w:val="0"/>
+                <w:sz w:val="17"/>
+              </w:rPr>
+              <w:t>–</w:t>
+            </w:r>
+          </w:p>
+        </w:tc>
+        <w:tc>
+          <w:tcPr>
+            <w:tcW w:type="dxa" w:w="1587"/>
+            <w:tcBorders>
+              <w:top w:val="nil"/>
+              <w:left w:val="nil"/>
+              <w:bottom w:val="single" w:sz="4" w:color="E6EAF0" w:space="0"/>
+              <w:right w:val="nil"/>
+            </w:tcBorders>
+          </w:tcPr>
+          <w:p>
+            <w:pPr>
+              <w:spacing w:before="0" w:after="0"/>
+              <w:jc w:val="right"/>
+            </w:pPr>
+            <w:r>
+              <w:rPr>
+                <w:b w:val="0"/>
+                <w:sz w:val="17"/>
+              </w:rPr>
+              <w:t>–</w:t>
+            </w:r>
+          </w:p>
+        </w:tc>
+      </w:tr>
+      <w:tr>
+        <w:tc>
+          <w:tcPr>
+            <w:tcW w:type="dxa" w:w="3515"/>
+            <w:tcBorders>
+              <w:top w:val="nil"/>
+              <w:left w:val="nil"/>
+              <w:bottom w:val="single" w:sz="4" w:color="E6EAF0" w:space="0"/>
+              <w:right w:val="nil"/>
+            </w:tcBorders>
+          </w:tcPr>
+          <w:p>
+            <w:pPr>
+              <w:spacing w:before="0" w:after="0"/>
+            </w:pPr>
+            <w:r>
+              <w:rPr>
+                <w:b w:val="0"/>
+                <w:sz w:val="17"/>
+              </w:rPr>
+              <w:t>3 mėn. Euribor</w:t>
+            </w:r>
+          </w:p>
+        </w:tc>
+        <w:tc>
+          <w:tcPr>
+            <w:tcW w:type="dxa" w:w="1814"/>
+            <w:tcBorders>
+              <w:top w:val="nil"/>
+              <w:left w:val="nil"/>
+              <w:bottom w:val="single" w:sz="4" w:color="E6EAF0" w:space="0"/>
+              <w:right w:val="nil"/>
+            </w:tcBorders>
+          </w:tcPr>
+          <w:p>
+            <w:pPr>
+              <w:spacing w:before="0" w:after="0"/>
+              <w:jc w:val="right"/>
+            </w:pPr>
+            <w:r>
+              <w:rPr>
+                <w:b w:val="0"/>
+                <w:sz w:val="17"/>
+              </w:rPr>
+              <w:t>2,64 % (2026-09)</w:t>
+            </w:r>
+          </w:p>
+        </w:tc>
+        <w:tc>
+          <w:tcPr>
+            <w:tcW w:type="dxa" w:w="1361"/>
+            <w:tcBorders>
+              <w:top w:val="nil"/>
+              <w:left w:val="nil"/>
+              <w:bottom w:val="single" w:sz="4" w:color="E6EAF0" w:space="0"/>
+              <w:right w:val="nil"/>
+            </w:tcBorders>
+          </w:tcPr>
+          <w:p>
+            <w:pPr>
+              <w:spacing w:before="0" w:after="0"/>
+              <w:jc w:val="right"/>
+            </w:pPr>
+            <w:r>
+              <w:rPr>
+                <w:b w:val="0"/>
+                <w:sz w:val="17"/>
+              </w:rPr>
+              <w:t>2,34 %</w:t>
+            </w:r>
+          </w:p>
+        </w:tc>
+        <w:tc>
+          <w:tcPr>
+            <w:tcW w:type="dxa" w:w="1361"/>
+            <w:tcBorders>
+              <w:top w:val="nil"/>
+              <w:left w:val="nil"/>
+              <w:bottom w:val="single" w:sz="4" w:color="E6EAF0" w:space="0"/>
+              <w:right w:val="nil"/>
+            </w:tcBorders>
+          </w:tcPr>
+          <w:p>
+            <w:pPr>
+              <w:spacing w:before="0" w:after="0"/>
+              <w:jc w:val="right"/>
+            </w:pPr>
+            <w:r>
+              <w:rPr>
+                <w:b w:val="0"/>
+                <w:sz w:val="17"/>
+              </w:rPr>
+              <w:t>2,03 %</w:t>
+            </w:r>
+          </w:p>
+        </w:tc>
+        <w:tc>
+          <w:tcPr>
+            <w:tcW w:type="dxa" w:w="1587"/>
+            <w:tcBorders>
+              <w:top w:val="nil"/>
+              <w:left w:val="nil"/>
+              <w:bottom w:val="single" w:sz="4" w:color="E6EAF0" w:space="0"/>
+              <w:right w:val="nil"/>
+            </w:tcBorders>
+          </w:tcPr>
+          <w:p>
+            <w:pPr>
+              <w:spacing w:before="0" w:after="0"/>
+              <w:jc w:val="right"/>
+            </w:pPr>
+            <w:r>
+              <w:rPr>
+                <w:b w:val="0"/>
+                <w:sz w:val="17"/>
+              </w:rPr>
+              <w:t>▲ 0,61 p. p.</w:t>
+            </w:r>
+          </w:p>
+        </w:tc>
+      </w:tr>
+      <w:tr>
+        <w:tc>
+          <w:tcPr>
+            <w:tcW w:type="dxa" w:w="3515"/>
+            <w:tcBorders>
+              <w:top w:val="nil"/>
+              <w:left w:val="nil"/>
+              <w:bottom w:val="single" w:sz="4" w:color="E6EAF0" w:space="0"/>
+              <w:right w:val="nil"/>
+            </w:tcBorders>
+          </w:tcPr>
+          <w:p>
+            <w:pPr>
+              <w:spacing w:before="0" w:after="0"/>
+            </w:pPr>
+            <w:r>
+              <w:rPr>
+                <w:b w:val="0"/>
+                <w:sz w:val="17"/>
+              </w:rPr>
+              <w:t>6 mėn. Euribor</w:t>
+            </w:r>
+          </w:p>
+        </w:tc>
+        <w:tc>
+          <w:tcPr>
+            <w:tcW w:type="dxa" w:w="1814"/>
+            <w:tcBorders>
+              <w:top w:val="nil"/>
+              <w:left w:val="nil"/>
+              <w:bottom w:val="single" w:sz="4" w:color="E6EAF0" w:space="0"/>
+              <w:right w:val="nil"/>
+            </w:tcBorders>
+          </w:tcPr>
+          <w:p>
+            <w:pPr>
+              <w:spacing w:before="0" w:after="0"/>
+              <w:jc w:val="right"/>
+            </w:pPr>
+            <w:r>
+              <w:rPr>
+                <w:b w:val="0"/>
+                <w:sz w:val="17"/>
+              </w:rPr>
+              <w:t>2,92 % (2026-09)</w:t>
+            </w:r>
+          </w:p>
+        </w:tc>
+        <w:tc>
+          <w:tcPr>
+            <w:tcW w:type="dxa" w:w="1361"/>
+            <w:tcBorders>
+              <w:top w:val="nil"/>
+              <w:left w:val="nil"/>
+              <w:bottom w:val="single" w:sz="4" w:color="E6EAF0" w:space="0"/>
+              <w:right w:val="nil"/>
+            </w:tcBorders>
+          </w:tcPr>
+          <w:p>
+            <w:pPr>
+              <w:spacing w:before="0" w:after="0"/>
+              <w:jc w:val="right"/>
+            </w:pPr>
+            <w:r>
+              <w:rPr>
+                <w:b w:val="0"/>
+                <w:sz w:val="17"/>
+              </w:rPr>
+              <w:t>2,60 %</w:t>
+            </w:r>
+          </w:p>
+        </w:tc>
+        <w:tc>
+          <w:tcPr>
+            <w:tcW w:type="dxa" w:w="1361"/>
+            <w:tcBorders>
+              <w:top w:val="nil"/>
+              <w:left w:val="nil"/>
+              <w:bottom w:val="single" w:sz="4" w:color="E6EAF0" w:space="0"/>
+              <w:right w:val="nil"/>
+            </w:tcBorders>
+          </w:tcPr>
+          <w:p>
+            <w:pPr>
+              <w:spacing w:before="0" w:after="0"/>
+              <w:jc w:val="right"/>
+            </w:pPr>
+            <w:r>
+              <w:rPr>
+                <w:b w:val="0"/>
+                <w:sz w:val="17"/>
+              </w:rPr>
+              <w:t>2,10 %</w:t>
+            </w:r>
+          </w:p>
+        </w:tc>
+        <w:tc>
+          <w:tcPr>
+            <w:tcW w:type="dxa" w:w="1587"/>
+            <w:tcBorders>
+              <w:top w:val="nil"/>
+              <w:left w:val="nil"/>
+              <w:bottom w:val="single" w:sz="4" w:color="E6EAF0" w:space="0"/>
+              <w:right w:val="nil"/>
+            </w:tcBorders>
+          </w:tcPr>
+          <w:p>
+            <w:pPr>
+              <w:spacing w:before="0" w:after="0"/>
+              <w:jc w:val="right"/>
+            </w:pPr>
+            <w:r>
+              <w:rPr>
+                <w:b w:val="0"/>
+                <w:sz w:val="17"/>
+              </w:rPr>
+              <w:t>▲ 0,82 p. p.</w:t>
+            </w:r>
+          </w:p>
+        </w:tc>
+      </w:tr>
+      <w:tr>
+        <w:tc>
+          <w:tcPr>
+            <w:tcW w:type="dxa" w:w="3515"/>
+            <w:tcBorders>
+              <w:top w:val="nil"/>
+              <w:left w:val="nil"/>
+              <w:bottom w:val="single" w:sz="4" w:color="E6EAF0" w:space="0"/>
+              <w:right w:val="nil"/>
+            </w:tcBorders>
+          </w:tcPr>
+          <w:p>
+            <w:pPr>
+              <w:spacing w:before="0" w:after="0"/>
+            </w:pPr>
+            <w:r>
+              <w:rPr>
+                <w:b w:val="0"/>
+                <w:sz w:val="17"/>
+              </w:rPr>
+              <w:t>12 mėn. Euribor</w:t>
+            </w:r>
+          </w:p>
+        </w:tc>
+        <w:tc>
+          <w:tcPr>
+            <w:tcW w:type="dxa" w:w="1814"/>
+            <w:tcBorders>
+              <w:top w:val="nil"/>
+              <w:left w:val="nil"/>
+              <w:bottom w:val="single" w:sz="4" w:color="E6EAF0" w:space="0"/>
+              <w:right w:val="nil"/>
+            </w:tcBorders>
+          </w:tcPr>
+          <w:p>
+            <w:pPr>
+              <w:spacing w:before="0" w:after="0"/>
+              <w:jc w:val="right"/>
+            </w:pPr>
+            <w:r>
+              <w:rPr>
+                <w:b w:val="0"/>
+                <w:sz w:val="17"/>
+              </w:rPr>
+              <w:t>3,25 % (2026-09)</w:t>
+            </w:r>
+          </w:p>
+        </w:tc>
+        <w:tc>
+          <w:tcPr>
+            <w:tcW w:type="dxa" w:w="1361"/>
+            <w:tcBorders>
+              <w:top w:val="nil"/>
+              <w:left w:val="nil"/>
+              <w:bottom w:val="single" w:sz="4" w:color="E6EAF0" w:space="0"/>
+              <w:right w:val="nil"/>
+            </w:tcBorders>
+          </w:tcPr>
+          <w:p>
+            <w:pPr>
+              <w:spacing w:before="0" w:after="0"/>
+              <w:jc w:val="right"/>
+            </w:pPr>
+            <w:r>
+              <w:rPr>
+                <w:b w:val="0"/>
+                <w:sz w:val="17"/>
+              </w:rPr>
+              <w:t>2,80 %</w:t>
+            </w:r>
+          </w:p>
+        </w:tc>
+        <w:tc>
+          <w:tcPr>
+            <w:tcW w:type="dxa" w:w="1361"/>
+            <w:tcBorders>
+              <w:top w:val="nil"/>
+              <w:left w:val="nil"/>
+              <w:bottom w:val="single" w:sz="4" w:color="E6EAF0" w:space="0"/>
+              <w:right w:val="nil"/>
+            </w:tcBorders>
+          </w:tcPr>
+          <w:p>
+            <w:pPr>
+              <w:spacing w:before="0" w:after="0"/>
+              <w:jc w:val="right"/>
+            </w:pPr>
+            <w:r>
+              <w:rPr>
+                <w:b w:val="0"/>
+                <w:sz w:val="17"/>
+              </w:rPr>
+              <w:t>2,17 %</w:t>
+            </w:r>
+          </w:p>
+        </w:tc>
+        <w:tc>
+          <w:tcPr>
+            <w:tcW w:type="dxa" w:w="1587"/>
+            <w:tcBorders>
+              <w:top w:val="nil"/>
+              <w:left w:val="nil"/>
+              <w:bottom w:val="single" w:sz="4" w:color="E6EAF0" w:space="0"/>
+              <w:right w:val="nil"/>
+            </w:tcBorders>
+          </w:tcPr>
+          <w:p>
+            <w:pPr>
+              <w:spacing w:before="0" w:after="0"/>
+              <w:jc w:val="right"/>
+            </w:pPr>
+            <w:r>
+              <w:rPr>
+                <w:b w:val="0"/>
+                <w:sz w:val="17"/>
+              </w:rPr>
+              <w:t>▲ 1,08 p. p.</w:t>
+            </w:r>
+          </w:p>
+        </w:tc>
+      </w:tr>
+      <w:tr>
+        <w:tc>
+          <w:tcPr>
+            <w:tcW w:type="dxa" w:w="3515"/>
+            <w:tcBorders>
+              <w:top w:val="nil"/>
+              <w:left w:val="nil"/>
+              <w:bottom w:val="single" w:sz="4" w:color="E6EAF0" w:space="0"/>
+              <w:right w:val="nil"/>
+            </w:tcBorders>
+          </w:tcPr>
+          <w:p>
+            <w:pPr>
+              <w:spacing w:before="0" w:after="0"/>
+            </w:pPr>
+            <w:r>
+              <w:rPr>
+                <w:b w:val="0"/>
+                <w:sz w:val="17"/>
+              </w:rPr>
+              <w:t>Euro zonos AAA vyriausybių 10 m. pajamingumas</w:t>
+            </w:r>
+          </w:p>
+        </w:tc>
+        <w:tc>
+          <w:tcPr>
+            <w:tcW w:type="dxa" w:w="1814"/>
+            <w:tcBorders>
+              <w:top w:val="nil"/>
+              <w:left w:val="nil"/>
+              <w:bottom w:val="single" w:sz="4" w:color="E6EAF0" w:space="0"/>
+              <w:right w:val="nil"/>
+            </w:tcBorders>
+          </w:tcPr>
+          <w:p>
+            <w:pPr>
+              <w:spacing w:before="0" w:after="0"/>
+              <w:jc w:val="right"/>
+            </w:pPr>
+            <w:r>
+              <w:rPr>
+                <w:b w:val="0"/>
+                <w:sz w:val="17"/>
+              </w:rPr>
+              <w:t>3,43 % (2026-10)</w:t>
+            </w:r>
+          </w:p>
+        </w:tc>
+        <w:tc>
+          <w:tcPr>
+            <w:tcW w:type="dxa" w:w="1361"/>
+            <w:tcBorders>
+              <w:top w:val="nil"/>
+              <w:left w:val="nil"/>
+              <w:bottom w:val="single" w:sz="4" w:color="E6EAF0" w:space="0"/>
+              <w:right w:val="nil"/>
+            </w:tcBorders>
+          </w:tcPr>
+          <w:p>
+            <w:pPr>
+              <w:spacing w:before="0" w:after="0"/>
+              <w:jc w:val="right"/>
+            </w:pPr>
+            <w:r>
+              <w:rPr>
+                <w:b w:val="0"/>
+                <w:sz w:val="17"/>
+              </w:rPr>
+              <w:t>3,23 %</w:t>
+            </w:r>
+          </w:p>
+        </w:tc>
+        <w:tc>
+          <w:tcPr>
+            <w:tcW w:type="dxa" w:w="1361"/>
+            <w:tcBorders>
+              <w:top w:val="nil"/>
+              <w:left w:val="nil"/>
+              <w:bottom w:val="single" w:sz="4" w:color="E6EAF0" w:space="0"/>
+              <w:right w:val="nil"/>
+            </w:tcBorders>
+          </w:tcPr>
+          <w:p>
+            <w:pPr>
+              <w:spacing w:before="0" w:after="0"/>
+              <w:jc w:val="right"/>
+            </w:pPr>
+            <w:r>
+              <w:rPr>
+                <w:b w:val="0"/>
+                <w:sz w:val="17"/>
+              </w:rPr>
+              <w:t>2,72 %</w:t>
+            </w:r>
+          </w:p>
+        </w:tc>
+        <w:tc>
+          <w:tcPr>
+            <w:tcW w:type="dxa" w:w="1587"/>
+            <w:tcBorders>
+              <w:top w:val="nil"/>
+              <w:left w:val="nil"/>
+              <w:bottom w:val="single" w:sz="4" w:color="E6EAF0" w:space="0"/>
+              <w:right w:val="nil"/>
+            </w:tcBorders>
+          </w:tcPr>
+          <w:p>
+            <w:pPr>
+              <w:spacing w:before="0" w:after="0"/>
+              <w:jc w:val="right"/>
+            </w:pPr>
+            <w:r>
+              <w:rPr>
+                <w:b w:val="0"/>
+                <w:sz w:val="17"/>
+              </w:rPr>
+              <w:t>▲ 0,71 p. p.</w:t>
+            </w:r>
+          </w:p>
+        </w:tc>
+      </w:tr>
+      <w:tr>
+        <w:tc>
+          <w:tcPr>
+            <w:tcW w:type="dxa" w:w="3515"/>
+            <w:tcBorders>
+              <w:top w:val="nil"/>
+              <w:left w:val="nil"/>
+              <w:bottom w:val="single" w:sz="4" w:color="E6EAF0" w:space="0"/>
+              <w:right w:val="nil"/>
+            </w:tcBorders>
+          </w:tcPr>
+          <w:p>
+            <w:pPr>
+              <w:spacing w:before="0" w:after="0"/>
+            </w:pPr>
+            <w:r>
+              <w:rPr>
+                <w:b w:val="0"/>
+                <w:sz w:val="17"/>
+              </w:rPr>
+              <w:t>Euro zonos infliacija (SVKI, metinė)</w:t>
+            </w:r>
+          </w:p>
+        </w:tc>
+        <w:tc>
+          <w:tcPr>
+            <w:tcW w:type="dxa" w:w="1814"/>
+            <w:tcBorders>
+              <w:top w:val="nil"/>
+              <w:left w:val="nil"/>
+              <w:bottom w:val="single" w:sz="4" w:color="E6EAF0" w:space="0"/>
+              <w:right w:val="nil"/>
+            </w:tcBorders>
+          </w:tcPr>
+          <w:p>
+            <w:pPr>
+              <w:spacing w:before="0" w:after="0"/>
+              <w:jc w:val="right"/>
+            </w:pPr>
+            <w:r>
+              <w:rPr>
+                <w:b w:val="0"/>
+                <w:sz w:val="17"/>
+              </w:rPr>
+              <w:t>1,90 % (2025-12)</w:t>
+            </w:r>
+          </w:p>
+        </w:tc>
+        <w:tc>
+          <w:tcPr>
+            <w:tcW w:type="dxa" w:w="1361"/>
+            <w:tcBorders>
+              <w:top w:val="nil"/>
+              <w:left w:val="nil"/>
+              <w:bottom w:val="single" w:sz="4" w:color="E6EAF0" w:space="0"/>
+              <w:right w:val="nil"/>
+            </w:tcBorders>
+          </w:tcPr>
+          <w:p>
+            <w:pPr>
+              <w:spacing w:before="0" w:after="0"/>
+              <w:jc w:val="right"/>
+            </w:pPr>
+            <w:r>
+              <w:rPr>
+                <w:b w:val="0"/>
+                <w:sz w:val="17"/>
+              </w:rPr>
+              <w:t>2,20 %</w:t>
+            </w:r>
+          </w:p>
+        </w:tc>
+        <w:tc>
+          <w:tcPr>
+            <w:tcW w:type="dxa" w:w="1361"/>
+            <w:tcBorders>
+              <w:top w:val="nil"/>
+              <w:left w:val="nil"/>
+              <w:bottom w:val="single" w:sz="4" w:color="E6EAF0" w:space="0"/>
+              <w:right w:val="nil"/>
+            </w:tcBorders>
+          </w:tcPr>
+          <w:p>
+            <w:pPr>
+              <w:spacing w:before="0" w:after="0"/>
+              <w:jc w:val="right"/>
+            </w:pPr>
+            <w:r>
+              <w:rPr>
+                <w:b w:val="0"/>
+                <w:sz w:val="17"/>
+              </w:rPr>
+              <w:t>2,40 %</w:t>
+            </w:r>
+          </w:p>
+        </w:tc>
+        <w:tc>
+          <w:tcPr>
+            <w:tcW w:type="dxa" w:w="1587"/>
+            <w:tcBorders>
+              <w:top w:val="nil"/>
+              <w:left w:val="nil"/>
+              <w:bottom w:val="single" w:sz="4" w:color="E6EAF0" w:space="0"/>
+              <w:right w:val="nil"/>
+            </w:tcBorders>
+          </w:tcPr>
+          <w:p>
+            <w:pPr>
+              <w:spacing w:before="0" w:after="0"/>
+              <w:jc w:val="right"/>
+            </w:pPr>
+            <w:r>
+              <w:rPr>
+                <w:b w:val="0"/>
+                <w:sz w:val="17"/>
+              </w:rPr>
+              <w:t>▼ 0,50 p. p.</w:t>
+            </w:r>
+          </w:p>
+        </w:tc>
+      </w:tr>
+    </w:tbl>
+    <w:p>
+      <w:pPr>
+        <w:spacing w:before="0" w:after="40"/>
+      </w:pPr>
+    </w:p>
+    <w:p>
+      <w:pPr>
+        <w:spacing w:before="40" w:after="60"/>
+      </w:pPr>
+      <w:r>
+        <w:rPr>
+          <w:b w:val="0"/>
+          <w:color w:val="667085"/>
+          <w:sz w:val="16"/>
+        </w:rPr>
+        <w:t>Euro zonos palūkanos ir infliacija (ECB duomenys, mėnesio pabaigos reikšmė; Euribor ir infliacija – mėnesio vidurkis). Svarbu kintamų palūkanų ir perkainojamoms (reset) obligacijoms bei refinansavimo kaštams.</w:t>
+      </w:r>
+    </w:p>
+    <w:p>
+      <w:pPr>
+        <w:keepNext/>
+        <w:pBdr>
+          <w:bottom w:val="single" w:sz="8" w:color="12355B" w:space="4"/>
         </w:pBdr>
         <w:tabs>
           <w:tab w:pos="482" w:val="left"/>
@@ -2078,7 +3081,7 @@
       <w:r>
         <w:rPr>
           <w:b/>
-          <w:color w:val="1F4E79"/>
+          <w:color w:val="12355B"/>
           <w:sz w:val="28"/>
         </w:rPr>
         <w:t>Ką rašo spauda</w:t>
@@ -2091,7 +3094,7 @@
       <w:r>
         <w:rPr>
           <w:b w:val="0"/>
-          <w:color w:val="5F6B7A"/>
+          <w:color w:val="667085"/>
           <w:sz w:val="18"/>
         </w:rPr>
         <w:t>Per šį laikotarpį naujienų apie emitentą nerasta.</w:t>
@@ -2101,7 +3104,7 @@
       <w:pPr>
         <w:keepNext/>
         <w:pBdr>
-          <w:bottom w:val="single" w:sz="8" w:color="1F4E79" w:space="4"/>
+          <w:bottom w:val="single" w:sz="8" w:color="12355B" w:space="4"/>
         </w:pBdr>
         <w:tabs>
           <w:tab w:pos="482" w:val="left"/>
@@ -2120,7 +3123,7 @@
       <w:r>
         <w:rPr>
           <w:b/>
-          <w:color w:val="1F4E79"/>
+          <w:color w:val="12355B"/>
           <w:sz w:val="28"/>
         </w:rPr>
         <w:t>ESG report</w:t>
@@ -2129,7 +3132,7 @@
     <w:p>
       <w:pPr>
         <w:keepNext/>
-        <w:shd w:val="clear" w:color="auto" w:fill="EAF1F8"/>
+        <w:shd w:val="clear" w:color="auto" w:fill="EEF3F8"/>
         <w:spacing w:before="200" w:after="80"/>
         <w:ind w:left="85"/>
       </w:pPr>
@@ -2137,7 +3140,7 @@
         <w:rPr>
           <w:b/>
           <w:caps/>
-          <w:color w:val="1F4E79"/>
+          <w:color w:val="12355B"/>
           <w:sz w:val="19"/>
         </w:rPr>
         <w:t>Exclusionary screening (companies)</w:t>
@@ -2210,7 +3213,7 @@
             <w:r>
               <w:rPr>
                 <w:b/>
-                <w:color w:val="1A1A1A"/>
+                <w:color w:val="1B2430"/>
                 <w:sz w:val="19"/>
               </w:rPr>
               <w:t>Yes, the company is not involved in excluded sectors: controversial and nuclear weapons, tobacco, gambling and restricted sectors in fossil fuel</w:t>
@@ -2227,7 +3230,7 @@
             <w:r>
               <w:rPr>
                 <w:b w:val="0"/>
-                <w:color w:val="5F6B7A"/>
+                <w:color w:val="667085"/>
                 <w:sz w:val="18"/>
               </w:rPr>
               <w:t>•</w:t>
@@ -2253,7 +3256,7 @@
             <w:r>
               <w:rPr>
                 <w:b w:val="0"/>
-                <w:color w:val="5F6B7A"/>
+                <w:color w:val="667085"/>
                 <w:sz w:val="18"/>
               </w:rPr>
               <w:t>•</w:t>
@@ -2279,7 +3282,7 @@
             <w:r>
               <w:rPr>
                 <w:b w:val="0"/>
-                <w:color w:val="5F6B7A"/>
+                <w:color w:val="667085"/>
                 <w:sz w:val="18"/>
               </w:rPr>
               <w:t>•</w:t>
@@ -2399,7 +3402,7 @@
             <w:r>
               <w:rPr>
                 <w:b/>
-                <w:color w:val="1A1A1A"/>
+                <w:color w:val="1B2430"/>
                 <w:sz w:val="19"/>
               </w:rPr>
               <w:t>Yes, the company does not have red flag/signal related to controversies based on UN Global Compact, OECD Guidelines for Multinational Enterprises or any other relevant principles/standards</w:t>
@@ -2416,7 +3419,7 @@
             <w:r>
               <w:rPr>
                 <w:b w:val="0"/>
-                <w:color w:val="5F6B7A"/>
+                <w:color w:val="667085"/>
                 <w:sz w:val="18"/>
               </w:rPr>
               <w:t>•</w:t>
@@ -2501,7 +3504,7 @@
             <w:r>
               <w:rPr>
                 <w:b/>
-                <w:color w:val="1A1A1A"/>
+                <w:color w:val="1B2430"/>
                 <w:sz w:val="19"/>
               </w:rPr>
               <w:t>Yes, the company is not in the list of sanctions (add a screenshot)</w:t>
@@ -2518,7 +3521,7 @@
             <w:r>
               <w:rPr>
                 <w:b w:val="0"/>
-                <w:color w:val="5F6B7A"/>
+                <w:color w:val="667085"/>
                 <w:sz w:val="18"/>
               </w:rPr>
               <w:t>•</w:t>
@@ -2603,7 +3606,7 @@
             <w:r>
               <w:rPr>
                 <w:b/>
-                <w:color w:val="1A1A1A"/>
+                <w:color w:val="1B2430"/>
                 <w:sz w:val="19"/>
               </w:rPr>
               <w:t>Yes, issues were not identified from adverse media checks (add a screenshot)</w:t>
@@ -2620,7 +3623,7 @@
             <w:r>
               <w:rPr>
                 <w:b w:val="0"/>
-                <w:color w:val="5F6B7A"/>
+                <w:color w:val="667085"/>
                 <w:sz w:val="18"/>
               </w:rPr>
               <w:t>•</w:t>
@@ -2646,7 +3649,7 @@
             <w:r>
               <w:rPr>
                 <w:b w:val="0"/>
-                <w:color w:val="5F6B7A"/>
+                <w:color w:val="667085"/>
                 <w:sz w:val="18"/>
               </w:rPr>
               <w:t>•</w:t>
@@ -2672,7 +3675,7 @@
             <w:r>
               <w:rPr>
                 <w:b w:val="0"/>
-                <w:color w:val="5F6B7A"/>
+                <w:color w:val="667085"/>
                 <w:sz w:val="18"/>
               </w:rPr>
               <w:t>•</w:t>
@@ -2716,7 +3719,7 @@
             <w:r>
               <w:rPr>
                 <w:b w:val="0"/>
-                <w:color w:val="5F6B7A"/>
+                <w:color w:val="667085"/>
                 <w:sz w:val="18"/>
               </w:rPr>
               <w:t>•</w:t>
@@ -2762,7 +3765,7 @@
     <w:p>
       <w:pPr>
         <w:keepNext/>
-        <w:shd w:val="clear" w:color="auto" w:fill="EAF1F8"/>
+        <w:shd w:val="clear" w:color="auto" w:fill="EEF3F8"/>
         <w:spacing w:before="200" w:after="80"/>
         <w:ind w:left="85"/>
       </w:pPr>
@@ -2770,7 +3773,7 @@
         <w:rPr>
           <w:b/>
           <w:caps/>
-          <w:color w:val="1F4E79"/>
+          <w:color w:val="12355B"/>
           <w:sz w:val="19"/>
         </w:rPr>
         <w:t>ESG integration and positive screening (positive answers imply higher allocation)</w:t>
@@ -2843,7 +3846,7 @@
             <w:r>
               <w:rPr>
                 <w:b/>
-                <w:color w:val="1A1A1A"/>
+                <w:color w:val="1B2430"/>
                 <w:sz w:val="19"/>
               </w:rPr>
               <w:t>Yes, the company is promoting environmental or social characteristics (activities, ESG policy, good ESG rating, etc)</w:t>
@@ -2860,7 +3863,7 @@
             <w:r>
               <w:rPr>
                 <w:b w:val="0"/>
-                <w:color w:val="5F6B7A"/>
+                <w:color w:val="667085"/>
                 <w:sz w:val="18"/>
               </w:rPr>
               <w:t>•</w:t>
@@ -2963,7 +3966,7 @@
             <w:r>
               <w:rPr>
                 <w:b/>
-                <w:color w:val="1A1A1A"/>
+                <w:color w:val="1B2430"/>
                 <w:sz w:val="19"/>
               </w:rPr>
               <w:t>Yes, the activities of the company or it’s strategy is aligned with the taxonomy and/or Paris agreement targets (e.g. net zero commitment)</w:t>
@@ -2980,7 +3983,7 @@
             <w:r>
               <w:rPr>
                 <w:b w:val="0"/>
-                <w:color w:val="5F6B7A"/>
+                <w:color w:val="667085"/>
                 <w:sz w:val="18"/>
               </w:rPr>
               <w:t>•</w:t>
@@ -3083,7 +4086,7 @@
             <w:r>
               <w:rPr>
                 <w:b/>
-                <w:color w:val="1A1A1A"/>
+                <w:color w:val="1B2430"/>
                 <w:sz w:val="19"/>
               </w:rPr>
               <w:t>Yes, the company does not have yellow flag/signal related to controversies based on UN Global Compact or any other relevant principles/standards</w:t>
@@ -3100,7 +4103,7 @@
             <w:r>
               <w:rPr>
                 <w:b w:val="0"/>
-                <w:color w:val="5F6B7A"/>
+                <w:color w:val="667085"/>
                 <w:sz w:val="18"/>
               </w:rPr>
               <w:t>•</w:t>
@@ -3185,7 +4188,7 @@
             <w:r>
               <w:rPr>
                 <w:b/>
-                <w:color w:val="1A1A1A"/>
+                <w:color w:val="1B2430"/>
                 <w:sz w:val="19"/>
               </w:rPr>
               <w:t>Yes, the company fulfills the expectations from SEB thematic and sector policies</w:t>
@@ -3215,7 +4218,7 @@
             <w:r>
               <w:rPr>
                 <w:b w:val="0"/>
-                <w:color w:val="5F6B7A"/>
+                <w:color w:val="667085"/>
                 <w:sz w:val="18"/>
               </w:rPr>
               <w:t>•</w:t>
@@ -3272,7 +4275,7 @@
             <w:r>
               <w:rPr>
                 <w:b w:val="0"/>
-                <w:color w:val="5F6B7A"/>
+                <w:color w:val="667085"/>
                 <w:sz w:val="18"/>
               </w:rPr>
               <w:t>•</w:t>
@@ -3329,7 +4332,7 @@
             <w:r>
               <w:rPr>
                 <w:b w:val="0"/>
-                <w:color w:val="5F6B7A"/>
+                <w:color w:val="667085"/>
                 <w:sz w:val="18"/>
               </w:rPr>
               <w:t>•</w:t>
@@ -3362,7 +4365,7 @@
     <w:p>
       <w:pPr>
         <w:keepNext/>
-        <w:shd w:val="clear" w:color="auto" w:fill="EAF1F8"/>
+        <w:shd w:val="clear" w:color="auto" w:fill="EEF3F8"/>
         <w:spacing w:before="200" w:after="80"/>
         <w:ind w:left="85"/>
       </w:pPr>
@@ -3370,7 +4373,7 @@
         <w:rPr>
           <w:b/>
           <w:caps/>
-          <w:color w:val="1F4E79"/>
+          <w:color w:val="12355B"/>
           <w:sz w:val="19"/>
         </w:rPr>
         <w:t>Engagement</w:t>
@@ -3443,7 +4446,7 @@
             <w:r>
               <w:rPr>
                 <w:b/>
-                <w:color w:val="1A1A1A"/>
+                <w:color w:val="1B2430"/>
                 <w:sz w:val="19"/>
               </w:rPr>
               <w:t>Is there a need for pro-active engagement with the company?</w:t>
@@ -3460,7 +4463,7 @@
             <w:r>
               <w:rPr>
                 <w:b w:val="0"/>
-                <w:color w:val="5F6B7A"/>
+                <w:color w:val="667085"/>
                 <w:sz w:val="18"/>
               </w:rPr>
               <w:t>•</w:t>
@@ -3493,7 +4496,7 @@
     <w:p>
       <w:pPr>
         <w:keepNext/>
-        <w:shd w:val="clear" w:color="auto" w:fill="EAF1F8"/>
+        <w:shd w:val="clear" w:color="auto" w:fill="EEF3F8"/>
         <w:spacing w:before="200" w:after="80"/>
         <w:ind w:left="85"/>
       </w:pPr>
@@ -3501,7 +4504,7 @@
         <w:rPr>
           <w:b/>
           <w:caps/>
-          <w:color w:val="1F4E79"/>
+          <w:color w:val="12355B"/>
           <w:sz w:val="19"/>
         </w:rPr>
         <w:t>Indicators</w:t>
@@ -3574,7 +4577,7 @@
             <w:r>
               <w:rPr>
                 <w:b/>
-                <w:color w:val="1A1A1A"/>
+                <w:color w:val="1B2430"/>
                 <w:sz w:val="19"/>
               </w:rPr>
               <w:t>Yes, the indicators of the company support the targets of sustainability and PAI indicators followed by the Fund</w:t>
@@ -3591,7 +4594,7 @@
             <w:r>
               <w:rPr>
                 <w:b w:val="0"/>
-                <w:color w:val="5F6B7A"/>
+                <w:color w:val="667085"/>
                 <w:sz w:val="18"/>
               </w:rPr>
               <w:t>•</w:t>
@@ -3617,7 +4620,7 @@
             <w:r>
               <w:rPr>
                 <w:b w:val="0"/>
-                <w:color w:val="5F6B7A"/>
+                <w:color w:val="667085"/>
                 <w:sz w:val="18"/>
               </w:rPr>
               <w:t>•</w:t>
@@ -3691,7 +4694,7 @@
       <w:r>
         <w:rPr>
           <w:b w:val="0"/>
-          <w:color w:val="5F6B7A"/>
+          <w:color w:val="667085"/>
           <w:sz w:val="16"/>
         </w:rPr>
         <w:t>Taikytos SEB politikos: Policy on Sustainability Considerations in Investments (SEB AB); Environmental Policy on Climate, Nature and Water (thematic); Social and Human Rights Policy (thematic); Governance expectations in sector policies (anti-corruption, tax, reporting)</w:t>
@@ -3701,7 +4704,7 @@
       <w:pPr>
         <w:keepNext/>
         <w:pBdr>
-          <w:bottom w:val="single" w:sz="8" w:color="1F4E79" w:space="4"/>
+          <w:bottom w:val="single" w:sz="8" w:color="12355B" w:space="4"/>
         </w:pBdr>
         <w:tabs>
           <w:tab w:pos="482" w:val="left"/>
@@ -3720,7 +4723,7 @@
       <w:r>
         <w:rPr>
           <w:b/>
-          <w:color w:val="1F4E79"/>
+          <w:color w:val="12355B"/>
           <w:sz w:val="28"/>
         </w:rPr>
         <w:t>Šaltiniai</w:t>
@@ -3737,7 +4740,7 @@
       <w:r>
         <w:rPr>
           <w:b w:val="0"/>
-          <w:color w:val="5F6B7A"/>
+          <w:color w:val="667085"/>
           <w:sz w:val="17"/>
         </w:rPr>
         <w:t>1.</w:t>
@@ -3764,7 +4767,7 @@
       <w:r>
         <w:rPr>
           <w:b w:val="0"/>
-          <w:color w:val="5F6B7A"/>
+          <w:color w:val="667085"/>
           <w:sz w:val="17"/>
         </w:rPr>
         <w:t>2.</w:t>
@@ -3791,7 +4794,7 @@
       <w:r>
         <w:rPr>
           <w:b w:val="0"/>
-          <w:color w:val="5F6B7A"/>
+          <w:color w:val="667085"/>
           <w:sz w:val="17"/>
         </w:rPr>
         <w:t>3.</w:t>
@@ -3818,7 +4821,7 @@
       <w:r>
         <w:rPr>
           <w:b w:val="0"/>
-          <w:color w:val="5F6B7A"/>
+          <w:color w:val="667085"/>
           <w:sz w:val="17"/>
         </w:rPr>
         <w:t>4.</w:t>
@@ -3845,7 +4848,7 @@
       <w:r>
         <w:rPr>
           <w:b w:val="0"/>
-          <w:color w:val="5F6B7A"/>
+          <w:color w:val="667085"/>
           <w:sz w:val="17"/>
         </w:rPr>
         <w:t>5.</w:t>
@@ -3872,7 +4875,7 @@
       <w:r>
         <w:rPr>
           <w:b w:val="0"/>
-          <w:color w:val="5F6B7A"/>
+          <w:color w:val="667085"/>
           <w:sz w:val="17"/>
         </w:rPr>
         <w:t>6.</w:t>
@@ -3899,7 +4902,7 @@
       <w:r>
         <w:rPr>
           <w:b w:val="0"/>
-          <w:color w:val="5F6B7A"/>
+          <w:color w:val="667085"/>
           <w:sz w:val="17"/>
         </w:rPr>
         <w:t>7.</w:t>
@@ -3922,7 +4925,7 @@
       <w:r>
         <w:rPr>
           <w:b w:val="0"/>
-          <w:color w:val="5F6B7A"/>
+          <w:color w:val="667085"/>
           <w:sz w:val="16"/>
         </w:rPr>
         <w:t>Ataskaita parengta iš viešų šaltinių. Skaičiai pateikiami taip, kaip juos skelbia emitentas; maži numeriai prie teksto veda į šaltinių sąrašą.</w:t>
@@ -3947,7 +4950,7 @@
   <w:p>
     <w:pPr>
       <w:pBdr>
-        <w:top w:val="single" w:sz="4" w:color="C9D3DE" w:space="4"/>
+        <w:top w:val="single" w:sz="4" w:color="D5DCE4" w:space="4"/>
       </w:pBdr>
       <w:tabs>
         <w:tab w:pos="9638" w:val="right"/>
@@ -3956,7 +4959,7 @@
     <w:r>
       <w:rPr>
         <w:b w:val="0"/>
-        <w:color w:val="5F6B7A"/>
+        <w:color w:val="667085"/>
         <w:sz w:val="16"/>
       </w:rPr>
       <w:t>Nortal · FY2025 · 2026-10-22</w:t>
@@ -3965,7 +4968,7 @@
     <w:r>
       <w:rPr>
         <w:b/>
-        <w:color w:val="1F4E79"/>
+        <w:color w:val="12355B"/>
         <w:sz w:val="16"/>
       </w:rPr>
       <w:fldChar w:fldCharType="begin"/>
@@ -3981,7 +4984,7 @@
   <w:p>
     <w:pPr>
       <w:pBdr>
-        <w:top w:val="single" w:sz="4" w:color="C9D3DE" w:space="4"/>
+        <w:top w:val="single" w:sz="4" w:color="D5DCE4" w:space="4"/>
       </w:pBdr>
       <w:tabs>
         <w:tab w:pos="9638" w:val="right"/>
@@ -3990,7 +4993,7 @@
     <w:r>
       <w:rPr>
         <w:b w:val="0"/>
-        <w:color w:val="5F6B7A"/>
+        <w:color w:val="667085"/>
         <w:sz w:val="16"/>
       </w:rPr>
       <w:t>Nortal · FY2025 · 2026-10-22</w:t>
@@ -3999,7 +5002,7 @@
     <w:r>
       <w:rPr>
         <w:b/>
-        <w:color w:val="1F4E79"/>
+        <w:color w:val="12355B"/>
         <w:sz w:val="16"/>
       </w:rPr>
       <w:fldChar w:fldCharType="begin"/>
@@ -4015,7 +5018,7 @@
   <w:p>
     <w:pPr>
       <w:pBdr>
-        <w:bottom w:val="single" w:sz="4" w:color="C9D3DE" w:space="4"/>
+        <w:bottom w:val="single" w:sz="4" w:color="D5DCE4" w:space="4"/>
       </w:pBdr>
       <w:tabs>
         <w:tab w:pos="9638" w:val="right"/>
@@ -4024,7 +5027,7 @@
     <w:r>
       <w:rPr>
         <w:b/>
-        <w:color w:val="1F4E79"/>
+        <w:color w:val="12355B"/>
         <w:sz w:val="16"/>
       </w:rPr>
       <w:t>Nortal</w:t>
@@ -4032,7 +5035,7 @@
     <w:r>
       <w:rPr>
         <w:b w:val="0"/>
-        <w:color w:val="5F6B7A"/>
+        <w:color w:val="667085"/>
         <w:sz w:val="16"/>
       </w:rPr>
       <w:tab/>
@@ -4410,7 +5413,7 @@
     </w:pPr>
     <w:rPr>
       <w:rFonts w:ascii="Calibri" w:hAnsi="Calibri" w:eastAsia="Calibri"/>
-      <w:color w:val="1A1A1A"/>
+      <w:color w:val="1B2430"/>
       <w:sz w:val="21"/>
     </w:rPr>
   </w:style>

--- a/docs/files/nortal/nortal_FY2025_lt.docx
+++ b/docs/files/nortal/nortal_FY2025_lt.docx
@@ -3731,7 +3731,7 @@
                 <w:color w:val="333333"/>
                 <w:sz w:val="18"/>
               </w:rPr>
-              <w:t>Naujienų suvestinė 2026-07-24 – 2026-10-22: 0 pranešimų, iš jų su neigiamu žodžiu antraštėje – 0 (plačiau – skiltyje „Ką rašo spauda“).</w:t>
+              <w:t>Naujienų suvestinė 2026-07-25 – 2026-10-23: 0 pranešimų, iš jų su neigiamu žodžiu antraštėje – 0 (plačiau – skiltyje „Ką rašo spauda“).</w:t>
             </w:r>
           </w:p>
         </w:tc>

--- a/docs/files/nortal/nortal_FY2025_lt.docx
+++ b/docs/files/nortal/nortal_FY2025_lt.docx
@@ -1460,7 +1460,7 @@
           <w:color w:val="667085"/>
           <w:sz w:val="16"/>
         </w:rPr>
-        <w:t>Spalvos: žalias pokytis – rodiklis gerėja, raudonas – blogėja. Paskutinio laikotarpio langelio fonas: žalias – geras lygis, geltonas – vidutinis, raudonas – silpnas (įrankio orientyrai, config/metric_rules.yaml).</w:t>
+        <w:t>Spalvos: žalias pokytis – rodiklis gerėja, raudonas – blogėja. Paskutinio laikotarpio langelio fonas: žalias – geras lygis, geltonas – vidutinis, raudonas – silpnas (vidiniai orientyrai, config/metric_rules.yaml).</w:t>
       </w:r>
     </w:p>
     <w:p>
@@ -1473,7 +1473,7 @@
           <w:color w:val="667085"/>
           <w:sz w:val="16"/>
         </w:rPr>
-        <w:t>* – paimta iš ataskaitos santraukos;  ᶜ – apskaičiuota įrankio. Mažas numeris prie teksto – nuoroda į šaltinį (paspaudus atsidaro dokumentas reikiamame puslapyje).</w:t>
+        <w:t>* – paimta iš ataskaitos santraukos;  ᶜ – mūsų skaičiavimas. Mažas numeris prie teksto – nuoroda į šaltinį (paspaudus atsidaro dokumentas reikiamame puslapyje).</w:t>
       </w:r>
     </w:p>
     <w:p>

--- a/docs/files/nortal/nortal_FY2025_lt.docx
+++ b/docs/files/nortal/nortal_FY2025_lt.docx
@@ -2841,7 +2841,7 @@
                 <w:b w:val="0"/>
                 <w:sz w:val="17"/>
               </w:rPr>
-              <w:t>3,43 % (2026-10)</w:t>
+              <w:t>3,38 % (2026-10)</w:t>
             </w:r>
           </w:p>
         </w:tc>
@@ -2913,7 +2913,7 @@
                 <w:b w:val="0"/>
                 <w:sz w:val="17"/>
               </w:rPr>
-              <w:t>▲ 0,71 p. p.</w:t>
+              <w:t>▲ 0,66 p. p.</w:t>
             </w:r>
           </w:p>
         </w:tc>
@@ -3533,7 +3533,7 @@
                 <w:color w:val="333333"/>
                 <w:sz w:val="18"/>
               </w:rPr>
-              <w:t>Nerasta EU, UN, UK, US OFAC konsoliduotuose sankcijų sąrašuose (automatinė patikra 2026-10-22).</w:t>
+              <w:t>Nerasta EU, UN, UK, US OFAC konsoliduotuose sankcijų sąrašuose (automatinė patikra 2026-10-23).</w:t>
             </w:r>
           </w:p>
         </w:tc>

--- a/docs/files/nortal/nortal_FY2025_lt.docx
+++ b/docs/files/nortal/nortal_FY2025_lt.docx
@@ -3536,6 +3536,117 @@
               <w:t>Nerasta EU, UN, UK, US OFAC konsoliduotuose sankcijų sąrašuose (automatinė patikra 2026-10-23).</w:t>
             </w:r>
           </w:p>
+          <w:p>
+            <w:pPr>
+              <w:spacing w:before="40" w:after="0"/>
+            </w:pPr>
+            <w:r>
+              <w:rPr>
+                <w:b/>
+                <w:color w:val="333333"/>
+                <w:sz w:val="18"/>
+              </w:rPr>
+              <w:t>Rankinė patikra</w:t>
+            </w:r>
+          </w:p>
+          <w:p>
+            <w:pPr>
+              <w:tabs>
+                <w:tab w:pos="198" w:val="left"/>
+              </w:tabs>
+              <w:spacing w:before="0" w:after="20"/>
+              <w:ind w:left="198" w:hanging="198"/>
+            </w:pPr>
+            <w:r>
+              <w:rPr>
+                <w:b w:val="0"/>
+                <w:color w:val="667085"/>
+                <w:sz w:val="18"/>
+              </w:rPr>
+              <w:t>•</w:t>
+              <w:tab/>
+            </w:r>
+            <w:r>
+              <w:rPr>
+                <w:b w:val="0"/>
+                <w:color w:val="333333"/>
+                <w:sz w:val="18"/>
+              </w:rPr>
+              <w:t>OFAC sankcijų paieška</w:t>
+            </w:r>
+            <w:hyperlink r:id="rId18">
+              <w:r>
+                <w:rPr>
+                  <w:color w:val="2A78D6"/>
+                  <w:vertAlign w:val="superscript"/>
+                  <w:sz w:val="15"/>
+                </w:rPr>
+                <w:t xml:space="preserve">6</w:t>
+              </w:r>
+            </w:hyperlink>
+          </w:p>
+          <w:p>
+            <w:pPr>
+              <w:tabs>
+                <w:tab w:pos="198" w:val="left"/>
+              </w:tabs>
+              <w:spacing w:before="0" w:after="20"/>
+              <w:ind w:left="198" w:hanging="198"/>
+            </w:pPr>
+            <w:r>
+              <w:rPr>
+                <w:b w:val="0"/>
+                <w:color w:val="667085"/>
+                <w:sz w:val="18"/>
+              </w:rPr>
+              <w:t>•</w:t>
+              <w:tab/>
+            </w:r>
+            <w:r>
+              <w:rPr>
+                <w:b w:val="0"/>
+                <w:color w:val="333333"/>
+                <w:sz w:val="18"/>
+              </w:rPr>
+              <w:t>ES sankcijų žemėlapis</w:t>
+            </w:r>
+            <w:hyperlink r:id="rId19">
+              <w:r>
+                <w:rPr>
+                  <w:color w:val="2A78D6"/>
+                  <w:vertAlign w:val="superscript"/>
+                  <w:sz w:val="15"/>
+                </w:rPr>
+                <w:t xml:space="preserve">7</w:t>
+              </w:r>
+            </w:hyperlink>
+          </w:p>
+          <w:p>
+            <w:pPr>
+              <w:tabs>
+                <w:tab w:pos="198" w:val="left"/>
+              </w:tabs>
+              <w:spacing w:before="0" w:after="20"/>
+              <w:ind w:left="198" w:hanging="198"/>
+            </w:pPr>
+            <w:r>
+              <w:rPr>
+                <w:b w:val="0"/>
+                <w:color w:val="667085"/>
+                <w:sz w:val="18"/>
+              </w:rPr>
+              <w:t>•</w:t>
+              <w:tab/>
+            </w:r>
+            <w:r>
+              <w:rPr>
+                <w:b w:val="0"/>
+                <w:color w:val="333333"/>
+                <w:sz w:val="18"/>
+              </w:rPr>
+              <w:t>SEB eNameChecker (vidinė SEB sistema).</w:t>
+            </w:r>
+          </w:p>
         </w:tc>
       </w:tr>
     </w:tbl>
@@ -3689,14 +3800,14 @@
               </w:rPr>
               <w:t>Tai politinė kritika, ne bauda ar procesas</w:t>
             </w:r>
-            <w:hyperlink r:id="rId18">
+            <w:hyperlink r:id="rId20">
               <w:r>
                 <w:rPr>
                   <w:color w:val="2A78D6"/>
                   <w:vertAlign w:val="superscript"/>
                   <w:sz w:val="15"/>
                 </w:rPr>
-                <w:t xml:space="preserve">6</w:t>
+                <w:t xml:space="preserve">8</w:t>
               </w:r>
             </w:hyperlink>
             <w:r>
@@ -4232,14 +4343,14 @@
               </w:rPr>
               <w:t>Investicijų politika</w:t>
             </w:r>
-            <w:hyperlink r:id="rId19">
+            <w:hyperlink r:id="rId21">
               <w:r>
                 <w:rPr>
                   <w:color w:val="2A78D6"/>
                   <w:vertAlign w:val="superscript"/>
                   <w:sz w:val="15"/>
                 </w:rPr>
-                <w:t xml:space="preserve">7</w:t>
+                <w:t xml:space="preserve">9</w:t>
               </w:r>
             </w:hyperlink>
             <w:r>
@@ -4887,7 +4998,7 @@
             <w:color w:val="2A78D6"/>
             <w:sz w:val="17"/>
           </w:rPr>
-          <w:t xml:space="preserve">ERR - Erakonnad ootavad Nortali osalemise kohta personaalses riigis selgitusi, 2024-02-15</w:t>
+          <w:t xml:space="preserve">OFAC Sanctions List Search (US Treasury)</w:t>
         </w:r>
       </w:hyperlink>
     </w:p>
@@ -4909,6 +5020,60 @@
         <w:tab/>
       </w:r>
       <w:hyperlink r:id="rId19">
+        <w:r>
+          <w:rPr>
+            <w:color w:val="2A78D6"/>
+            <w:sz w:val="17"/>
+          </w:rPr>
+          <w:t xml:space="preserve">EU Sanctions Map</w:t>
+        </w:r>
+      </w:hyperlink>
+    </w:p>
+    <w:p>
+      <w:pPr>
+        <w:tabs>
+          <w:tab w:pos="397" w:val="left"/>
+        </w:tabs>
+        <w:spacing w:before="0" w:after="30"/>
+        <w:ind w:left="397" w:hanging="397"/>
+      </w:pPr>
+      <w:r>
+        <w:rPr>
+          <w:b w:val="0"/>
+          <w:color w:val="667085"/>
+          <w:sz w:val="17"/>
+        </w:rPr>
+        <w:t>8.</w:t>
+        <w:tab/>
+      </w:r>
+      <w:hyperlink r:id="rId20">
+        <w:r>
+          <w:rPr>
+            <w:color w:val="2A78D6"/>
+            <w:sz w:val="17"/>
+          </w:rPr>
+          <w:t xml:space="preserve">ERR - Erakonnad ootavad Nortali osalemise kohta personaalses riigis selgitusi, 2024-02-15</w:t>
+        </w:r>
+      </w:hyperlink>
+    </w:p>
+    <w:p>
+      <w:pPr>
+        <w:tabs>
+          <w:tab w:pos="397" w:val="left"/>
+        </w:tabs>
+        <w:spacing w:before="0" w:after="30"/>
+        <w:ind w:left="397" w:hanging="397"/>
+      </w:pPr>
+      <w:r>
+        <w:rPr>
+          <w:b w:val="0"/>
+          <w:color w:val="667085"/>
+          <w:sz w:val="17"/>
+        </w:rPr>
+        <w:t>9.</w:t>
+        <w:tab/>
+      </w:r>
+      <w:hyperlink r:id="rId21">
         <w:r>
           <w:rPr>
             <w:color w:val="2A78D6"/>

--- a/docs/files/nortal/nortal_FY2025_lt.docx
+++ b/docs/files/nortal/nortal_FY2025_lt.docx
@@ -3533,7 +3533,7 @@
                 <w:color w:val="333333"/>
                 <w:sz w:val="18"/>
               </w:rPr>
-              <w:t>Nerasta EU, UN, UK, US OFAC konsoliduotuose sankcijų sąrašuose (automatinė patikra 2026-10-23).</w:t>
+              <w:t>Nerasta EU, UN, UK, US OFAC konsoliduotuose sankcijų sąrašuose (automatinė patikra 2026-10-24).</w:t>
             </w:r>
           </w:p>
           <w:p>
@@ -3842,7 +3842,7 @@
                 <w:color w:val="333333"/>
                 <w:sz w:val="18"/>
               </w:rPr>
-              <w:t>Naujienų suvestinė 2026-07-25 – 2026-10-23: 0 pranešimų, iš jų su neigiamu žodžiu antraštėje – 0 (plačiau – skiltyje „Ką rašo spauda“).</w:t>
+              <w:t>Naujienų suvestinė 2026-07-26 – 2026-10-24: 0 pranešimų, iš jų su neigiamu žodžiu antraštėje – 0 (plačiau – skiltyje „Ką rašo spauda“).</w:t>
             </w:r>
           </w:p>
         </w:tc>

--- a/docs/files/nortal/nortal_FY2025_lt.docx
+++ b/docs/files/nortal/nortal_FY2025_lt.docx
@@ -3533,7 +3533,7 @@
                 <w:color w:val="333333"/>
                 <w:sz w:val="18"/>
               </w:rPr>
-              <w:t>Nerasta EU, UN, UK, US OFAC konsoliduotuose sankcijų sąrašuose (automatinė patikra 2026-10-24).</w:t>
+              <w:t>Nerasta EU, UN, UK, US OFAC konsoliduotuose sankcijų sąrašuose (automatinė patikra 2026-10-25).</w:t>
             </w:r>
           </w:p>
           <w:p>
@@ -3842,7 +3842,7 @@
                 <w:color w:val="333333"/>
                 <w:sz w:val="18"/>
               </w:rPr>
-              <w:t>Naujienų suvestinė 2026-07-26 – 2026-10-24: 0 pranešimų, iš jų su neigiamu žodžiu antraštėje – 0 (plačiau – skiltyje „Ką rašo spauda“).</w:t>
+              <w:t>Naujienų suvestinė 2026-07-27 – 2026-10-25: 0 pranešimų, iš jų su neigiamu žodžiu antraštėje – 0 (plačiau – skiltyje „Ką rašo spauda“).</w:t>
             </w:r>
           </w:p>
         </w:tc>

--- a/docs/files/nortal/nortal_FY2025_lt.docx
+++ b/docs/files/nortal/nortal_FY2025_lt.docx
@@ -2841,7 +2841,7 @@
                 <w:b w:val="0"/>
                 <w:sz w:val="17"/>
               </w:rPr>
-              <w:t>3,38 % (2026-10)</w:t>
+              <w:t>3,37 % (2026-10)</w:t>
             </w:r>
           </w:p>
         </w:tc>
@@ -2913,7 +2913,7 @@
                 <w:b w:val="0"/>
                 <w:sz w:val="17"/>
               </w:rPr>
-              <w:t>▲ 0,66 p. p.</w:t>
+              <w:t>▲ 0,65 p. p.</w:t>
             </w:r>
           </w:p>
         </w:tc>
@@ -3533,7 +3533,7 @@
                 <w:color w:val="333333"/>
                 <w:sz w:val="18"/>
               </w:rPr>
-              <w:t>Nerasta EU, UN, UK, US OFAC konsoliduotuose sankcijų sąrašuose (automatinė patikra 2026-10-25).</w:t>
+              <w:t>Nerasta EU, UN, US OFAC konsoliduotuose sankcijų sąrašuose (automatinė patikra 2026-10-26).</w:t>
             </w:r>
           </w:p>
           <w:p>
@@ -3842,7 +3842,7 @@
                 <w:color w:val="333333"/>
                 <w:sz w:val="18"/>
               </w:rPr>
-              <w:t>Naujienų suvestinė 2026-07-27 – 2026-10-25: 0 pranešimų, iš jų su neigiamu žodžiu antraštėje – 0 (plačiau – skiltyje „Ką rašo spauda“).</w:t>
+              <w:t>Naujienų suvestinė 2026-07-28 – 2026-10-26: 0 pranešimų, iš jų su neigiamu žodžiu antraštėje – 0 (plačiau – skiltyje „Ką rašo spauda“).</w:t>
             </w:r>
           </w:p>
         </w:tc>

--- a/docs/files/nortal/nortal_FY2025_lt.docx
+++ b/docs/files/nortal/nortal_FY2025_lt.docx
@@ -3533,7 +3533,7 @@
                 <w:color w:val="333333"/>
                 <w:sz w:val="18"/>
               </w:rPr>
-              <w:t>Nerasta EU, UN, US OFAC konsoliduotuose sankcijų sąrašuose (automatinė patikra 2026-10-26).</w:t>
+              <w:t>Nerasta EU, UN, US OFAC konsoliduotuose sankcijų sąrašuose (automatinė patikra 2026-10-27).</w:t>
             </w:r>
           </w:p>
           <w:p>
@@ -3842,7 +3842,7 @@
                 <w:color w:val="333333"/>
                 <w:sz w:val="18"/>
               </w:rPr>
-              <w:t>Naujienų suvestinė 2026-07-28 – 2026-10-26: 0 pranešimų, iš jų su neigiamu žodžiu antraštėje – 0 (plačiau – skiltyje „Ką rašo spauda“).</w:t>
+              <w:t>Naujienų suvestinė 2026-07-29 – 2026-10-27: 0 pranešimų, iš jų su neigiamu žodžiu antraštėje – 0 (plačiau – skiltyje „Ką rašo spauda“).</w:t>
             </w:r>
           </w:p>
         </w:tc>

--- a/docs/files/nortal/nortal_FY2025_lt.docx
+++ b/docs/files/nortal/nortal_FY2025_lt.docx
@@ -3533,7 +3533,7 @@
                 <w:color w:val="333333"/>
                 <w:sz w:val="18"/>
               </w:rPr>
-              <w:t>Nerasta EU, UN, US OFAC konsoliduotuose sankcijų sąrašuose (automatinė patikra 2026-10-27).</w:t>
+              <w:t>Nerasta EU, UN, US OFAC konsoliduotuose sankcijų sąrašuose (automatinė patikra 2026-10-28).</w:t>
             </w:r>
           </w:p>
           <w:p>
@@ -3842,7 +3842,7 @@
                 <w:color w:val="333333"/>
                 <w:sz w:val="18"/>
               </w:rPr>
-              <w:t>Naujienų suvestinė 2026-07-29 – 2026-10-27: 0 pranešimų, iš jų su neigiamu žodžiu antraštėje – 0 (plačiau – skiltyje „Ką rašo spauda“).</w:t>
+              <w:t>Naujienų suvestinė 2026-07-30 – 2026-10-28: 0 pranešimų, iš jų su neigiamu žodžiu antraštėje – 0 (plačiau – skiltyje „Ką rašo spauda“).</w:t>
             </w:r>
           </w:p>
         </w:tc>

--- a/docs/files/nortal/nortal_FY2025_lt.docx
+++ b/docs/files/nortal/nortal_FY2025_lt.docx
@@ -3533,7 +3533,7 @@
                 <w:color w:val="333333"/>
                 <w:sz w:val="18"/>
               </w:rPr>
-              <w:t>Nerasta EU, UN, US OFAC konsoliduotuose sankcijų sąrašuose (automatinė patikra 2026-10-28).</w:t>
+              <w:t>Nerasta EU, UN, US OFAC konsoliduotuose sankcijų sąrašuose (automatinė patikra 2026-10-30).</w:t>
             </w:r>
           </w:p>
           <w:p>
@@ -3842,7 +3842,7 @@
                 <w:color w:val="333333"/>
                 <w:sz w:val="18"/>
               </w:rPr>
-              <w:t>Naujienų suvestinė 2026-07-30 – 2026-10-28: 0 pranešimų, iš jų su neigiamu žodžiu antraštėje – 0 (plačiau – skiltyje „Ką rašo spauda“).</w:t>
+              <w:t>Naujienų suvestinė 2026-08-01 – 2026-10-30: 0 pranešimų, iš jų su neigiamu žodžiu antraštėje – 0 (plačiau – skiltyje „Ką rašo spauda“).</w:t>
             </w:r>
           </w:p>
         </w:tc>

--- a/docs/files/nortal/nortal_FY2025_lt.docx
+++ b/docs/files/nortal/nortal_FY2025_lt.docx
@@ -3533,7 +3533,7 @@
                 <w:color w:val="333333"/>
                 <w:sz w:val="18"/>
               </w:rPr>
-              <w:t>Nerasta EU, UN, US OFAC konsoliduotuose sankcijų sąrašuose (automatinė patikra 2026-10-30).</w:t>
+              <w:t>Nerasta EU, UN, US OFAC konsoliduotuose sankcijų sąrašuose (automatinė patikra 2026-10-31).</w:t>
             </w:r>
           </w:p>
           <w:p>
@@ -3842,7 +3842,7 @@
                 <w:color w:val="333333"/>
                 <w:sz w:val="18"/>
               </w:rPr>
-              <w:t>Naujienų suvestinė 2026-08-01 – 2026-10-30: 0 pranešimų, iš jų su neigiamu žodžiu antraštėje – 0 (plačiau – skiltyje „Ką rašo spauda“).</w:t>
+              <w:t>Naujienų suvestinė 2026-08-02 – 2026-10-31: 0 pranešimų, iš jų su neigiamu žodžiu antraštėje – 0 (plačiau – skiltyje „Ką rašo spauda“).</w:t>
             </w:r>
           </w:p>
         </w:tc>
